--- a/04 Инструменты, программы, сервисы/Ведение репозитория на github.docx
+++ b/04 Инструменты, программы, сервисы/Ведение репозитория на github.docx
@@ -4,449 +4,1210 @@
   <w:body>
     <w:p>
       <w:pPr>
-        <w:spacing w:after="0" w:line="240" w:lineRule="auto"/>
-        <w:rPr>
-          <w:rFonts w:ascii="Times New Roman" w:eastAsia="Times New Roman" w:hAnsi="Times New Roman" w:cs="Times New Roman"/>
-          <w:b/>
-          <w:bCs/>
-          <w:sz w:val="28"/>
-          <w:szCs w:val="28"/>
-          <w:lang w:eastAsia="ru-RU"/>
-        </w:rPr>
-      </w:pPr>
-      <w:r>
-        <w:rPr>
-          <w:rFonts w:ascii="Times New Roman" w:eastAsia="Times New Roman" w:hAnsi="Times New Roman" w:cs="Times New Roman"/>
-          <w:b/>
-          <w:bCs/>
-          <w:sz w:val="28"/>
-          <w:szCs w:val="28"/>
-          <w:lang w:eastAsia="ru-RU"/>
-        </w:rPr>
-        <w:t xml:space="preserve">Ведение репозитория на </w:t>
-      </w:r>
-      <w:proofErr w:type="spellStart"/>
-      <w:r>
-        <w:rPr>
-          <w:rFonts w:ascii="Times New Roman" w:eastAsia="Times New Roman" w:hAnsi="Times New Roman" w:cs="Times New Roman"/>
-          <w:b/>
-          <w:bCs/>
-          <w:sz w:val="28"/>
-          <w:szCs w:val="28"/>
-          <w:lang w:val="en-US" w:eastAsia="ru-RU"/>
-        </w:rPr>
-        <w:t>g</w:t>
-      </w:r>
-      <w:r>
-        <w:rPr>
-          <w:rFonts w:ascii="Times New Roman" w:eastAsia="Times New Roman" w:hAnsi="Times New Roman" w:cs="Times New Roman"/>
-          <w:b/>
-          <w:bCs/>
-          <w:sz w:val="28"/>
-          <w:szCs w:val="28"/>
-          <w:lang w:val="en-US" w:eastAsia="ru-RU"/>
-        </w:rPr>
-        <w:t>i</w:t>
-      </w:r>
-      <w:r>
-        <w:rPr>
-          <w:rFonts w:ascii="Times New Roman" w:eastAsia="Times New Roman" w:hAnsi="Times New Roman" w:cs="Times New Roman"/>
-          <w:b/>
-          <w:bCs/>
-          <w:sz w:val="28"/>
-          <w:szCs w:val="28"/>
-          <w:lang w:val="en-US" w:eastAsia="ru-RU"/>
-        </w:rPr>
-        <w:t>t</w:t>
-      </w:r>
-      <w:r>
-        <w:rPr>
-          <w:rFonts w:ascii="Times New Roman" w:eastAsia="Times New Roman" w:hAnsi="Times New Roman" w:cs="Times New Roman"/>
-          <w:b/>
-          <w:bCs/>
-          <w:sz w:val="28"/>
-          <w:szCs w:val="28"/>
-          <w:lang w:val="en-US" w:eastAsia="ru-RU"/>
-        </w:rPr>
-        <w:t>hub</w:t>
-      </w:r>
-      <w:proofErr w:type="spellEnd"/>
-    </w:p>
-    <w:p>
-      <w:pPr>
-        <w:spacing w:after="0" w:line="240" w:lineRule="auto"/>
-        <w:rPr>
-          <w:rFonts w:ascii="Times New Roman" w:eastAsia="Times New Roman" w:hAnsi="Times New Roman" w:cs="Times New Roman"/>
+        <w:spacing w:after="0" w:line="276" w:lineRule="auto"/>
+        <w:jc w:val="center"/>
+        <w:rPr>
+          <w:rFonts w:ascii="Courier New" w:eastAsia="Times New Roman" w:hAnsi="Courier New" w:cs="Courier New"/>
+          <w:b/>
+          <w:bCs/>
           <w:sz w:val="24"/>
           <w:szCs w:val="24"/>
           <w:lang w:eastAsia="ru-RU"/>
         </w:rPr>
       </w:pPr>
-    </w:p>
-    <w:p>
-      <w:pPr>
-        <w:spacing w:after="0" w:line="240" w:lineRule="auto"/>
-        <w:rPr>
-          <w:rFonts w:ascii="Times New Roman" w:eastAsia="Times New Roman" w:hAnsi="Times New Roman" w:cs="Times New Roman"/>
+      <w:r>
+        <w:rPr>
+          <w:rFonts w:ascii="Courier New" w:eastAsia="Times New Roman" w:hAnsi="Courier New" w:cs="Courier New"/>
+          <w:b/>
+          <w:bCs/>
           <w:sz w:val="24"/>
           <w:szCs w:val="24"/>
           <w:lang w:eastAsia="ru-RU"/>
         </w:rPr>
-      </w:pPr>
-      <w:r>
-        <w:rPr>
-          <w:rFonts w:ascii="Times New Roman" w:eastAsia="Times New Roman" w:hAnsi="Times New Roman" w:cs="Times New Roman"/>
+        <w:t xml:space="preserve">Ведение репозитория на </w:t>
+      </w:r>
+      <w:r>
+        <w:rPr>
+          <w:rFonts w:ascii="Courier New" w:eastAsia="Times New Roman" w:hAnsi="Courier New" w:cs="Courier New"/>
+          <w:b/>
+          <w:bCs/>
           <w:sz w:val="24"/>
           <w:szCs w:val="24"/>
-          <w:lang w:eastAsia="ru-RU"/>
-        </w:rPr>
-        <w:t>Первый раз</w:t>
-      </w:r>
-    </w:p>
-    <w:p>
-      <w:pPr>
-        <w:spacing w:after="0" w:line="240" w:lineRule="auto"/>
-        <w:rPr>
-          <w:rFonts w:ascii="Times New Roman" w:eastAsia="Times New Roman" w:hAnsi="Times New Roman" w:cs="Times New Roman"/>
+          <w:lang w:val="en-US" w:eastAsia="ru-RU"/>
+        </w:rPr>
+        <w:t>G</w:t>
+      </w:r>
+      <w:r>
+        <w:rPr>
+          <w:rFonts w:ascii="Courier New" w:eastAsia="Times New Roman" w:hAnsi="Courier New" w:cs="Courier New"/>
+          <w:b/>
+          <w:bCs/>
           <w:sz w:val="24"/>
           <w:szCs w:val="24"/>
-          <w:lang w:eastAsia="ru-RU"/>
-        </w:rPr>
-      </w:pPr>
-    </w:p>
-    <w:p>
-      <w:pPr>
-        <w:spacing w:after="0" w:line="240" w:lineRule="auto"/>
-        <w:rPr>
-          <w:rFonts w:ascii="Times New Roman" w:eastAsia="Times New Roman" w:hAnsi="Times New Roman" w:cs="Times New Roman"/>
+          <w:lang w:val="en-US" w:eastAsia="ru-RU"/>
+        </w:rPr>
+        <w:t>i</w:t>
+      </w:r>
+      <w:r>
+        <w:rPr>
+          <w:rFonts w:ascii="Courier New" w:eastAsia="Times New Roman" w:hAnsi="Courier New" w:cs="Courier New"/>
+          <w:b/>
+          <w:bCs/>
           <w:sz w:val="24"/>
           <w:szCs w:val="24"/>
           <w:lang w:val="en-US" w:eastAsia="ru-RU"/>
         </w:rPr>
-      </w:pPr>
-      <w:r>
-        <w:rPr>
-          <w:rFonts w:ascii="Times New Roman" w:eastAsia="Times New Roman" w:hAnsi="Times New Roman" w:cs="Times New Roman"/>
+        <w:t>t</w:t>
+      </w:r>
+      <w:r>
+        <w:rPr>
+          <w:rFonts w:ascii="Courier New" w:eastAsia="Times New Roman" w:hAnsi="Courier New" w:cs="Courier New"/>
+          <w:b/>
+          <w:bCs/>
           <w:sz w:val="24"/>
           <w:szCs w:val="24"/>
           <w:lang w:val="en-US" w:eastAsia="ru-RU"/>
         </w:rPr>
-        <w:t xml:space="preserve">D: </w:t>
-      </w:r>
-    </w:p>
-    <w:p>
-      <w:pPr>
-        <w:spacing w:after="0" w:line="240" w:lineRule="auto"/>
-        <w:rPr>
-          <w:rFonts w:ascii="Times New Roman" w:eastAsia="Times New Roman" w:hAnsi="Times New Roman" w:cs="Times New Roman"/>
+        <w:t>H</w:t>
+      </w:r>
+      <w:r>
+        <w:rPr>
+          <w:rFonts w:ascii="Courier New" w:eastAsia="Times New Roman" w:hAnsi="Courier New" w:cs="Courier New"/>
+          <w:b/>
+          <w:bCs/>
           <w:sz w:val="24"/>
           <w:szCs w:val="24"/>
           <w:lang w:val="en-US" w:eastAsia="ru-RU"/>
         </w:rPr>
-      </w:pPr>
-      <w:r>
-        <w:rPr>
-          <w:rFonts w:ascii="Times New Roman" w:eastAsia="Times New Roman" w:hAnsi="Times New Roman" w:cs="Times New Roman"/>
+        <w:t>ub</w:t>
+      </w:r>
+    </w:p>
+    <w:p>
+      <w:pPr>
+        <w:spacing w:after="0" w:line="276" w:lineRule="auto"/>
+        <w:rPr>
+          <w:rFonts w:ascii="Courier New" w:eastAsia="Times New Roman" w:hAnsi="Courier New" w:cs="Courier New"/>
+          <w:sz w:val="20"/>
+          <w:szCs w:val="20"/>
+          <w:lang w:eastAsia="ru-RU"/>
+        </w:rPr>
+      </w:pPr>
+    </w:p>
+    <w:p>
+      <w:pPr>
+        <w:spacing w:after="0" w:line="276" w:lineRule="auto"/>
+        <w:rPr>
+          <w:rFonts w:ascii="Courier New" w:eastAsia="Times New Roman" w:hAnsi="Courier New" w:cs="Courier New"/>
+          <w:sz w:val="20"/>
+          <w:szCs w:val="20"/>
+          <w:lang w:eastAsia="ru-RU"/>
+        </w:rPr>
+      </w:pPr>
+      <w:r>
+        <w:rPr>
+          <w:rFonts w:ascii="Courier New" w:eastAsia="Times New Roman" w:hAnsi="Courier New" w:cs="Courier New"/>
+          <w:sz w:val="20"/>
+          <w:szCs w:val="20"/>
+          <w:lang w:eastAsia="ru-RU"/>
+        </w:rPr>
+        <w:t>Работаем через терминал. Я использую стандартную командную строку (</w:t>
+      </w:r>
+      <w:proofErr w:type="spellStart"/>
+      <w:r>
+        <w:rPr>
+          <w:rFonts w:ascii="Courier New" w:eastAsia="Times New Roman" w:hAnsi="Courier New" w:cs="Courier New"/>
+          <w:sz w:val="20"/>
+          <w:szCs w:val="20"/>
+          <w:lang w:val="en-US" w:eastAsia="ru-RU"/>
+        </w:rPr>
+        <w:t>cmd</w:t>
+      </w:r>
+      <w:proofErr w:type="spellEnd"/>
+      <w:r>
+        <w:rPr>
+          <w:rFonts w:ascii="Courier New" w:eastAsia="Times New Roman" w:hAnsi="Courier New" w:cs="Courier New"/>
+          <w:sz w:val="20"/>
+          <w:szCs w:val="20"/>
+          <w:lang w:eastAsia="ru-RU"/>
+        </w:rPr>
+        <w:t>)</w:t>
+      </w:r>
+      <w:r>
+        <w:rPr>
+          <w:rFonts w:ascii="Courier New" w:eastAsia="Times New Roman" w:hAnsi="Courier New" w:cs="Courier New"/>
+          <w:sz w:val="20"/>
+          <w:szCs w:val="20"/>
+          <w:lang w:eastAsia="ru-RU"/>
+        </w:rPr>
+        <w:t>.</w:t>
+      </w:r>
+    </w:p>
+    <w:p>
+      <w:pPr>
+        <w:spacing w:after="0" w:line="276" w:lineRule="auto"/>
+        <w:rPr>
+          <w:rFonts w:ascii="Courier New" w:eastAsia="Times New Roman" w:hAnsi="Courier New" w:cs="Courier New"/>
+          <w:b/>
+          <w:bCs/>
+          <w:sz w:val="20"/>
+          <w:szCs w:val="20"/>
+          <w:lang w:eastAsia="ru-RU"/>
+        </w:rPr>
+      </w:pPr>
+    </w:p>
+    <w:p>
+      <w:pPr>
+        <w:spacing w:after="0" w:line="276" w:lineRule="auto"/>
+        <w:rPr>
+          <w:rFonts w:ascii="Courier New" w:eastAsia="Times New Roman" w:hAnsi="Courier New" w:cs="Courier New"/>
+          <w:b/>
+          <w:bCs/>
+          <w:sz w:val="20"/>
+          <w:szCs w:val="20"/>
+          <w:lang w:eastAsia="ru-RU"/>
+        </w:rPr>
+      </w:pPr>
+      <w:r>
+        <w:rPr>
+          <w:rFonts w:ascii="Courier New" w:eastAsia="Times New Roman" w:hAnsi="Courier New" w:cs="Courier New"/>
+          <w:b/>
+          <w:bCs/>
+          <w:sz w:val="20"/>
+          <w:szCs w:val="20"/>
+          <w:lang w:eastAsia="ru-RU"/>
+        </w:rPr>
+        <w:t>Первый раз</w:t>
+      </w:r>
+    </w:p>
+    <w:p>
+      <w:pPr>
+        <w:spacing w:after="0" w:line="276" w:lineRule="auto"/>
+        <w:rPr>
+          <w:rFonts w:ascii="Courier New" w:eastAsia="Times New Roman" w:hAnsi="Courier New" w:cs="Courier New"/>
+          <w:sz w:val="20"/>
+          <w:szCs w:val="20"/>
+          <w:lang w:eastAsia="ru-RU"/>
+        </w:rPr>
+      </w:pPr>
+    </w:p>
+    <w:p>
+      <w:pPr>
+        <w:spacing w:after="0" w:line="276" w:lineRule="auto"/>
+        <w:rPr>
+          <w:rFonts w:ascii="Courier New" w:eastAsia="Times New Roman" w:hAnsi="Courier New" w:cs="Courier New"/>
+          <w:sz w:val="20"/>
+          <w:szCs w:val="20"/>
+          <w:lang w:val="en-US" w:eastAsia="ru-RU"/>
+        </w:rPr>
+      </w:pPr>
+      <w:r>
+        <w:rPr>
+          <w:rFonts w:ascii="Courier New" w:eastAsia="Times New Roman" w:hAnsi="Courier New" w:cs="Courier New"/>
+          <w:sz w:val="20"/>
+          <w:szCs w:val="20"/>
+          <w:lang w:val="en-US" w:eastAsia="ru-RU"/>
+        </w:rPr>
+        <w:t xml:space="preserve">D: </w:t>
+      </w:r>
+    </w:p>
+    <w:p>
+      <w:pPr>
+        <w:spacing w:after="0" w:line="276" w:lineRule="auto"/>
+        <w:rPr>
+          <w:rFonts w:ascii="Courier New" w:eastAsia="Times New Roman" w:hAnsi="Courier New" w:cs="Courier New"/>
+          <w:sz w:val="20"/>
+          <w:szCs w:val="20"/>
+          <w:lang w:val="en-US" w:eastAsia="ru-RU"/>
+        </w:rPr>
+      </w:pPr>
+      <w:r>
+        <w:rPr>
+          <w:rFonts w:ascii="Courier New" w:eastAsia="Times New Roman" w:hAnsi="Courier New" w:cs="Courier New"/>
+          <w:sz w:val="20"/>
+          <w:szCs w:val="20"/>
+          <w:lang w:val="en-US" w:eastAsia="ru-RU"/>
+        </w:rPr>
+        <w:t xml:space="preserve">cd </w:t>
+      </w:r>
+      <w:r>
+        <w:rPr>
+          <w:rFonts w:ascii="Courier New" w:eastAsia="Times New Roman" w:hAnsi="Courier New" w:cs="Courier New"/>
+          <w:sz w:val="20"/>
+          <w:szCs w:val="20"/>
+          <w:lang w:val="en-US" w:eastAsia="ru-RU"/>
+        </w:rPr>
+        <w:t>D:\IT\DataScience\DS_notes</w:t>
+      </w:r>
+    </w:p>
+    <w:p>
+      <w:pPr>
+        <w:spacing w:after="0" w:line="276" w:lineRule="auto"/>
+        <w:rPr>
+          <w:rFonts w:ascii="Courier New" w:eastAsia="Times New Roman" w:hAnsi="Courier New" w:cs="Courier New"/>
+          <w:sz w:val="20"/>
+          <w:szCs w:val="20"/>
+          <w:lang w:val="en-US" w:eastAsia="ru-RU"/>
+        </w:rPr>
+      </w:pPr>
+      <w:r>
+        <w:rPr>
+          <w:rFonts w:ascii="Courier New" w:eastAsia="Times New Roman" w:hAnsi="Courier New" w:cs="Courier New"/>
+          <w:sz w:val="20"/>
+          <w:szCs w:val="20"/>
+          <w:lang w:val="en-US" w:eastAsia="ru-RU"/>
+        </w:rPr>
+        <w:t xml:space="preserve">git </w:t>
+      </w:r>
+      <w:proofErr w:type="spellStart"/>
+      <w:r>
+        <w:rPr>
+          <w:rFonts w:ascii="Courier New" w:eastAsia="Times New Roman" w:hAnsi="Courier New" w:cs="Courier New"/>
+          <w:sz w:val="20"/>
+          <w:szCs w:val="20"/>
+          <w:lang w:val="en-US" w:eastAsia="ru-RU"/>
+        </w:rPr>
+        <w:t>init</w:t>
+      </w:r>
+      <w:proofErr w:type="spellEnd"/>
+    </w:p>
+    <w:p>
+      <w:pPr>
+        <w:spacing w:after="0" w:line="276" w:lineRule="auto"/>
+        <w:rPr>
+          <w:rFonts w:ascii="Courier New" w:eastAsia="Times New Roman" w:hAnsi="Courier New" w:cs="Courier New"/>
+          <w:sz w:val="20"/>
+          <w:szCs w:val="20"/>
+          <w:lang w:val="en-US" w:eastAsia="ru-RU"/>
+        </w:rPr>
+      </w:pPr>
+      <w:r>
+        <w:rPr>
+          <w:rFonts w:ascii="Courier New" w:eastAsia="Times New Roman" w:hAnsi="Courier New" w:cs="Courier New"/>
+          <w:sz w:val="20"/>
+          <w:szCs w:val="20"/>
+          <w:lang w:val="en-US" w:eastAsia="ru-RU"/>
+        </w:rPr>
+        <w:t>git add .</w:t>
+      </w:r>
+    </w:p>
+    <w:p>
+      <w:pPr>
+        <w:spacing w:after="0" w:line="276" w:lineRule="auto"/>
+        <w:rPr>
+          <w:rFonts w:ascii="Courier New" w:eastAsia="Times New Roman" w:hAnsi="Courier New" w:cs="Courier New"/>
+          <w:sz w:val="20"/>
+          <w:szCs w:val="20"/>
+          <w:lang w:val="en-US" w:eastAsia="ru-RU"/>
+        </w:rPr>
+      </w:pPr>
+      <w:r>
+        <w:rPr>
+          <w:rFonts w:ascii="Courier New" w:eastAsia="Times New Roman" w:hAnsi="Courier New" w:cs="Courier New"/>
+          <w:sz w:val="20"/>
+          <w:szCs w:val="20"/>
+          <w:lang w:val="en-US" w:eastAsia="ru-RU"/>
+        </w:rPr>
+        <w:t>git status</w:t>
+      </w:r>
+    </w:p>
+    <w:p>
+      <w:pPr>
+        <w:spacing w:after="0" w:line="276" w:lineRule="auto"/>
+        <w:rPr>
+          <w:rFonts w:ascii="Courier New" w:eastAsia="Times New Roman" w:hAnsi="Courier New" w:cs="Courier New"/>
+          <w:sz w:val="20"/>
+          <w:szCs w:val="20"/>
+          <w:lang w:val="en-US" w:eastAsia="ru-RU"/>
+        </w:rPr>
+      </w:pPr>
+      <w:r>
+        <w:rPr>
+          <w:rFonts w:ascii="Courier New" w:eastAsia="Times New Roman" w:hAnsi="Courier New" w:cs="Courier New"/>
+          <w:sz w:val="20"/>
+          <w:szCs w:val="20"/>
+          <w:lang w:val="en-US" w:eastAsia="ru-RU"/>
+        </w:rPr>
+        <w:t>git commit -m "</w:t>
+      </w:r>
+      <w:r>
+        <w:rPr>
+          <w:rFonts w:ascii="Courier New" w:eastAsia="Times New Roman" w:hAnsi="Courier New" w:cs="Courier New"/>
+          <w:sz w:val="20"/>
+          <w:szCs w:val="20"/>
+          <w:lang w:val="en-US" w:eastAsia="ru-RU"/>
+        </w:rPr>
+        <w:t>first commit</w:t>
+      </w:r>
+      <w:r>
+        <w:rPr>
+          <w:rFonts w:ascii="Courier New" w:eastAsia="Times New Roman" w:hAnsi="Courier New" w:cs="Courier New"/>
+          <w:sz w:val="20"/>
+          <w:szCs w:val="20"/>
+          <w:lang w:val="en-US" w:eastAsia="ru-RU"/>
+        </w:rPr>
+        <w:t>"</w:t>
+      </w:r>
+    </w:p>
+    <w:p>
+      <w:pPr>
+        <w:spacing w:after="0" w:line="276" w:lineRule="auto"/>
+        <w:rPr>
+          <w:rFonts w:ascii="Courier New" w:eastAsia="Times New Roman" w:hAnsi="Courier New" w:cs="Courier New"/>
+          <w:sz w:val="20"/>
+          <w:szCs w:val="20"/>
+          <w:lang w:val="en-US" w:eastAsia="ru-RU"/>
+        </w:rPr>
+      </w:pPr>
+      <w:r>
+        <w:rPr>
+          <w:rFonts w:ascii="Courier New" w:eastAsia="Times New Roman" w:hAnsi="Courier New" w:cs="Courier New"/>
+          <w:sz w:val="20"/>
+          <w:szCs w:val="20"/>
+          <w:lang w:val="en-US" w:eastAsia="ru-RU"/>
+        </w:rPr>
+        <w:t>git remote add origin https://github.com/EgorTatarnikov/DS_notes.git</w:t>
+      </w:r>
+    </w:p>
+    <w:p>
+      <w:pPr>
+        <w:spacing w:after="0" w:line="276" w:lineRule="auto"/>
+        <w:rPr>
+          <w:rFonts w:ascii="Courier New" w:eastAsia="Times New Roman" w:hAnsi="Courier New" w:cs="Courier New"/>
+          <w:sz w:val="20"/>
+          <w:szCs w:val="20"/>
+          <w:lang w:val="en-US" w:eastAsia="ru-RU"/>
+        </w:rPr>
+      </w:pPr>
+      <w:r>
+        <w:rPr>
+          <w:rFonts w:ascii="Courier New" w:eastAsia="Times New Roman" w:hAnsi="Courier New" w:cs="Courier New"/>
+          <w:sz w:val="20"/>
+          <w:szCs w:val="20"/>
+          <w:lang w:val="en-US" w:eastAsia="ru-RU"/>
+        </w:rPr>
+        <w:t>git branch -M main</w:t>
+      </w:r>
+    </w:p>
+    <w:p>
+      <w:pPr>
+        <w:spacing w:after="0" w:line="276" w:lineRule="auto"/>
+        <w:rPr>
+          <w:rFonts w:ascii="Courier New" w:eastAsia="Times New Roman" w:hAnsi="Courier New" w:cs="Courier New"/>
+          <w:sz w:val="20"/>
+          <w:szCs w:val="20"/>
+          <w:lang w:val="en-US" w:eastAsia="ru-RU"/>
+        </w:rPr>
+      </w:pPr>
+      <w:r>
+        <w:rPr>
+          <w:rFonts w:ascii="Courier New" w:eastAsia="Times New Roman" w:hAnsi="Courier New" w:cs="Courier New"/>
+          <w:sz w:val="20"/>
+          <w:szCs w:val="20"/>
+          <w:lang w:val="en-US" w:eastAsia="ru-RU"/>
+        </w:rPr>
+        <w:t>git push -u origin main</w:t>
+      </w:r>
+    </w:p>
+    <w:p>
+      <w:pPr>
+        <w:spacing w:after="0" w:line="276" w:lineRule="auto"/>
+        <w:rPr>
+          <w:rFonts w:ascii="Courier New" w:eastAsia="Times New Roman" w:hAnsi="Courier New" w:cs="Courier New"/>
+          <w:sz w:val="20"/>
+          <w:szCs w:val="20"/>
+          <w:lang w:val="en-US" w:eastAsia="ru-RU"/>
+        </w:rPr>
+      </w:pPr>
+    </w:p>
+    <w:p>
+      <w:pPr>
+        <w:spacing w:after="0" w:line="276" w:lineRule="auto"/>
+        <w:rPr>
+          <w:rFonts w:ascii="Courier New" w:eastAsia="Times New Roman" w:hAnsi="Courier New" w:cs="Courier New"/>
+          <w:b/>
+          <w:bCs/>
+          <w:sz w:val="20"/>
+          <w:szCs w:val="20"/>
+          <w:lang w:val="en-US" w:eastAsia="ru-RU"/>
+        </w:rPr>
+      </w:pPr>
+      <w:r>
+        <w:rPr>
+          <w:rFonts w:ascii="Courier New" w:eastAsia="Times New Roman" w:hAnsi="Courier New" w:cs="Courier New"/>
+          <w:b/>
+          <w:bCs/>
+          <w:sz w:val="20"/>
+          <w:szCs w:val="20"/>
+          <w:lang w:eastAsia="ru-RU"/>
+        </w:rPr>
+        <w:t>Последующие</w:t>
+      </w:r>
+      <w:r>
+        <w:rPr>
+          <w:rFonts w:ascii="Courier New" w:eastAsia="Times New Roman" w:hAnsi="Courier New" w:cs="Courier New"/>
+          <w:b/>
+          <w:bCs/>
+          <w:sz w:val="20"/>
+          <w:szCs w:val="20"/>
+          <w:lang w:val="en-US" w:eastAsia="ru-RU"/>
+        </w:rPr>
+        <w:t xml:space="preserve"> </w:t>
+      </w:r>
+      <w:r>
+        <w:rPr>
+          <w:rFonts w:ascii="Courier New" w:eastAsia="Times New Roman" w:hAnsi="Courier New" w:cs="Courier New"/>
+          <w:b/>
+          <w:bCs/>
+          <w:sz w:val="20"/>
+          <w:szCs w:val="20"/>
+          <w:lang w:eastAsia="ru-RU"/>
+        </w:rPr>
+        <w:t>коммиты</w:t>
+      </w:r>
+    </w:p>
+    <w:p>
+      <w:pPr>
+        <w:spacing w:after="0" w:line="276" w:lineRule="auto"/>
+        <w:rPr>
+          <w:rFonts w:ascii="Courier New" w:eastAsia="Times New Roman" w:hAnsi="Courier New" w:cs="Courier New"/>
+          <w:sz w:val="20"/>
+          <w:szCs w:val="20"/>
+          <w:lang w:val="en-US" w:eastAsia="ru-RU"/>
+        </w:rPr>
+      </w:pPr>
+    </w:p>
+    <w:p>
+      <w:pPr>
+        <w:spacing w:after="0" w:line="276" w:lineRule="auto"/>
+        <w:rPr>
+          <w:rFonts w:ascii="Courier New" w:eastAsia="Times New Roman" w:hAnsi="Courier New" w:cs="Courier New"/>
+          <w:sz w:val="20"/>
+          <w:szCs w:val="20"/>
+          <w:lang w:val="en-US" w:eastAsia="ru-RU"/>
+        </w:rPr>
+      </w:pPr>
+      <w:r>
+        <w:rPr>
+          <w:rFonts w:ascii="Courier New" w:eastAsia="Times New Roman" w:hAnsi="Courier New" w:cs="Courier New"/>
+          <w:sz w:val="20"/>
+          <w:szCs w:val="20"/>
+          <w:lang w:val="en-US" w:eastAsia="ru-RU"/>
+        </w:rPr>
+        <w:t xml:space="preserve">D: </w:t>
+      </w:r>
+    </w:p>
+    <w:p>
+      <w:pPr>
+        <w:spacing w:after="0" w:line="276" w:lineRule="auto"/>
+        <w:rPr>
+          <w:rFonts w:ascii="Courier New" w:eastAsia="Times New Roman" w:hAnsi="Courier New" w:cs="Courier New"/>
+          <w:sz w:val="20"/>
+          <w:szCs w:val="20"/>
+          <w:lang w:val="en-US" w:eastAsia="ru-RU"/>
+        </w:rPr>
+      </w:pPr>
+      <w:r>
+        <w:rPr>
+          <w:rFonts w:ascii="Courier New" w:eastAsia="Times New Roman" w:hAnsi="Courier New" w:cs="Courier New"/>
+          <w:sz w:val="20"/>
+          <w:szCs w:val="20"/>
+          <w:lang w:val="en-US" w:eastAsia="ru-RU"/>
+        </w:rPr>
+        <w:t>cd D:\IT\DataScience\DS_notes</w:t>
+      </w:r>
+    </w:p>
+    <w:p>
+      <w:pPr>
+        <w:spacing w:after="0" w:line="276" w:lineRule="auto"/>
+        <w:rPr>
+          <w:rFonts w:ascii="Courier New" w:eastAsia="Times New Roman" w:hAnsi="Courier New" w:cs="Courier New"/>
+          <w:sz w:val="20"/>
+          <w:szCs w:val="20"/>
+          <w:lang w:val="en-US" w:eastAsia="ru-RU"/>
+        </w:rPr>
+      </w:pPr>
+      <w:r>
+        <w:rPr>
+          <w:rFonts w:ascii="Courier New" w:eastAsia="Times New Roman" w:hAnsi="Courier New" w:cs="Courier New"/>
+          <w:sz w:val="20"/>
+          <w:szCs w:val="20"/>
+          <w:lang w:val="en-US" w:eastAsia="ru-RU"/>
+        </w:rPr>
+        <w:t>git add .</w:t>
+      </w:r>
+    </w:p>
+    <w:p>
+      <w:pPr>
+        <w:spacing w:after="0" w:line="276" w:lineRule="auto"/>
+        <w:rPr>
+          <w:rFonts w:ascii="Courier New" w:eastAsia="Times New Roman" w:hAnsi="Courier New" w:cs="Courier New"/>
+          <w:sz w:val="20"/>
+          <w:szCs w:val="20"/>
+          <w:lang w:val="en-US" w:eastAsia="ru-RU"/>
+        </w:rPr>
+      </w:pPr>
+      <w:r>
+        <w:rPr>
+          <w:rFonts w:ascii="Courier New" w:eastAsia="Times New Roman" w:hAnsi="Courier New" w:cs="Courier New"/>
+          <w:sz w:val="20"/>
+          <w:szCs w:val="20"/>
+          <w:lang w:val="en-US" w:eastAsia="ru-RU"/>
+        </w:rPr>
+        <w:t>git commit -m "</w:t>
+      </w:r>
+      <w:r>
+        <w:rPr>
+          <w:rFonts w:ascii="Courier New" w:hAnsi="Courier New" w:cs="Courier New"/>
+          <w:sz w:val="20"/>
+          <w:szCs w:val="20"/>
+          <w:lang w:val="en-US"/>
+        </w:rPr>
+        <w:t xml:space="preserve"> </w:t>
+      </w:r>
+      <w:r>
+        <w:rPr>
+          <w:rFonts w:ascii="Courier New" w:eastAsia="Times New Roman" w:hAnsi="Courier New" w:cs="Courier New"/>
+          <w:sz w:val="20"/>
+          <w:szCs w:val="20"/>
+          <w:lang w:val="en-US" w:eastAsia="ru-RU"/>
+        </w:rPr>
+        <w:t>What did you do</w:t>
+      </w:r>
+      <w:r>
+        <w:rPr>
+          <w:rFonts w:ascii="Courier New" w:eastAsia="Times New Roman" w:hAnsi="Courier New" w:cs="Courier New"/>
+          <w:sz w:val="20"/>
+          <w:szCs w:val="20"/>
+          <w:lang w:val="en-US" w:eastAsia="ru-RU"/>
+        </w:rPr>
+        <w:t>"</w:t>
+      </w:r>
+    </w:p>
+    <w:p>
+      <w:pPr>
+        <w:spacing w:after="0" w:line="276" w:lineRule="auto"/>
+        <w:rPr>
+          <w:rFonts w:ascii="Courier New" w:eastAsia="Times New Roman" w:hAnsi="Courier New" w:cs="Courier New"/>
+          <w:sz w:val="20"/>
+          <w:szCs w:val="20"/>
+          <w:lang w:eastAsia="ru-RU"/>
+        </w:rPr>
+      </w:pPr>
+      <w:r>
+        <w:rPr>
+          <w:rFonts w:ascii="Courier New" w:eastAsia="Times New Roman" w:hAnsi="Courier New" w:cs="Courier New"/>
+          <w:sz w:val="20"/>
+          <w:szCs w:val="20"/>
+          <w:lang w:val="en-US" w:eastAsia="ru-RU"/>
+        </w:rPr>
+        <w:t>git</w:t>
+      </w:r>
+      <w:r>
+        <w:rPr>
+          <w:rFonts w:ascii="Courier New" w:eastAsia="Times New Roman" w:hAnsi="Courier New" w:cs="Courier New"/>
+          <w:sz w:val="20"/>
+          <w:szCs w:val="20"/>
+          <w:lang w:eastAsia="ru-RU"/>
+        </w:rPr>
+        <w:t xml:space="preserve"> </w:t>
+      </w:r>
+      <w:r>
+        <w:rPr>
+          <w:rFonts w:ascii="Courier New" w:eastAsia="Times New Roman" w:hAnsi="Courier New" w:cs="Courier New"/>
+          <w:sz w:val="20"/>
+          <w:szCs w:val="20"/>
+          <w:lang w:val="en-US" w:eastAsia="ru-RU"/>
+        </w:rPr>
+        <w:t>push</w:t>
+      </w:r>
+    </w:p>
+    <w:p>
+      <w:pPr>
+        <w:spacing w:after="0" w:line="276" w:lineRule="auto"/>
+        <w:rPr>
+          <w:rFonts w:ascii="Courier New" w:eastAsia="Times New Roman" w:hAnsi="Courier New" w:cs="Courier New"/>
+          <w:sz w:val="20"/>
+          <w:szCs w:val="20"/>
+          <w:lang w:eastAsia="ru-RU"/>
+        </w:rPr>
+      </w:pPr>
+    </w:p>
+    <w:p>
+      <w:pPr>
+        <w:spacing w:after="0" w:line="276" w:lineRule="auto"/>
+        <w:rPr>
+          <w:rFonts w:ascii="Courier New" w:eastAsia="Times New Roman" w:hAnsi="Courier New" w:cs="Courier New"/>
+          <w:sz w:val="20"/>
+          <w:szCs w:val="20"/>
+          <w:lang w:eastAsia="ru-RU"/>
+        </w:rPr>
+      </w:pPr>
+      <w:r>
+        <w:rPr>
+          <w:rFonts w:ascii="Courier New" w:eastAsia="Times New Roman" w:hAnsi="Courier New" w:cs="Courier New"/>
+          <w:sz w:val="20"/>
+          <w:szCs w:val="20"/>
+          <w:lang w:eastAsia="ru-RU"/>
+        </w:rPr>
+        <w:t>Если ругается, что в удаленном репозитории есть изменения, которых нет локально</w:t>
+      </w:r>
+    </w:p>
+    <w:p>
+      <w:pPr>
+        <w:spacing w:after="0" w:line="276" w:lineRule="auto"/>
+        <w:rPr>
+          <w:rFonts w:ascii="Courier New" w:eastAsia="Times New Roman" w:hAnsi="Courier New" w:cs="Courier New"/>
+          <w:sz w:val="20"/>
+          <w:szCs w:val="20"/>
+          <w:lang w:val="en-US" w:eastAsia="ru-RU"/>
+        </w:rPr>
+      </w:pPr>
+      <w:r>
+        <w:rPr>
+          <w:rFonts w:ascii="Courier New" w:eastAsia="Times New Roman" w:hAnsi="Courier New" w:cs="Courier New"/>
+          <w:sz w:val="20"/>
+          <w:szCs w:val="20"/>
+          <w:lang w:val="en-US" w:eastAsia="ru-RU"/>
+        </w:rPr>
+        <w:t>git pull</w:t>
+      </w:r>
+    </w:p>
+    <w:p>
+      <w:pPr>
+        <w:spacing w:after="0" w:line="276" w:lineRule="auto"/>
+        <w:rPr>
+          <w:rFonts w:ascii="Courier New" w:eastAsia="Times New Roman" w:hAnsi="Courier New" w:cs="Courier New"/>
+          <w:sz w:val="20"/>
+          <w:szCs w:val="20"/>
+          <w:lang w:eastAsia="ru-RU"/>
+        </w:rPr>
+      </w:pPr>
+      <w:r>
+        <w:rPr>
+          <w:rFonts w:ascii="Courier New" w:eastAsia="Times New Roman" w:hAnsi="Courier New" w:cs="Courier New"/>
+          <w:sz w:val="20"/>
+          <w:szCs w:val="20"/>
+          <w:lang w:eastAsia="ru-RU"/>
+        </w:rPr>
+        <w:t>(</w:t>
+      </w:r>
+      <w:r>
+        <w:rPr>
+          <w:rFonts w:ascii="Courier New" w:eastAsia="Times New Roman" w:hAnsi="Courier New" w:cs="Courier New"/>
+          <w:sz w:val="20"/>
+          <w:szCs w:val="20"/>
+          <w:lang w:val="en-US" w:eastAsia="ru-RU"/>
+        </w:rPr>
+        <w:t>git pull origin main</w:t>
+      </w:r>
+      <w:r>
+        <w:rPr>
+          <w:rFonts w:ascii="Courier New" w:eastAsia="Times New Roman" w:hAnsi="Courier New" w:cs="Courier New"/>
+          <w:sz w:val="20"/>
+          <w:szCs w:val="20"/>
+          <w:lang w:eastAsia="ru-RU"/>
+        </w:rPr>
+        <w:t>)</w:t>
+      </w:r>
+    </w:p>
+    <w:p>
+      <w:pPr>
+        <w:spacing w:after="0" w:line="276" w:lineRule="auto"/>
+        <w:rPr>
+          <w:rFonts w:ascii="Courier New" w:eastAsia="Times New Roman" w:hAnsi="Courier New" w:cs="Courier New"/>
+          <w:sz w:val="20"/>
+          <w:szCs w:val="20"/>
+          <w:lang w:val="en-US" w:eastAsia="ru-RU"/>
+        </w:rPr>
+      </w:pPr>
+    </w:p>
+    <w:p>
+      <w:pPr>
+        <w:spacing w:after="0" w:line="276" w:lineRule="auto"/>
+        <w:rPr>
+          <w:rFonts w:ascii="Courier New" w:eastAsia="Times New Roman" w:hAnsi="Courier New" w:cs="Courier New"/>
+          <w:sz w:val="20"/>
+          <w:szCs w:val="20"/>
+          <w:lang w:eastAsia="ru-RU"/>
+        </w:rPr>
+      </w:pPr>
+      <w:r>
+        <w:rPr>
+          <w:rFonts w:ascii="Courier New" w:eastAsia="Times New Roman" w:hAnsi="Courier New" w:cs="Courier New"/>
+          <w:sz w:val="20"/>
+          <w:szCs w:val="20"/>
+          <w:lang w:eastAsia="ru-RU"/>
+        </w:rPr>
+        <w:t>решить конфликты</w:t>
+      </w:r>
+    </w:p>
+    <w:p>
+      <w:pPr>
+        <w:spacing w:after="0" w:line="276" w:lineRule="auto"/>
+        <w:rPr>
+          <w:rFonts w:ascii="Courier New" w:eastAsia="Times New Roman" w:hAnsi="Courier New" w:cs="Courier New"/>
+          <w:sz w:val="20"/>
+          <w:szCs w:val="20"/>
+          <w:lang w:val="en-US" w:eastAsia="ru-RU"/>
+        </w:rPr>
+      </w:pPr>
+      <w:r>
+        <w:rPr>
+          <w:rFonts w:ascii="Courier New" w:eastAsia="Times New Roman" w:hAnsi="Courier New" w:cs="Courier New"/>
+          <w:sz w:val="20"/>
+          <w:szCs w:val="20"/>
+          <w:lang w:eastAsia="ru-RU"/>
+        </w:rPr>
+        <w:t xml:space="preserve">затем </w:t>
+      </w:r>
+      <w:r>
+        <w:rPr>
+          <w:rFonts w:ascii="Courier New" w:eastAsia="Times New Roman" w:hAnsi="Courier New" w:cs="Courier New"/>
+          <w:sz w:val="20"/>
+          <w:szCs w:val="20"/>
+          <w:lang w:val="en-US" w:eastAsia="ru-RU"/>
+        </w:rPr>
+        <w:t>git</w:t>
+      </w:r>
+      <w:r>
+        <w:rPr>
+          <w:rFonts w:ascii="Courier New" w:eastAsia="Times New Roman" w:hAnsi="Courier New" w:cs="Courier New"/>
+          <w:sz w:val="20"/>
+          <w:szCs w:val="20"/>
+          <w:lang w:eastAsia="ru-RU"/>
+        </w:rPr>
+        <w:t xml:space="preserve"> </w:t>
+      </w:r>
+      <w:r>
+        <w:rPr>
+          <w:rFonts w:ascii="Courier New" w:eastAsia="Times New Roman" w:hAnsi="Courier New" w:cs="Courier New"/>
+          <w:sz w:val="20"/>
+          <w:szCs w:val="20"/>
+          <w:lang w:val="en-US" w:eastAsia="ru-RU"/>
+        </w:rPr>
+        <w:t>push</w:t>
+      </w:r>
+    </w:p>
+    <w:p>
+      <w:pPr>
+        <w:spacing w:after="0" w:line="276" w:lineRule="auto"/>
+        <w:rPr>
+          <w:rFonts w:ascii="Courier New" w:eastAsia="Times New Roman" w:hAnsi="Courier New" w:cs="Courier New"/>
+          <w:sz w:val="20"/>
+          <w:szCs w:val="20"/>
+          <w:lang w:eastAsia="ru-RU"/>
+        </w:rPr>
+      </w:pPr>
+    </w:p>
+    <w:p>
+      <w:pPr>
+        <w:spacing w:after="0" w:line="276" w:lineRule="auto"/>
+        <w:rPr>
+          <w:rFonts w:ascii="Courier New" w:eastAsia="Times New Roman" w:hAnsi="Courier New" w:cs="Courier New"/>
+          <w:sz w:val="20"/>
+          <w:szCs w:val="20"/>
+          <w:lang w:eastAsia="ru-RU"/>
+        </w:rPr>
+      </w:pPr>
+      <w:r>
+        <w:rPr>
+          <w:rFonts w:ascii="Courier New" w:eastAsia="Times New Roman" w:hAnsi="Courier New" w:cs="Courier New"/>
+          <w:sz w:val="20"/>
+          <w:szCs w:val="20"/>
+          <w:lang w:eastAsia="ru-RU"/>
+        </w:rPr>
+        <w:t>или</w:t>
+      </w:r>
+    </w:p>
+    <w:p>
+      <w:pPr>
+        <w:spacing w:after="0" w:line="276" w:lineRule="auto"/>
+        <w:rPr>
+          <w:rFonts w:ascii="Courier New" w:eastAsia="Times New Roman" w:hAnsi="Courier New" w:cs="Courier New"/>
+          <w:sz w:val="20"/>
+          <w:szCs w:val="20"/>
+          <w:lang w:eastAsia="ru-RU"/>
+        </w:rPr>
+      </w:pPr>
+      <w:r>
+        <w:rPr>
+          <w:rFonts w:ascii="Courier New" w:eastAsia="Times New Roman" w:hAnsi="Courier New" w:cs="Courier New"/>
+          <w:sz w:val="20"/>
+          <w:szCs w:val="20"/>
+          <w:lang w:val="en-US" w:eastAsia="ru-RU"/>
+        </w:rPr>
+        <w:t>git</w:t>
+      </w:r>
+      <w:r>
+        <w:rPr>
+          <w:rFonts w:ascii="Courier New" w:eastAsia="Times New Roman" w:hAnsi="Courier New" w:cs="Courier New"/>
+          <w:sz w:val="20"/>
+          <w:szCs w:val="20"/>
+          <w:lang w:eastAsia="ru-RU"/>
+        </w:rPr>
+        <w:t xml:space="preserve"> </w:t>
+      </w:r>
+      <w:r>
+        <w:rPr>
+          <w:rFonts w:ascii="Courier New" w:eastAsia="Times New Roman" w:hAnsi="Courier New" w:cs="Courier New"/>
+          <w:sz w:val="20"/>
+          <w:szCs w:val="20"/>
+          <w:lang w:val="en-US" w:eastAsia="ru-RU"/>
+        </w:rPr>
+        <w:t>pull</w:t>
+      </w:r>
+      <w:r>
+        <w:rPr>
+          <w:rFonts w:ascii="Courier New" w:eastAsia="Times New Roman" w:hAnsi="Courier New" w:cs="Courier New"/>
+          <w:sz w:val="20"/>
+          <w:szCs w:val="20"/>
+          <w:lang w:eastAsia="ru-RU"/>
+        </w:rPr>
+        <w:t xml:space="preserve"> </w:t>
+      </w:r>
+      <w:r>
+        <w:rPr>
+          <w:rFonts w:ascii="Courier New" w:eastAsia="Times New Roman" w:hAnsi="Courier New" w:cs="Courier New"/>
+          <w:sz w:val="20"/>
+          <w:szCs w:val="20"/>
+          <w:lang w:eastAsia="ru-RU"/>
+        </w:rPr>
+        <w:t>–</w:t>
+      </w:r>
+      <w:r>
+        <w:rPr>
+          <w:rFonts w:ascii="Courier New" w:eastAsia="Times New Roman" w:hAnsi="Courier New" w:cs="Courier New"/>
+          <w:sz w:val="20"/>
+          <w:szCs w:val="20"/>
+          <w:lang w:val="en-US" w:eastAsia="ru-RU"/>
+        </w:rPr>
+        <w:t>rebase</w:t>
+      </w:r>
+      <w:r>
+        <w:rPr>
+          <w:rFonts w:ascii="Courier New" w:eastAsia="Times New Roman" w:hAnsi="Courier New" w:cs="Courier New"/>
+          <w:sz w:val="20"/>
+          <w:szCs w:val="20"/>
+          <w:lang w:eastAsia="ru-RU"/>
+        </w:rPr>
+        <w:t xml:space="preserve"> </w:t>
+      </w:r>
+      <w:r>
+        <w:rPr>
+          <w:rFonts w:ascii="Courier New" w:eastAsia="Times New Roman" w:hAnsi="Courier New" w:cs="Courier New"/>
+          <w:sz w:val="20"/>
+          <w:szCs w:val="20"/>
+          <w:lang w:eastAsia="ru-RU"/>
+        </w:rPr>
+        <w:t>(перезапись вместо слияния)</w:t>
+      </w:r>
+    </w:p>
+    <w:p>
+      <w:pPr>
+        <w:spacing w:after="0" w:line="276" w:lineRule="auto"/>
+        <w:rPr>
+          <w:rFonts w:ascii="Courier New" w:eastAsia="Times New Roman" w:hAnsi="Courier New" w:cs="Courier New"/>
+          <w:sz w:val="20"/>
+          <w:szCs w:val="20"/>
+          <w:lang w:val="en-US" w:eastAsia="ru-RU"/>
+        </w:rPr>
+      </w:pPr>
+      <w:r>
+        <w:rPr>
+          <w:rFonts w:ascii="Courier New" w:eastAsia="Times New Roman" w:hAnsi="Courier New" w:cs="Courier New"/>
+          <w:sz w:val="20"/>
+          <w:szCs w:val="20"/>
+          <w:lang w:val="en-US" w:eastAsia="ru-RU"/>
+        </w:rPr>
+        <w:t>(</w:t>
+      </w:r>
+      <w:r>
+        <w:rPr>
+          <w:rFonts w:ascii="Courier New" w:eastAsia="Times New Roman" w:hAnsi="Courier New" w:cs="Courier New"/>
+          <w:sz w:val="20"/>
+          <w:szCs w:val="20"/>
+          <w:lang w:val="en-US" w:eastAsia="ru-RU"/>
+        </w:rPr>
+        <w:t>git pull --rebase origin main</w:t>
+      </w:r>
+      <w:r>
+        <w:rPr>
+          <w:rFonts w:ascii="Courier New" w:eastAsia="Times New Roman" w:hAnsi="Courier New" w:cs="Courier New"/>
+          <w:sz w:val="20"/>
+          <w:szCs w:val="20"/>
+          <w:lang w:val="en-US" w:eastAsia="ru-RU"/>
+        </w:rPr>
+        <w:t xml:space="preserve">) </w:t>
+      </w:r>
+    </w:p>
+    <w:p>
+      <w:pPr>
+        <w:spacing w:after="0" w:line="276" w:lineRule="auto"/>
+        <w:rPr>
+          <w:rFonts w:ascii="Courier New" w:eastAsia="Times New Roman" w:hAnsi="Courier New" w:cs="Courier New"/>
+          <w:sz w:val="20"/>
+          <w:szCs w:val="20"/>
+          <w:lang w:val="en-US" w:eastAsia="ru-RU"/>
+        </w:rPr>
+      </w:pPr>
+    </w:p>
+    <w:p>
+      <w:pPr>
+        <w:spacing w:after="0" w:line="276" w:lineRule="auto"/>
+        <w:rPr>
+          <w:rFonts w:ascii="Courier New" w:eastAsia="Times New Roman" w:hAnsi="Courier New" w:cs="Courier New"/>
+          <w:b/>
+          <w:bCs/>
+          <w:sz w:val="20"/>
+          <w:szCs w:val="20"/>
+          <w:lang w:eastAsia="ru-RU"/>
+        </w:rPr>
+      </w:pPr>
+      <w:r>
+        <w:rPr>
+          <w:rFonts w:ascii="Courier New" w:eastAsia="Times New Roman" w:hAnsi="Courier New" w:cs="Courier New"/>
+          <w:b/>
+          <w:bCs/>
+          <w:sz w:val="20"/>
+          <w:szCs w:val="20"/>
+          <w:lang w:eastAsia="ru-RU"/>
+        </w:rPr>
+        <w:t xml:space="preserve">Клонирование репозитория из </w:t>
+      </w:r>
+      <w:r>
+        <w:rPr>
+          <w:rFonts w:ascii="Courier New" w:eastAsia="Times New Roman" w:hAnsi="Courier New" w:cs="Courier New"/>
+          <w:b/>
+          <w:bCs/>
+          <w:sz w:val="20"/>
+          <w:szCs w:val="20"/>
+          <w:lang w:val="en-US" w:eastAsia="ru-RU"/>
+        </w:rPr>
+        <w:t>GH</w:t>
+      </w:r>
+      <w:r>
+        <w:rPr>
+          <w:rFonts w:ascii="Courier New" w:eastAsia="Times New Roman" w:hAnsi="Courier New" w:cs="Courier New"/>
+          <w:b/>
+          <w:bCs/>
+          <w:sz w:val="20"/>
+          <w:szCs w:val="20"/>
+          <w:lang w:eastAsia="ru-RU"/>
+        </w:rPr>
+        <w:t xml:space="preserve"> на ПК</w:t>
+      </w:r>
+    </w:p>
+    <w:p>
+      <w:pPr>
+        <w:spacing w:after="0" w:line="276" w:lineRule="auto"/>
+        <w:rPr>
+          <w:rFonts w:ascii="Courier New" w:eastAsia="Times New Roman" w:hAnsi="Courier New" w:cs="Courier New"/>
+          <w:sz w:val="20"/>
+          <w:szCs w:val="20"/>
+          <w:lang w:eastAsia="ru-RU"/>
+        </w:rPr>
+      </w:pPr>
+    </w:p>
+    <w:p>
+      <w:pPr>
+        <w:spacing w:after="0" w:line="276" w:lineRule="auto"/>
+        <w:rPr>
+          <w:rFonts w:ascii="Courier New" w:eastAsia="Times New Roman" w:hAnsi="Courier New" w:cs="Courier New"/>
+          <w:sz w:val="20"/>
+          <w:szCs w:val="20"/>
+          <w:lang w:val="en-US" w:eastAsia="ru-RU"/>
+        </w:rPr>
+      </w:pPr>
+      <w:r>
+        <w:rPr>
+          <w:rFonts w:ascii="Courier New" w:eastAsia="Times New Roman" w:hAnsi="Courier New" w:cs="Courier New"/>
+          <w:sz w:val="20"/>
+          <w:szCs w:val="20"/>
+          <w:lang w:val="en-US" w:eastAsia="ru-RU"/>
+        </w:rPr>
+        <w:t xml:space="preserve">D: </w:t>
+      </w:r>
+    </w:p>
+    <w:p>
+      <w:pPr>
+        <w:spacing w:after="0" w:line="276" w:lineRule="auto"/>
+        <w:rPr>
+          <w:rFonts w:ascii="Courier New" w:eastAsia="Times New Roman" w:hAnsi="Courier New" w:cs="Courier New"/>
+          <w:sz w:val="20"/>
+          <w:szCs w:val="20"/>
+          <w:lang w:val="en-US" w:eastAsia="ru-RU"/>
+        </w:rPr>
+      </w:pPr>
+      <w:r>
+        <w:rPr>
+          <w:rFonts w:ascii="Courier New" w:eastAsia="Times New Roman" w:hAnsi="Courier New" w:cs="Courier New"/>
+          <w:sz w:val="20"/>
+          <w:szCs w:val="20"/>
+          <w:lang w:val="en-US" w:eastAsia="ru-RU"/>
+        </w:rPr>
+        <w:t>cd D:\IT\DataScience\DS_notes</w:t>
+      </w:r>
+    </w:p>
+    <w:p>
+      <w:pPr>
+        <w:spacing w:after="0" w:line="276" w:lineRule="auto"/>
+        <w:rPr>
+          <w:rFonts w:ascii="Courier New" w:eastAsia="Times New Roman" w:hAnsi="Courier New" w:cs="Courier New"/>
+          <w:sz w:val="20"/>
+          <w:szCs w:val="20"/>
+          <w:lang w:val="en-US" w:eastAsia="ru-RU"/>
+        </w:rPr>
+      </w:pPr>
+      <w:r>
+        <w:rPr>
+          <w:rFonts w:ascii="Courier New" w:eastAsia="Times New Roman" w:hAnsi="Courier New" w:cs="Courier New"/>
+          <w:sz w:val="20"/>
+          <w:szCs w:val="20"/>
+          <w:lang w:val="en-US" w:eastAsia="ru-RU"/>
+        </w:rPr>
+        <w:t xml:space="preserve">git clone </w:t>
+      </w:r>
+      <w:r>
+        <w:rPr>
+          <w:rFonts w:ascii="Courier New" w:eastAsia="Times New Roman" w:hAnsi="Courier New" w:cs="Courier New"/>
+          <w:sz w:val="20"/>
+          <w:szCs w:val="20"/>
+          <w:lang w:val="en-US" w:eastAsia="ru-RU"/>
+        </w:rPr>
+        <w:t>https://github.com/EgorTatarnikov/DS_notes.git</w:t>
+      </w:r>
+    </w:p>
+    <w:p>
+      <w:pPr>
+        <w:spacing w:after="0" w:line="276" w:lineRule="auto"/>
+        <w:rPr>
+          <w:rFonts w:ascii="Courier New" w:eastAsia="Times New Roman" w:hAnsi="Courier New" w:cs="Courier New"/>
+          <w:sz w:val="20"/>
+          <w:szCs w:val="20"/>
+          <w:lang w:val="en-US" w:eastAsia="ru-RU"/>
+        </w:rPr>
+      </w:pPr>
+      <w:r>
+        <w:rPr>
+          <w:rFonts w:ascii="Courier New" w:eastAsia="Times New Roman" w:hAnsi="Courier New" w:cs="Courier New"/>
+          <w:sz w:val="20"/>
+          <w:szCs w:val="20"/>
+          <w:lang w:val="en-US" w:eastAsia="ru-RU"/>
+        </w:rPr>
+        <w:t xml:space="preserve">cd </w:t>
+      </w:r>
+      <w:proofErr w:type="spellStart"/>
+      <w:r>
+        <w:rPr>
+          <w:rFonts w:ascii="Courier New" w:eastAsia="Times New Roman" w:hAnsi="Courier New" w:cs="Courier New"/>
+          <w:sz w:val="20"/>
+          <w:szCs w:val="20"/>
+          <w:lang w:val="en-US" w:eastAsia="ru-RU"/>
+        </w:rPr>
+        <w:t>DS_notes</w:t>
+      </w:r>
+      <w:proofErr w:type="spellEnd"/>
+    </w:p>
+    <w:p>
+      <w:pPr>
+        <w:spacing w:after="0" w:line="276" w:lineRule="auto"/>
+        <w:rPr>
+          <w:rFonts w:ascii="Courier New" w:eastAsia="Times New Roman" w:hAnsi="Courier New" w:cs="Courier New"/>
+          <w:sz w:val="20"/>
+          <w:szCs w:val="20"/>
+          <w:lang w:val="en-US" w:eastAsia="ru-RU"/>
+        </w:rPr>
+      </w:pPr>
+      <w:r>
+        <w:rPr>
+          <w:rFonts w:ascii="Courier New" w:eastAsia="Times New Roman" w:hAnsi="Courier New" w:cs="Courier New"/>
+          <w:sz w:val="20"/>
+          <w:szCs w:val="20"/>
+          <w:lang w:val="en-US" w:eastAsia="ru-RU"/>
+        </w:rPr>
+        <w:br w:type="page"/>
+      </w:r>
+    </w:p>
+    <w:p>
+      <w:pPr>
+        <w:spacing w:after="0" w:line="276" w:lineRule="auto"/>
+        <w:rPr>
+          <w:rFonts w:ascii="Courier New" w:eastAsia="Times New Roman" w:hAnsi="Courier New" w:cs="Courier New"/>
+          <w:b/>
+          <w:bCs/>
           <w:sz w:val="24"/>
           <w:szCs w:val="24"/>
-          <w:lang w:val="en-US" w:eastAsia="ru-RU"/>
-        </w:rPr>
-        <w:t xml:space="preserve">cd </w:t>
-      </w:r>
-      <w:r>
-        <w:rPr>
-          <w:rFonts w:ascii="Times New Roman" w:eastAsia="Times New Roman" w:hAnsi="Times New Roman" w:cs="Times New Roman"/>
+          <w:lang w:eastAsia="ru-RU"/>
+        </w:rPr>
+      </w:pPr>
+      <w:r>
+        <w:rPr>
+          <w:rFonts w:ascii="Courier New" w:eastAsia="Times New Roman" w:hAnsi="Courier New" w:cs="Courier New"/>
+          <w:b/>
+          <w:bCs/>
           <w:sz w:val="24"/>
           <w:szCs w:val="24"/>
-          <w:lang w:val="en-US" w:eastAsia="ru-RU"/>
-        </w:rPr>
-        <w:t>D:\IT\DataScience\DS_notes</w:t>
-      </w:r>
-    </w:p>
-    <w:p>
-      <w:pPr>
-        <w:spacing w:after="0" w:line="240" w:lineRule="auto"/>
-        <w:rPr>
-          <w:rFonts w:ascii="Times New Roman" w:eastAsia="Times New Roman" w:hAnsi="Times New Roman" w:cs="Times New Roman"/>
+          <w:lang w:eastAsia="ru-RU"/>
+        </w:rPr>
+        <w:lastRenderedPageBreak/>
+        <w:t>Основные команды:</w:t>
+      </w:r>
+    </w:p>
+    <w:p>
+      <w:pPr>
+        <w:spacing w:after="0" w:line="276" w:lineRule="auto"/>
+        <w:rPr>
+          <w:rFonts w:ascii="Courier New" w:eastAsia="Times New Roman" w:hAnsi="Courier New" w:cs="Courier New"/>
+          <w:b/>
+          <w:bCs/>
           <w:sz w:val="24"/>
           <w:szCs w:val="24"/>
-          <w:lang w:val="en-US" w:eastAsia="ru-RU"/>
-        </w:rPr>
-      </w:pPr>
-      <w:r>
-        <w:rPr>
-          <w:rFonts w:ascii="Times New Roman" w:eastAsia="Times New Roman" w:hAnsi="Times New Roman" w:cs="Times New Roman"/>
-          <w:sz w:val="24"/>
-          <w:szCs w:val="24"/>
-          <w:lang w:val="en-US" w:eastAsia="ru-RU"/>
-        </w:rPr>
-        <w:t xml:space="preserve">git </w:t>
-      </w:r>
-      <w:proofErr w:type="spellStart"/>
-      <w:r>
-        <w:rPr>
-          <w:rFonts w:ascii="Times New Roman" w:eastAsia="Times New Roman" w:hAnsi="Times New Roman" w:cs="Times New Roman"/>
-          <w:sz w:val="24"/>
-          <w:szCs w:val="24"/>
-          <w:lang w:val="en-US" w:eastAsia="ru-RU"/>
-        </w:rPr>
-        <w:t>init</w:t>
-      </w:r>
-      <w:proofErr w:type="spellEnd"/>
-    </w:p>
-    <w:p>
-      <w:pPr>
-        <w:spacing w:after="0" w:line="240" w:lineRule="auto"/>
-        <w:rPr>
-          <w:rFonts w:ascii="Times New Roman" w:eastAsia="Times New Roman" w:hAnsi="Times New Roman" w:cs="Times New Roman"/>
-          <w:sz w:val="24"/>
-          <w:szCs w:val="24"/>
-          <w:lang w:val="en-US" w:eastAsia="ru-RU"/>
-        </w:rPr>
-      </w:pPr>
-      <w:r>
-        <w:rPr>
-          <w:rFonts w:ascii="Times New Roman" w:eastAsia="Times New Roman" w:hAnsi="Times New Roman" w:cs="Times New Roman"/>
-          <w:sz w:val="24"/>
-          <w:szCs w:val="24"/>
-          <w:lang w:val="en-US" w:eastAsia="ru-RU"/>
-        </w:rPr>
-        <w:t xml:space="preserve">git </w:t>
-      </w:r>
-      <w:proofErr w:type="gramStart"/>
-      <w:r>
-        <w:rPr>
-          <w:rFonts w:ascii="Times New Roman" w:eastAsia="Times New Roman" w:hAnsi="Times New Roman" w:cs="Times New Roman"/>
-          <w:sz w:val="24"/>
-          <w:szCs w:val="24"/>
-          <w:lang w:val="en-US" w:eastAsia="ru-RU"/>
-        </w:rPr>
-        <w:t>add .</w:t>
-      </w:r>
-      <w:proofErr w:type="gramEnd"/>
-    </w:p>
-    <w:p>
-      <w:pPr>
-        <w:spacing w:after="0" w:line="240" w:lineRule="auto"/>
-        <w:rPr>
-          <w:rFonts w:ascii="Times New Roman" w:eastAsia="Times New Roman" w:hAnsi="Times New Roman" w:cs="Times New Roman"/>
-          <w:sz w:val="24"/>
-          <w:szCs w:val="24"/>
-          <w:lang w:val="en-US" w:eastAsia="ru-RU"/>
-        </w:rPr>
-      </w:pPr>
-      <w:r>
-        <w:rPr>
-          <w:rFonts w:ascii="Times New Roman" w:eastAsia="Times New Roman" w:hAnsi="Times New Roman" w:cs="Times New Roman"/>
-          <w:sz w:val="24"/>
-          <w:szCs w:val="24"/>
-          <w:lang w:val="en-US" w:eastAsia="ru-RU"/>
-        </w:rPr>
-        <w:t>git status</w:t>
-      </w:r>
-    </w:p>
-    <w:p>
-      <w:pPr>
-        <w:spacing w:after="0" w:line="240" w:lineRule="auto"/>
-        <w:rPr>
-          <w:rFonts w:ascii="Times New Roman" w:eastAsia="Times New Roman" w:hAnsi="Times New Roman" w:cs="Times New Roman"/>
-          <w:sz w:val="24"/>
-          <w:szCs w:val="24"/>
-          <w:lang w:val="en-US" w:eastAsia="ru-RU"/>
-        </w:rPr>
-      </w:pPr>
-      <w:r>
-        <w:rPr>
-          <w:rFonts w:ascii="Times New Roman" w:eastAsia="Times New Roman" w:hAnsi="Times New Roman" w:cs="Times New Roman"/>
-          <w:sz w:val="24"/>
-          <w:szCs w:val="24"/>
-          <w:lang w:val="en-US" w:eastAsia="ru-RU"/>
-        </w:rPr>
-        <w:t>git commit -m "</w:t>
-      </w:r>
-      <w:r>
-        <w:rPr>
-          <w:rFonts w:ascii="Times New Roman" w:eastAsia="Times New Roman" w:hAnsi="Times New Roman" w:cs="Times New Roman"/>
-          <w:sz w:val="24"/>
-          <w:szCs w:val="24"/>
-          <w:lang w:val="en-US" w:eastAsia="ru-RU"/>
-        </w:rPr>
-        <w:t>first commit</w:t>
-      </w:r>
-      <w:r>
-        <w:rPr>
-          <w:rFonts w:ascii="Times New Roman" w:eastAsia="Times New Roman" w:hAnsi="Times New Roman" w:cs="Times New Roman"/>
-          <w:sz w:val="24"/>
-          <w:szCs w:val="24"/>
-          <w:lang w:val="en-US" w:eastAsia="ru-RU"/>
-        </w:rPr>
-        <w:t>"</w:t>
-      </w:r>
-    </w:p>
-    <w:p>
-      <w:pPr>
-        <w:spacing w:after="0" w:line="240" w:lineRule="auto"/>
-        <w:rPr>
-          <w:rFonts w:ascii="Times New Roman" w:eastAsia="Times New Roman" w:hAnsi="Times New Roman" w:cs="Times New Roman"/>
-          <w:sz w:val="24"/>
-          <w:szCs w:val="24"/>
-          <w:lang w:val="en-US" w:eastAsia="ru-RU"/>
-        </w:rPr>
-      </w:pPr>
-      <w:r>
-        <w:rPr>
-          <w:rFonts w:ascii="Times New Roman" w:eastAsia="Times New Roman" w:hAnsi="Times New Roman" w:cs="Times New Roman"/>
-          <w:sz w:val="24"/>
-          <w:szCs w:val="24"/>
-          <w:lang w:val="en-US" w:eastAsia="ru-RU"/>
-        </w:rPr>
-        <w:t>git remote add origin https://github.com/EgorTatarnikov/DS_notes.git</w:t>
-      </w:r>
-    </w:p>
-    <w:p>
-      <w:pPr>
-        <w:spacing w:after="0" w:line="240" w:lineRule="auto"/>
-        <w:rPr>
-          <w:rFonts w:ascii="Times New Roman" w:eastAsia="Times New Roman" w:hAnsi="Times New Roman" w:cs="Times New Roman"/>
-          <w:sz w:val="24"/>
-          <w:szCs w:val="24"/>
-          <w:lang w:val="en-US" w:eastAsia="ru-RU"/>
-        </w:rPr>
-      </w:pPr>
-      <w:r>
-        <w:rPr>
-          <w:rFonts w:ascii="Times New Roman" w:eastAsia="Times New Roman" w:hAnsi="Times New Roman" w:cs="Times New Roman"/>
-          <w:sz w:val="24"/>
-          <w:szCs w:val="24"/>
-          <w:lang w:val="en-US" w:eastAsia="ru-RU"/>
-        </w:rPr>
-        <w:t>git branch -M main</w:t>
-      </w:r>
-    </w:p>
-    <w:p>
-      <w:pPr>
-        <w:spacing w:after="0" w:line="240" w:lineRule="auto"/>
-        <w:rPr>
-          <w:rFonts w:ascii="Times New Roman" w:eastAsia="Times New Roman" w:hAnsi="Times New Roman" w:cs="Times New Roman"/>
-          <w:sz w:val="24"/>
-          <w:szCs w:val="24"/>
-          <w:lang w:val="en-US" w:eastAsia="ru-RU"/>
-        </w:rPr>
-      </w:pPr>
-      <w:r>
-        <w:rPr>
-          <w:rFonts w:ascii="Times New Roman" w:eastAsia="Times New Roman" w:hAnsi="Times New Roman" w:cs="Times New Roman"/>
-          <w:sz w:val="24"/>
-          <w:szCs w:val="24"/>
-          <w:lang w:val="en-US" w:eastAsia="ru-RU"/>
-        </w:rPr>
-        <w:t>git push -u origin main</w:t>
-      </w:r>
-    </w:p>
-    <w:p>
-      <w:pPr>
-        <w:spacing w:after="0" w:line="240" w:lineRule="auto"/>
-        <w:rPr>
-          <w:rFonts w:ascii="Times New Roman" w:eastAsia="Times New Roman" w:hAnsi="Times New Roman" w:cs="Times New Roman"/>
-          <w:sz w:val="24"/>
-          <w:szCs w:val="24"/>
-          <w:lang w:val="en-US" w:eastAsia="ru-RU"/>
-        </w:rPr>
-      </w:pPr>
-    </w:p>
-    <w:p>
-      <w:pPr>
-        <w:spacing w:after="0" w:line="240" w:lineRule="auto"/>
-        <w:rPr>
-          <w:rFonts w:ascii="Times New Roman" w:eastAsia="Times New Roman" w:hAnsi="Times New Roman" w:cs="Times New Roman"/>
-          <w:sz w:val="24"/>
-          <w:szCs w:val="24"/>
-          <w:lang w:val="en-US" w:eastAsia="ru-RU"/>
-        </w:rPr>
-      </w:pPr>
-      <w:r>
-        <w:rPr>
-          <w:rFonts w:ascii="Times New Roman" w:eastAsia="Times New Roman" w:hAnsi="Times New Roman" w:cs="Times New Roman"/>
-          <w:sz w:val="24"/>
-          <w:szCs w:val="24"/>
-          <w:lang w:eastAsia="ru-RU"/>
-        </w:rPr>
-        <w:t>Последующие</w:t>
-      </w:r>
-      <w:r>
-        <w:rPr>
-          <w:rFonts w:ascii="Times New Roman" w:eastAsia="Times New Roman" w:hAnsi="Times New Roman" w:cs="Times New Roman"/>
-          <w:sz w:val="24"/>
-          <w:szCs w:val="24"/>
-          <w:lang w:val="en-US" w:eastAsia="ru-RU"/>
-        </w:rPr>
-        <w:t xml:space="preserve"> </w:t>
-      </w:r>
-      <w:r>
-        <w:rPr>
-          <w:rFonts w:ascii="Times New Roman" w:eastAsia="Times New Roman" w:hAnsi="Times New Roman" w:cs="Times New Roman"/>
-          <w:sz w:val="24"/>
-          <w:szCs w:val="24"/>
-          <w:lang w:eastAsia="ru-RU"/>
-        </w:rPr>
-        <w:t>коммиты</w:t>
-      </w:r>
-    </w:p>
-    <w:p>
-      <w:pPr>
-        <w:spacing w:after="0" w:line="240" w:lineRule="auto"/>
-        <w:rPr>
-          <w:rFonts w:ascii="Times New Roman" w:eastAsia="Times New Roman" w:hAnsi="Times New Roman" w:cs="Times New Roman"/>
-          <w:sz w:val="24"/>
-          <w:szCs w:val="24"/>
-          <w:lang w:val="en-US" w:eastAsia="ru-RU"/>
-        </w:rPr>
-      </w:pPr>
-    </w:p>
-    <w:p>
-      <w:pPr>
-        <w:spacing w:after="0" w:line="240" w:lineRule="auto"/>
-        <w:rPr>
-          <w:rFonts w:ascii="Times New Roman" w:eastAsia="Times New Roman" w:hAnsi="Times New Roman" w:cs="Times New Roman"/>
-          <w:sz w:val="24"/>
-          <w:szCs w:val="24"/>
-          <w:lang w:val="en-US" w:eastAsia="ru-RU"/>
-        </w:rPr>
-      </w:pPr>
-      <w:r>
-        <w:rPr>
-          <w:rFonts w:ascii="Times New Roman" w:eastAsia="Times New Roman" w:hAnsi="Times New Roman" w:cs="Times New Roman"/>
-          <w:sz w:val="24"/>
-          <w:szCs w:val="24"/>
-          <w:lang w:val="en-US" w:eastAsia="ru-RU"/>
-        </w:rPr>
-        <w:t xml:space="preserve">D: </w:t>
-      </w:r>
-    </w:p>
-    <w:p>
-      <w:pPr>
-        <w:spacing w:after="0" w:line="240" w:lineRule="auto"/>
-        <w:rPr>
-          <w:rFonts w:ascii="Times New Roman" w:eastAsia="Times New Roman" w:hAnsi="Times New Roman" w:cs="Times New Roman"/>
-          <w:sz w:val="24"/>
-          <w:szCs w:val="24"/>
-          <w:lang w:val="en-US" w:eastAsia="ru-RU"/>
-        </w:rPr>
-      </w:pPr>
-      <w:r>
-        <w:rPr>
-          <w:rFonts w:ascii="Times New Roman" w:eastAsia="Times New Roman" w:hAnsi="Times New Roman" w:cs="Times New Roman"/>
-          <w:sz w:val="24"/>
-          <w:szCs w:val="24"/>
-          <w:lang w:val="en-US" w:eastAsia="ru-RU"/>
-        </w:rPr>
-        <w:t xml:space="preserve">cd </w:t>
-      </w:r>
-      <w:r>
-        <w:rPr>
-          <w:rFonts w:ascii="Times New Roman" w:eastAsia="Times New Roman" w:hAnsi="Times New Roman" w:cs="Times New Roman"/>
-          <w:sz w:val="24"/>
-          <w:szCs w:val="24"/>
+          <w:lang w:eastAsia="ru-RU"/>
+        </w:rPr>
+      </w:pPr>
+    </w:p>
+    <w:p>
+      <w:pPr>
+        <w:spacing w:after="0" w:line="276" w:lineRule="auto"/>
+        <w:outlineLvl w:val="2"/>
+        <w:rPr>
+          <w:rFonts w:ascii="Courier New" w:eastAsia="Times New Roman" w:hAnsi="Courier New" w:cs="Courier New"/>
+          <w:b/>
+          <w:bCs/>
+          <w:sz w:val="20"/>
+          <w:szCs w:val="20"/>
+          <w:lang w:val="en-US" w:eastAsia="ru-RU"/>
+        </w:rPr>
+      </w:pPr>
+      <w:r>
+        <w:rPr>
+          <w:rFonts w:ascii="Segoe UI Emoji" w:eastAsia="Times New Roman" w:hAnsi="Segoe UI Emoji" w:cs="Segoe UI Emoji"/>
+          <w:b/>
+          <w:bCs/>
+          <w:sz w:val="20"/>
+          <w:szCs w:val="20"/>
+          <w:lang w:eastAsia="ru-RU"/>
+        </w:rPr>
+        <w:t>🔹</w:t>
+      </w:r>
+      <w:r>
+        <w:rPr>
+          <w:rFonts w:ascii="Courier New" w:eastAsia="Times New Roman" w:hAnsi="Courier New" w:cs="Courier New"/>
+          <w:b/>
+          <w:bCs/>
+          <w:sz w:val="20"/>
+          <w:szCs w:val="20"/>
+          <w:lang w:val="en-US" w:eastAsia="ru-RU"/>
+        </w:rPr>
+        <w:t xml:space="preserve"> cd </w:t>
+      </w:r>
+      <w:r>
+        <w:rPr>
+          <w:rFonts w:ascii="Courier New" w:eastAsia="Times New Roman" w:hAnsi="Courier New" w:cs="Courier New"/>
+          <w:b/>
+          <w:bCs/>
+          <w:sz w:val="20"/>
+          <w:szCs w:val="20"/>
           <w:lang w:val="en-US" w:eastAsia="ru-RU"/>
         </w:rPr>
         <w:t>D:\IT\DataScience\DS_notes</w:t>
@@ -454,488 +1215,16 @@
     </w:p>
     <w:p>
       <w:pPr>
-        <w:spacing w:after="0" w:line="240" w:lineRule="auto"/>
-        <w:rPr>
-          <w:rFonts w:ascii="Times New Roman" w:eastAsia="Times New Roman" w:hAnsi="Times New Roman" w:cs="Times New Roman"/>
-          <w:sz w:val="24"/>
-          <w:szCs w:val="24"/>
-          <w:lang w:val="en-US" w:eastAsia="ru-RU"/>
-        </w:rPr>
-      </w:pPr>
-      <w:r>
-        <w:rPr>
-          <w:rFonts w:ascii="Times New Roman" w:eastAsia="Times New Roman" w:hAnsi="Times New Roman" w:cs="Times New Roman"/>
-          <w:sz w:val="24"/>
-          <w:szCs w:val="24"/>
-          <w:lang w:val="en-US" w:eastAsia="ru-RU"/>
-        </w:rPr>
-        <w:t>git</w:t>
-      </w:r>
-      <w:r>
-        <w:rPr>
-          <w:rFonts w:ascii="Times New Roman" w:eastAsia="Times New Roman" w:hAnsi="Times New Roman" w:cs="Times New Roman"/>
-          <w:sz w:val="24"/>
-          <w:szCs w:val="24"/>
-          <w:lang w:val="en-US" w:eastAsia="ru-RU"/>
-        </w:rPr>
-        <w:t xml:space="preserve"> </w:t>
-      </w:r>
-      <w:proofErr w:type="gramStart"/>
-      <w:r>
-        <w:rPr>
-          <w:rFonts w:ascii="Times New Roman" w:eastAsia="Times New Roman" w:hAnsi="Times New Roman" w:cs="Times New Roman"/>
-          <w:sz w:val="24"/>
-          <w:szCs w:val="24"/>
-          <w:lang w:val="en-US" w:eastAsia="ru-RU"/>
-        </w:rPr>
-        <w:t>add</w:t>
-      </w:r>
-      <w:r>
-        <w:rPr>
-          <w:rFonts w:ascii="Times New Roman" w:eastAsia="Times New Roman" w:hAnsi="Times New Roman" w:cs="Times New Roman"/>
-          <w:sz w:val="24"/>
-          <w:szCs w:val="24"/>
-          <w:lang w:val="en-US" w:eastAsia="ru-RU"/>
-        </w:rPr>
-        <w:t xml:space="preserve"> .</w:t>
-      </w:r>
-      <w:proofErr w:type="gramEnd"/>
-    </w:p>
-    <w:p>
-      <w:pPr>
-        <w:spacing w:after="0" w:line="240" w:lineRule="auto"/>
-        <w:rPr>
-          <w:rFonts w:ascii="Times New Roman" w:eastAsia="Times New Roman" w:hAnsi="Times New Roman" w:cs="Times New Roman"/>
-          <w:sz w:val="24"/>
-          <w:szCs w:val="24"/>
-          <w:lang w:val="en-US" w:eastAsia="ru-RU"/>
-        </w:rPr>
-      </w:pPr>
-      <w:r>
-        <w:rPr>
-          <w:rFonts w:ascii="Times New Roman" w:eastAsia="Times New Roman" w:hAnsi="Times New Roman" w:cs="Times New Roman"/>
-          <w:sz w:val="24"/>
-          <w:szCs w:val="24"/>
-          <w:lang w:val="en-US" w:eastAsia="ru-RU"/>
-        </w:rPr>
-        <w:t>git</w:t>
-      </w:r>
-      <w:r>
-        <w:rPr>
-          <w:rFonts w:ascii="Times New Roman" w:eastAsia="Times New Roman" w:hAnsi="Times New Roman" w:cs="Times New Roman"/>
-          <w:sz w:val="24"/>
-          <w:szCs w:val="24"/>
-          <w:lang w:val="en-US" w:eastAsia="ru-RU"/>
-        </w:rPr>
-        <w:t xml:space="preserve"> </w:t>
-      </w:r>
-      <w:r>
-        <w:rPr>
-          <w:rFonts w:ascii="Times New Roman" w:eastAsia="Times New Roman" w:hAnsi="Times New Roman" w:cs="Times New Roman"/>
-          <w:sz w:val="24"/>
-          <w:szCs w:val="24"/>
-          <w:lang w:val="en-US" w:eastAsia="ru-RU"/>
-        </w:rPr>
-        <w:t>commit</w:t>
-      </w:r>
-      <w:r>
-        <w:rPr>
-          <w:rFonts w:ascii="Times New Roman" w:eastAsia="Times New Roman" w:hAnsi="Times New Roman" w:cs="Times New Roman"/>
-          <w:sz w:val="24"/>
-          <w:szCs w:val="24"/>
-          <w:lang w:val="en-US" w:eastAsia="ru-RU"/>
-        </w:rPr>
-        <w:t xml:space="preserve"> -</w:t>
-      </w:r>
-      <w:r>
-        <w:rPr>
-          <w:rFonts w:ascii="Times New Roman" w:eastAsia="Times New Roman" w:hAnsi="Times New Roman" w:cs="Times New Roman"/>
-          <w:sz w:val="24"/>
-          <w:szCs w:val="24"/>
-          <w:lang w:val="en-US" w:eastAsia="ru-RU"/>
-        </w:rPr>
-        <w:t>m</w:t>
-      </w:r>
-      <w:r>
-        <w:rPr>
-          <w:rFonts w:ascii="Times New Roman" w:eastAsia="Times New Roman" w:hAnsi="Times New Roman" w:cs="Times New Roman"/>
-          <w:sz w:val="24"/>
-          <w:szCs w:val="24"/>
-          <w:lang w:val="en-US" w:eastAsia="ru-RU"/>
-        </w:rPr>
-        <w:t xml:space="preserve"> "</w:t>
-      </w:r>
-      <w:r>
-        <w:rPr>
-          <w:lang w:val="en-US"/>
-        </w:rPr>
-        <w:t xml:space="preserve"> </w:t>
-      </w:r>
-      <w:r>
-        <w:rPr>
-          <w:rFonts w:ascii="Times New Roman" w:eastAsia="Times New Roman" w:hAnsi="Times New Roman" w:cs="Times New Roman"/>
-          <w:sz w:val="24"/>
-          <w:szCs w:val="24"/>
-          <w:lang w:val="en-US" w:eastAsia="ru-RU"/>
-        </w:rPr>
-        <w:t>2025-07-25</w:t>
-      </w:r>
-      <w:r>
-        <w:rPr>
-          <w:rFonts w:ascii="Times New Roman" w:eastAsia="Times New Roman" w:hAnsi="Times New Roman" w:cs="Times New Roman"/>
-          <w:sz w:val="24"/>
-          <w:szCs w:val="24"/>
-          <w:lang w:val="en-US" w:eastAsia="ru-RU"/>
-        </w:rPr>
-        <w:t>"</w:t>
-      </w:r>
-    </w:p>
-    <w:p>
-      <w:pPr>
-        <w:spacing w:after="0" w:line="240" w:lineRule="auto"/>
-        <w:rPr>
-          <w:rFonts w:ascii="Times New Roman" w:eastAsia="Times New Roman" w:hAnsi="Times New Roman" w:cs="Times New Roman"/>
-          <w:sz w:val="24"/>
-          <w:szCs w:val="24"/>
-          <w:lang w:eastAsia="ru-RU"/>
-        </w:rPr>
-      </w:pPr>
-      <w:r>
-        <w:rPr>
-          <w:rFonts w:ascii="Times New Roman" w:eastAsia="Times New Roman" w:hAnsi="Times New Roman" w:cs="Times New Roman"/>
-          <w:sz w:val="24"/>
-          <w:szCs w:val="24"/>
-          <w:lang w:val="en-US" w:eastAsia="ru-RU"/>
-        </w:rPr>
-        <w:t>git</w:t>
-      </w:r>
-      <w:r>
-        <w:rPr>
-          <w:rFonts w:ascii="Times New Roman" w:eastAsia="Times New Roman" w:hAnsi="Times New Roman" w:cs="Times New Roman"/>
-          <w:sz w:val="24"/>
-          <w:szCs w:val="24"/>
-          <w:lang w:eastAsia="ru-RU"/>
-        </w:rPr>
-        <w:t xml:space="preserve"> </w:t>
-      </w:r>
-      <w:r>
-        <w:rPr>
-          <w:rFonts w:ascii="Times New Roman" w:eastAsia="Times New Roman" w:hAnsi="Times New Roman" w:cs="Times New Roman"/>
-          <w:sz w:val="24"/>
-          <w:szCs w:val="24"/>
-          <w:lang w:val="en-US" w:eastAsia="ru-RU"/>
-        </w:rPr>
-        <w:t>push</w:t>
-      </w:r>
-    </w:p>
-    <w:p>
-      <w:pPr>
-        <w:spacing w:after="0" w:line="240" w:lineRule="auto"/>
-        <w:rPr>
-          <w:rFonts w:ascii="Times New Roman" w:eastAsia="Times New Roman" w:hAnsi="Times New Roman" w:cs="Times New Roman"/>
-          <w:sz w:val="24"/>
-          <w:szCs w:val="24"/>
-          <w:lang w:eastAsia="ru-RU"/>
-        </w:rPr>
-      </w:pPr>
-    </w:p>
-    <w:p>
-      <w:pPr>
-        <w:spacing w:after="0" w:line="240" w:lineRule="auto"/>
-        <w:rPr>
-          <w:rFonts w:ascii="Times New Roman" w:eastAsia="Times New Roman" w:hAnsi="Times New Roman" w:cs="Times New Roman"/>
-          <w:sz w:val="24"/>
-          <w:szCs w:val="24"/>
-          <w:lang w:eastAsia="ru-RU"/>
-        </w:rPr>
-      </w:pPr>
-      <w:r>
-        <w:rPr>
-          <w:rFonts w:ascii="Times New Roman" w:eastAsia="Times New Roman" w:hAnsi="Times New Roman" w:cs="Times New Roman"/>
-          <w:sz w:val="24"/>
-          <w:szCs w:val="24"/>
-          <w:lang w:eastAsia="ru-RU"/>
-        </w:rPr>
-        <w:t>Если</w:t>
-      </w:r>
-      <w:r>
-        <w:rPr>
-          <w:rFonts w:ascii="Times New Roman" w:eastAsia="Times New Roman" w:hAnsi="Times New Roman" w:cs="Times New Roman"/>
-          <w:sz w:val="24"/>
-          <w:szCs w:val="24"/>
-          <w:lang w:eastAsia="ru-RU"/>
-        </w:rPr>
-        <w:t xml:space="preserve"> </w:t>
-      </w:r>
-      <w:r>
-        <w:rPr>
-          <w:rFonts w:ascii="Times New Roman" w:eastAsia="Times New Roman" w:hAnsi="Times New Roman" w:cs="Times New Roman"/>
-          <w:sz w:val="24"/>
-          <w:szCs w:val="24"/>
-          <w:lang w:eastAsia="ru-RU"/>
-        </w:rPr>
-        <w:t>ругается</w:t>
-      </w:r>
-      <w:r>
-        <w:rPr>
-          <w:rFonts w:ascii="Times New Roman" w:eastAsia="Times New Roman" w:hAnsi="Times New Roman" w:cs="Times New Roman"/>
-          <w:sz w:val="24"/>
-          <w:szCs w:val="24"/>
-          <w:lang w:eastAsia="ru-RU"/>
-        </w:rPr>
-        <w:t xml:space="preserve">, </w:t>
-      </w:r>
-      <w:r>
-        <w:rPr>
-          <w:rFonts w:ascii="Times New Roman" w:eastAsia="Times New Roman" w:hAnsi="Times New Roman" w:cs="Times New Roman"/>
-          <w:sz w:val="24"/>
-          <w:szCs w:val="24"/>
-          <w:lang w:eastAsia="ru-RU"/>
-        </w:rPr>
-        <w:t xml:space="preserve">что в удаленном репозитории </w:t>
-      </w:r>
-      <w:r>
-        <w:rPr>
-          <w:rFonts w:ascii="Times New Roman" w:eastAsia="Times New Roman" w:hAnsi="Times New Roman" w:cs="Times New Roman"/>
-          <w:sz w:val="24"/>
-          <w:szCs w:val="24"/>
-          <w:lang w:eastAsia="ru-RU"/>
-        </w:rPr>
-        <w:t>есть изменения, которых нет локально</w:t>
-      </w:r>
-    </w:p>
-    <w:p>
-      <w:pPr>
-        <w:spacing w:after="0" w:line="240" w:lineRule="auto"/>
-        <w:rPr>
-          <w:rFonts w:ascii="Times New Roman" w:eastAsia="Times New Roman" w:hAnsi="Times New Roman" w:cs="Times New Roman"/>
-          <w:sz w:val="24"/>
-          <w:szCs w:val="24"/>
-          <w:lang w:val="en-US" w:eastAsia="ru-RU"/>
-        </w:rPr>
-      </w:pPr>
-      <w:r>
-        <w:rPr>
-          <w:rFonts w:ascii="Times New Roman" w:eastAsia="Times New Roman" w:hAnsi="Times New Roman" w:cs="Times New Roman"/>
-          <w:sz w:val="24"/>
-          <w:szCs w:val="24"/>
-          <w:lang w:val="en-US" w:eastAsia="ru-RU"/>
-        </w:rPr>
-        <w:t xml:space="preserve">git pull origin main </w:t>
-      </w:r>
-    </w:p>
-    <w:p>
-      <w:pPr>
-        <w:spacing w:after="0" w:line="240" w:lineRule="auto"/>
-        <w:rPr>
-          <w:rFonts w:ascii="Times New Roman" w:eastAsia="Times New Roman" w:hAnsi="Times New Roman" w:cs="Times New Roman"/>
-          <w:sz w:val="24"/>
-          <w:szCs w:val="24"/>
-          <w:lang w:val="en-US" w:eastAsia="ru-RU"/>
-        </w:rPr>
-      </w:pPr>
-    </w:p>
-    <w:p>
-      <w:pPr>
-        <w:spacing w:after="0" w:line="240" w:lineRule="auto"/>
-        <w:rPr>
-          <w:rFonts w:ascii="Times New Roman" w:eastAsia="Times New Roman" w:hAnsi="Times New Roman" w:cs="Times New Roman"/>
-          <w:sz w:val="24"/>
-          <w:szCs w:val="24"/>
-          <w:lang w:val="en-US" w:eastAsia="ru-RU"/>
-        </w:rPr>
-      </w:pPr>
-      <w:r>
-        <w:rPr>
-          <w:rFonts w:ascii="Times New Roman" w:eastAsia="Times New Roman" w:hAnsi="Times New Roman" w:cs="Times New Roman"/>
-          <w:sz w:val="24"/>
-          <w:szCs w:val="24"/>
-          <w:lang w:eastAsia="ru-RU"/>
-        </w:rPr>
-        <w:t>или</w:t>
-      </w:r>
-    </w:p>
-    <w:p>
-      <w:pPr>
-        <w:spacing w:after="0" w:line="240" w:lineRule="auto"/>
-        <w:rPr>
-          <w:rFonts w:ascii="Times New Roman" w:eastAsia="Times New Roman" w:hAnsi="Times New Roman" w:cs="Times New Roman"/>
-          <w:sz w:val="24"/>
-          <w:szCs w:val="24"/>
-          <w:lang w:val="en-US" w:eastAsia="ru-RU"/>
-        </w:rPr>
-      </w:pPr>
-      <w:r>
-        <w:rPr>
-          <w:rFonts w:ascii="Times New Roman" w:eastAsia="Times New Roman" w:hAnsi="Times New Roman" w:cs="Times New Roman"/>
-          <w:sz w:val="24"/>
-          <w:szCs w:val="24"/>
-          <w:lang w:val="en-US" w:eastAsia="ru-RU"/>
-        </w:rPr>
-        <w:t xml:space="preserve">git pull origin main </w:t>
-      </w:r>
-      <w:r>
-        <w:rPr>
-          <w:rFonts w:ascii="Times New Roman" w:eastAsia="Times New Roman" w:hAnsi="Times New Roman" w:cs="Times New Roman"/>
-          <w:sz w:val="24"/>
-          <w:szCs w:val="24"/>
-          <w:lang w:val="en-US" w:eastAsia="ru-RU"/>
-        </w:rPr>
-        <w:t>–</w:t>
-      </w:r>
-      <w:r>
-        <w:rPr>
-          <w:rFonts w:ascii="Times New Roman" w:eastAsia="Times New Roman" w:hAnsi="Times New Roman" w:cs="Times New Roman"/>
-          <w:sz w:val="24"/>
-          <w:szCs w:val="24"/>
-          <w:lang w:val="en-US" w:eastAsia="ru-RU"/>
-        </w:rPr>
-        <w:t>rebase</w:t>
-      </w:r>
-      <w:r>
-        <w:rPr>
-          <w:rFonts w:ascii="Times New Roman" w:eastAsia="Times New Roman" w:hAnsi="Times New Roman" w:cs="Times New Roman"/>
-          <w:sz w:val="24"/>
-          <w:szCs w:val="24"/>
-          <w:lang w:val="en-US" w:eastAsia="ru-RU"/>
-        </w:rPr>
-        <w:t xml:space="preserve"> (</w:t>
-      </w:r>
-      <w:r>
-        <w:rPr>
-          <w:rFonts w:ascii="Times New Roman" w:eastAsia="Times New Roman" w:hAnsi="Times New Roman" w:cs="Times New Roman"/>
-          <w:sz w:val="24"/>
-          <w:szCs w:val="24"/>
-          <w:lang w:eastAsia="ru-RU"/>
-        </w:rPr>
-        <w:t>перезапись</w:t>
-      </w:r>
-      <w:r>
-        <w:rPr>
-          <w:rFonts w:ascii="Times New Roman" w:eastAsia="Times New Roman" w:hAnsi="Times New Roman" w:cs="Times New Roman"/>
-          <w:sz w:val="24"/>
-          <w:szCs w:val="24"/>
-          <w:lang w:val="en-US" w:eastAsia="ru-RU"/>
-        </w:rPr>
-        <w:t xml:space="preserve"> </w:t>
-      </w:r>
-      <w:r>
-        <w:rPr>
-          <w:rFonts w:ascii="Times New Roman" w:eastAsia="Times New Roman" w:hAnsi="Times New Roman" w:cs="Times New Roman"/>
-          <w:sz w:val="24"/>
-          <w:szCs w:val="24"/>
-          <w:lang w:eastAsia="ru-RU"/>
-        </w:rPr>
-        <w:t>вместо</w:t>
-      </w:r>
-      <w:r>
-        <w:rPr>
-          <w:rFonts w:ascii="Times New Roman" w:eastAsia="Times New Roman" w:hAnsi="Times New Roman" w:cs="Times New Roman"/>
-          <w:sz w:val="24"/>
-          <w:szCs w:val="24"/>
-          <w:lang w:val="en-US" w:eastAsia="ru-RU"/>
-        </w:rPr>
-        <w:t xml:space="preserve"> </w:t>
-      </w:r>
-      <w:r>
-        <w:rPr>
-          <w:rFonts w:ascii="Times New Roman" w:eastAsia="Times New Roman" w:hAnsi="Times New Roman" w:cs="Times New Roman"/>
-          <w:sz w:val="24"/>
-          <w:szCs w:val="24"/>
-          <w:lang w:eastAsia="ru-RU"/>
-        </w:rPr>
-        <w:t>слияния</w:t>
-      </w:r>
-      <w:r>
-        <w:rPr>
-          <w:rFonts w:ascii="Times New Roman" w:eastAsia="Times New Roman" w:hAnsi="Times New Roman" w:cs="Times New Roman"/>
-          <w:sz w:val="24"/>
-          <w:szCs w:val="24"/>
-          <w:lang w:val="en-US" w:eastAsia="ru-RU"/>
-        </w:rPr>
-        <w:t>)</w:t>
-      </w:r>
-    </w:p>
-    <w:p>
-      <w:pPr>
-        <w:spacing w:after="0" w:line="240" w:lineRule="auto"/>
-        <w:rPr>
-          <w:rFonts w:ascii="Times New Roman" w:eastAsia="Times New Roman" w:hAnsi="Times New Roman" w:cs="Times New Roman"/>
-          <w:sz w:val="24"/>
-          <w:szCs w:val="24"/>
-          <w:lang w:val="en-US" w:eastAsia="ru-RU"/>
-        </w:rPr>
-      </w:pPr>
-      <w:r>
-        <w:rPr>
-          <w:rFonts w:ascii="Times New Roman" w:eastAsia="Times New Roman" w:hAnsi="Times New Roman" w:cs="Times New Roman"/>
-          <w:sz w:val="24"/>
-          <w:szCs w:val="24"/>
-          <w:lang w:eastAsia="ru-RU"/>
-        </w:rPr>
-        <w:pict w14:anchorId="0399A05F">
-          <v:rect id="_x0000_i1025" style="width:0;height:1.5pt" o:hralign="center" o:hrstd="t" o:hr="t" fillcolor="#a0a0a0" stroked="f"/>
-        </w:pict>
-      </w:r>
-    </w:p>
-    <w:p>
-      <w:pPr>
-        <w:spacing w:after="100" w:afterAutospacing="1" w:line="240" w:lineRule="auto"/>
-        <w:outlineLvl w:val="2"/>
-        <w:rPr>
-          <w:rFonts w:ascii="Times New Roman" w:eastAsia="Times New Roman" w:hAnsi="Times New Roman" w:cs="Times New Roman"/>
-          <w:b/>
-          <w:bCs/>
-          <w:sz w:val="27"/>
-          <w:szCs w:val="27"/>
-          <w:lang w:val="en-US" w:eastAsia="ru-RU"/>
-        </w:rPr>
-      </w:pPr>
-      <w:r>
-        <w:rPr>
-          <w:rFonts w:ascii="Segoe UI Emoji" w:eastAsia="Times New Roman" w:hAnsi="Segoe UI Emoji" w:cs="Segoe UI Emoji"/>
-          <w:b/>
-          <w:bCs/>
-          <w:sz w:val="27"/>
-          <w:szCs w:val="27"/>
-          <w:lang w:eastAsia="ru-RU"/>
-        </w:rPr>
-        <w:t>🔹</w:t>
-      </w:r>
-      <w:r>
-        <w:rPr>
-          <w:rFonts w:ascii="Times New Roman" w:eastAsia="Times New Roman" w:hAnsi="Times New Roman" w:cs="Times New Roman"/>
-          <w:b/>
-          <w:bCs/>
-          <w:sz w:val="27"/>
-          <w:szCs w:val="27"/>
-          <w:lang w:val="en-US" w:eastAsia="ru-RU"/>
-        </w:rPr>
-        <w:t xml:space="preserve"> </w:t>
-      </w:r>
-      <w:r>
-        <w:rPr>
-          <w:rFonts w:ascii="Courier New" w:eastAsia="Times New Roman" w:hAnsi="Courier New" w:cs="Courier New"/>
-          <w:b/>
-          <w:bCs/>
-          <w:sz w:val="20"/>
-          <w:szCs w:val="20"/>
-          <w:lang w:val="en-US" w:eastAsia="ru-RU"/>
-        </w:rPr>
-        <w:t>cd C:\Users\egor1\Desktop\DataScience\DS_notes</w:t>
-      </w:r>
-    </w:p>
-    <w:p>
-      <w:pPr>
+        <w:pStyle w:val="a3"/>
         <w:numPr>
           <w:ilvl w:val="0"/>
-          <w:numId w:val="1"/>
+          <w:numId w:val="19"/>
         </w:numPr>
-        <w:spacing w:before="100" w:beforeAutospacing="1" w:after="100" w:afterAutospacing="1" w:line="240" w:lineRule="auto"/>
-        <w:rPr>
-          <w:rFonts w:ascii="Times New Roman" w:eastAsia="Times New Roman" w:hAnsi="Times New Roman" w:cs="Times New Roman"/>
-          <w:sz w:val="24"/>
-          <w:szCs w:val="24"/>
+        <w:spacing w:after="0" w:line="276" w:lineRule="auto"/>
+        <w:rPr>
+          <w:rFonts w:ascii="Courier New" w:eastAsia="Times New Roman" w:hAnsi="Courier New" w:cs="Courier New"/>
+          <w:sz w:val="20"/>
+          <w:szCs w:val="20"/>
           <w:lang w:eastAsia="ru-RU"/>
         </w:rPr>
       </w:pPr>
@@ -952,9 +1241,9 @@
       <w:proofErr w:type="spellEnd"/>
       <w:r>
         <w:rPr>
-          <w:rFonts w:ascii="Times New Roman" w:eastAsia="Times New Roman" w:hAnsi="Times New Roman" w:cs="Times New Roman"/>
-          <w:sz w:val="24"/>
-          <w:szCs w:val="24"/>
+          <w:rFonts w:ascii="Courier New" w:eastAsia="Times New Roman" w:hAnsi="Courier New" w:cs="Courier New"/>
+          <w:sz w:val="20"/>
+          <w:szCs w:val="20"/>
           <w:lang w:eastAsia="ru-RU"/>
         </w:rPr>
         <w:t xml:space="preserve"> — </w:t>
@@ -962,11 +1251,11 @@
       <w:proofErr w:type="spellStart"/>
       <w:r>
         <w:rPr>
-          <w:rFonts w:ascii="Times New Roman" w:eastAsia="Times New Roman" w:hAnsi="Times New Roman" w:cs="Times New Roman"/>
-          <w:b/>
-          <w:bCs/>
-          <w:sz w:val="24"/>
-          <w:szCs w:val="24"/>
+          <w:rFonts w:ascii="Courier New" w:eastAsia="Times New Roman" w:hAnsi="Courier New" w:cs="Courier New"/>
+          <w:b/>
+          <w:bCs/>
+          <w:sz w:val="20"/>
+          <w:szCs w:val="20"/>
           <w:lang w:eastAsia="ru-RU"/>
         </w:rPr>
         <w:t>change</w:t>
@@ -974,11 +1263,11 @@
       <w:proofErr w:type="spellEnd"/>
       <w:r>
         <w:rPr>
-          <w:rFonts w:ascii="Times New Roman" w:eastAsia="Times New Roman" w:hAnsi="Times New Roman" w:cs="Times New Roman"/>
-          <w:b/>
-          <w:bCs/>
-          <w:sz w:val="24"/>
-          <w:szCs w:val="24"/>
+          <w:rFonts w:ascii="Courier New" w:eastAsia="Times New Roman" w:hAnsi="Courier New" w:cs="Courier New"/>
+          <w:b/>
+          <w:bCs/>
+          <w:sz w:val="20"/>
+          <w:szCs w:val="20"/>
           <w:lang w:eastAsia="ru-RU"/>
         </w:rPr>
         <w:t xml:space="preserve"> </w:t>
@@ -986,11 +1275,11 @@
       <w:proofErr w:type="spellStart"/>
       <w:r>
         <w:rPr>
-          <w:rFonts w:ascii="Times New Roman" w:eastAsia="Times New Roman" w:hAnsi="Times New Roman" w:cs="Times New Roman"/>
-          <w:b/>
-          <w:bCs/>
-          <w:sz w:val="24"/>
-          <w:szCs w:val="24"/>
+          <w:rFonts w:ascii="Courier New" w:eastAsia="Times New Roman" w:hAnsi="Courier New" w:cs="Courier New"/>
+          <w:b/>
+          <w:bCs/>
+          <w:sz w:val="20"/>
+          <w:szCs w:val="20"/>
           <w:lang w:eastAsia="ru-RU"/>
         </w:rPr>
         <w:t>directory</w:t>
@@ -998,9 +1287,9 @@
       <w:proofErr w:type="spellEnd"/>
       <w:r>
         <w:rPr>
-          <w:rFonts w:ascii="Times New Roman" w:eastAsia="Times New Roman" w:hAnsi="Times New Roman" w:cs="Times New Roman"/>
-          <w:sz w:val="24"/>
-          <w:szCs w:val="24"/>
+          <w:rFonts w:ascii="Courier New" w:eastAsia="Times New Roman" w:hAnsi="Courier New" w:cs="Courier New"/>
+          <w:sz w:val="20"/>
+          <w:szCs w:val="20"/>
           <w:lang w:eastAsia="ru-RU"/>
         </w:rPr>
         <w:t xml:space="preserve"> — команда для перехода в папку.</w:t>
@@ -1008,35 +1297,36 @@
     </w:p>
     <w:p>
       <w:pPr>
+        <w:pStyle w:val="a3"/>
         <w:numPr>
           <w:ilvl w:val="0"/>
-          <w:numId w:val="1"/>
+          <w:numId w:val="19"/>
         </w:numPr>
-        <w:spacing w:before="100" w:beforeAutospacing="1" w:after="0" w:line="240" w:lineRule="auto"/>
-        <w:rPr>
-          <w:rFonts w:ascii="Times New Roman" w:eastAsia="Times New Roman" w:hAnsi="Times New Roman" w:cs="Times New Roman"/>
-          <w:sz w:val="24"/>
-          <w:szCs w:val="24"/>
-          <w:lang w:eastAsia="ru-RU"/>
-        </w:rPr>
-      </w:pPr>
-      <w:r>
-        <w:rPr>
-          <w:rFonts w:ascii="Courier New" w:eastAsia="Times New Roman" w:hAnsi="Courier New" w:cs="Courier New"/>
-          <w:sz w:val="20"/>
-          <w:szCs w:val="20"/>
-          <w:lang w:eastAsia="ru-RU"/>
-        </w:rPr>
-        <w:t>C:\Users\egor1\Desktop\DataScience\DS_notes</w:t>
-      </w:r>
-      <w:r>
-        <w:rPr>
-          <w:rFonts w:ascii="Times New Roman" w:eastAsia="Times New Roman" w:hAnsi="Times New Roman" w:cs="Times New Roman"/>
-          <w:sz w:val="24"/>
-          <w:szCs w:val="24"/>
-          <w:lang w:eastAsia="ru-RU"/>
-        </w:rPr>
-        <w:t xml:space="preserve"> — путь к папке, в которой лежит твой проект (репозиторий). Ты переходишь туда, чтобы выполнять команды </w:t>
+        <w:spacing w:after="0" w:line="276" w:lineRule="auto"/>
+        <w:rPr>
+          <w:rFonts w:ascii="Courier New" w:eastAsia="Times New Roman" w:hAnsi="Courier New" w:cs="Courier New"/>
+          <w:sz w:val="20"/>
+          <w:szCs w:val="20"/>
+          <w:lang w:eastAsia="ru-RU"/>
+        </w:rPr>
+      </w:pPr>
+      <w:r>
+        <w:rPr>
+          <w:rFonts w:ascii="Courier New" w:eastAsia="Times New Roman" w:hAnsi="Courier New" w:cs="Courier New"/>
+          <w:sz w:val="20"/>
+          <w:szCs w:val="20"/>
+          <w:lang w:eastAsia="ru-RU"/>
+        </w:rPr>
+        <w:t>D:\IT\DataScience\DS_notes</w:t>
+      </w:r>
+      <w:r>
+        <w:rPr>
+          <w:rFonts w:ascii="Courier New" w:eastAsia="Times New Roman" w:hAnsi="Courier New" w:cs="Courier New"/>
+          <w:sz w:val="20"/>
+          <w:szCs w:val="20"/>
+          <w:lang w:eastAsia="ru-RU"/>
+        </w:rPr>
+        <w:t xml:space="preserve">— путь к папке, в которой лежит твой проект (репозиторий). Ты переходишь туда, чтобы выполнять команды </w:t>
       </w:r>
       <w:proofErr w:type="spellStart"/>
       <w:r>
@@ -1051,9 +1341,9 @@
       <w:proofErr w:type="spellEnd"/>
       <w:r>
         <w:rPr>
-          <w:rFonts w:ascii="Times New Roman" w:eastAsia="Times New Roman" w:hAnsi="Times New Roman" w:cs="Times New Roman"/>
-          <w:sz w:val="24"/>
-          <w:szCs w:val="24"/>
+          <w:rFonts w:ascii="Courier New" w:eastAsia="Times New Roman" w:hAnsi="Courier New" w:cs="Courier New"/>
+          <w:sz w:val="20"/>
+          <w:szCs w:val="20"/>
           <w:lang w:eastAsia="ru-RU"/>
         </w:rPr>
         <w:t xml:space="preserve"> в этой директории.</w:t>
@@ -1061,19 +1351,19 @@
     </w:p>
     <w:p>
       <w:pPr>
-        <w:spacing w:after="0" w:line="240" w:lineRule="auto"/>
-        <w:rPr>
-          <w:rFonts w:ascii="Times New Roman" w:eastAsia="Times New Roman" w:hAnsi="Times New Roman" w:cs="Times New Roman"/>
-          <w:sz w:val="24"/>
-          <w:szCs w:val="24"/>
-          <w:lang w:eastAsia="ru-RU"/>
-        </w:rPr>
-      </w:pPr>
-      <w:r>
-        <w:rPr>
-          <w:rFonts w:ascii="Times New Roman" w:eastAsia="Times New Roman" w:hAnsi="Times New Roman" w:cs="Times New Roman"/>
-          <w:sz w:val="24"/>
-          <w:szCs w:val="24"/>
+        <w:spacing w:after="0" w:line="276" w:lineRule="auto"/>
+        <w:rPr>
+          <w:rFonts w:ascii="Courier New" w:eastAsia="Times New Roman" w:hAnsi="Courier New" w:cs="Courier New"/>
+          <w:sz w:val="20"/>
+          <w:szCs w:val="20"/>
+          <w:lang w:eastAsia="ru-RU"/>
+        </w:rPr>
+      </w:pPr>
+      <w:r>
+        <w:rPr>
+          <w:rFonts w:ascii="Courier New" w:eastAsia="Times New Roman" w:hAnsi="Courier New" w:cs="Courier New"/>
+          <w:sz w:val="20"/>
+          <w:szCs w:val="20"/>
           <w:lang w:eastAsia="ru-RU"/>
         </w:rPr>
         <w:pict w14:anchorId="37AA008E">
@@ -1083,14 +1373,14 @@
     </w:p>
     <w:p>
       <w:pPr>
-        <w:spacing w:after="100" w:afterAutospacing="1" w:line="240" w:lineRule="auto"/>
+        <w:spacing w:after="0" w:line="276" w:lineRule="auto"/>
         <w:outlineLvl w:val="2"/>
         <w:rPr>
-          <w:rFonts w:ascii="Times New Roman" w:eastAsia="Times New Roman" w:hAnsi="Times New Roman" w:cs="Times New Roman"/>
-          <w:b/>
-          <w:bCs/>
-          <w:sz w:val="27"/>
-          <w:szCs w:val="27"/>
+          <w:rFonts w:ascii="Courier New" w:eastAsia="Times New Roman" w:hAnsi="Courier New" w:cs="Courier New"/>
+          <w:b/>
+          <w:bCs/>
+          <w:sz w:val="20"/>
+          <w:szCs w:val="20"/>
           <w:lang w:eastAsia="ru-RU"/>
         </w:rPr>
       </w:pPr>
@@ -1099,19 +1389,19 @@
           <w:rFonts w:ascii="Segoe UI Emoji" w:eastAsia="Times New Roman" w:hAnsi="Segoe UI Emoji" w:cs="Segoe UI Emoji"/>
           <w:b/>
           <w:bCs/>
-          <w:sz w:val="27"/>
-          <w:szCs w:val="27"/>
+          <w:sz w:val="20"/>
+          <w:szCs w:val="20"/>
           <w:lang w:eastAsia="ru-RU"/>
         </w:rPr>
         <w:t>🔹</w:t>
       </w:r>
       <w:r>
         <w:rPr>
-          <w:rFonts w:ascii="Times New Roman" w:eastAsia="Times New Roman" w:hAnsi="Times New Roman" w:cs="Times New Roman"/>
-          <w:b/>
-          <w:bCs/>
-          <w:sz w:val="27"/>
-          <w:szCs w:val="27"/>
+          <w:rFonts w:ascii="Courier New" w:eastAsia="Times New Roman" w:hAnsi="Courier New" w:cs="Courier New"/>
+          <w:b/>
+          <w:bCs/>
+          <w:sz w:val="20"/>
+          <w:szCs w:val="20"/>
           <w:lang w:eastAsia="ru-RU"/>
         </w:rPr>
         <w:t xml:space="preserve"> </w:t>
@@ -1156,15 +1446,16 @@
     </w:p>
     <w:p>
       <w:pPr>
+        <w:pStyle w:val="a3"/>
         <w:numPr>
           <w:ilvl w:val="0"/>
-          <w:numId w:val="2"/>
+          <w:numId w:val="18"/>
         </w:numPr>
-        <w:spacing w:before="100" w:beforeAutospacing="1" w:after="100" w:afterAutospacing="1" w:line="240" w:lineRule="auto"/>
-        <w:rPr>
-          <w:rFonts w:ascii="Times New Roman" w:eastAsia="Times New Roman" w:hAnsi="Times New Roman" w:cs="Times New Roman"/>
-          <w:sz w:val="24"/>
-          <w:szCs w:val="24"/>
+        <w:spacing w:after="0" w:line="276" w:lineRule="auto"/>
+        <w:rPr>
+          <w:rFonts w:ascii="Courier New" w:eastAsia="Times New Roman" w:hAnsi="Courier New" w:cs="Courier New"/>
+          <w:sz w:val="20"/>
+          <w:szCs w:val="20"/>
           <w:lang w:eastAsia="ru-RU"/>
         </w:rPr>
       </w:pPr>
@@ -1181,9 +1472,9 @@
       <w:proofErr w:type="spellEnd"/>
       <w:r>
         <w:rPr>
-          <w:rFonts w:ascii="Times New Roman" w:eastAsia="Times New Roman" w:hAnsi="Times New Roman" w:cs="Times New Roman"/>
-          <w:sz w:val="24"/>
-          <w:szCs w:val="24"/>
+          <w:rFonts w:ascii="Courier New" w:eastAsia="Times New Roman" w:hAnsi="Courier New" w:cs="Courier New"/>
+          <w:sz w:val="20"/>
+          <w:szCs w:val="20"/>
           <w:lang w:eastAsia="ru-RU"/>
         </w:rPr>
         <w:t xml:space="preserve"> — команда для работы с системой контроля версий </w:t>
@@ -1191,9 +1482,9 @@
       <w:proofErr w:type="spellStart"/>
       <w:r>
         <w:rPr>
-          <w:rFonts w:ascii="Times New Roman" w:eastAsia="Times New Roman" w:hAnsi="Times New Roman" w:cs="Times New Roman"/>
-          <w:sz w:val="24"/>
-          <w:szCs w:val="24"/>
+          <w:rFonts w:ascii="Courier New" w:eastAsia="Times New Roman" w:hAnsi="Courier New" w:cs="Courier New"/>
+          <w:sz w:val="20"/>
+          <w:szCs w:val="20"/>
           <w:lang w:eastAsia="ru-RU"/>
         </w:rPr>
         <w:t>Git</w:t>
@@ -1201,9 +1492,9 @@
       <w:proofErr w:type="spellEnd"/>
       <w:r>
         <w:rPr>
-          <w:rFonts w:ascii="Times New Roman" w:eastAsia="Times New Roman" w:hAnsi="Times New Roman" w:cs="Times New Roman"/>
-          <w:sz w:val="24"/>
-          <w:szCs w:val="24"/>
+          <w:rFonts w:ascii="Courier New" w:eastAsia="Times New Roman" w:hAnsi="Courier New" w:cs="Courier New"/>
+          <w:sz w:val="20"/>
+          <w:szCs w:val="20"/>
           <w:lang w:eastAsia="ru-RU"/>
         </w:rPr>
         <w:t>.</w:t>
@@ -1211,15 +1502,16 @@
     </w:p>
     <w:p>
       <w:pPr>
+        <w:pStyle w:val="a3"/>
         <w:numPr>
           <w:ilvl w:val="0"/>
-          <w:numId w:val="2"/>
+          <w:numId w:val="18"/>
         </w:numPr>
-        <w:spacing w:before="100" w:beforeAutospacing="1" w:after="0" w:line="240" w:lineRule="auto"/>
-        <w:rPr>
-          <w:rFonts w:ascii="Times New Roman" w:eastAsia="Times New Roman" w:hAnsi="Times New Roman" w:cs="Times New Roman"/>
-          <w:sz w:val="24"/>
-          <w:szCs w:val="24"/>
+        <w:spacing w:after="0" w:line="276" w:lineRule="auto"/>
+        <w:rPr>
+          <w:rFonts w:ascii="Courier New" w:eastAsia="Times New Roman" w:hAnsi="Courier New" w:cs="Courier New"/>
+          <w:sz w:val="20"/>
+          <w:szCs w:val="20"/>
           <w:lang w:eastAsia="ru-RU"/>
         </w:rPr>
       </w:pPr>
@@ -1236,9 +1528,9 @@
       <w:proofErr w:type="spellEnd"/>
       <w:r>
         <w:rPr>
-          <w:rFonts w:ascii="Times New Roman" w:eastAsia="Times New Roman" w:hAnsi="Times New Roman" w:cs="Times New Roman"/>
-          <w:sz w:val="24"/>
-          <w:szCs w:val="24"/>
+          <w:rFonts w:ascii="Courier New" w:eastAsia="Times New Roman" w:hAnsi="Courier New" w:cs="Courier New"/>
+          <w:sz w:val="20"/>
+          <w:szCs w:val="20"/>
           <w:lang w:eastAsia="ru-RU"/>
         </w:rPr>
         <w:t xml:space="preserve"> — сокращение от </w:t>
@@ -1246,11 +1538,11 @@
       <w:proofErr w:type="spellStart"/>
       <w:r>
         <w:rPr>
-          <w:rFonts w:ascii="Times New Roman" w:eastAsia="Times New Roman" w:hAnsi="Times New Roman" w:cs="Times New Roman"/>
-          <w:b/>
-          <w:bCs/>
-          <w:sz w:val="24"/>
-          <w:szCs w:val="24"/>
+          <w:rFonts w:ascii="Courier New" w:eastAsia="Times New Roman" w:hAnsi="Courier New" w:cs="Courier New"/>
+          <w:b/>
+          <w:bCs/>
+          <w:sz w:val="20"/>
+          <w:szCs w:val="20"/>
           <w:lang w:eastAsia="ru-RU"/>
         </w:rPr>
         <w:t>initialize</w:t>
@@ -1258,51 +1550,32 @@
       <w:proofErr w:type="spellEnd"/>
       <w:r>
         <w:rPr>
-          <w:rFonts w:ascii="Times New Roman" w:eastAsia="Times New Roman" w:hAnsi="Times New Roman" w:cs="Times New Roman"/>
-          <w:sz w:val="24"/>
-          <w:szCs w:val="24"/>
+          <w:rFonts w:ascii="Courier New" w:eastAsia="Times New Roman" w:hAnsi="Courier New" w:cs="Courier New"/>
+          <w:sz w:val="20"/>
+          <w:szCs w:val="20"/>
           <w:lang w:eastAsia="ru-RU"/>
         </w:rPr>
         <w:t xml:space="preserve">. Создаёт </w:t>
       </w:r>
       <w:r>
         <w:rPr>
-          <w:rFonts w:ascii="Times New Roman" w:eastAsia="Times New Roman" w:hAnsi="Times New Roman" w:cs="Times New Roman"/>
-          <w:b/>
-          <w:bCs/>
-          <w:sz w:val="24"/>
-          <w:szCs w:val="24"/>
+          <w:rFonts w:ascii="Courier New" w:eastAsia="Times New Roman" w:hAnsi="Courier New" w:cs="Courier New"/>
+          <w:b/>
+          <w:bCs/>
+          <w:sz w:val="20"/>
+          <w:szCs w:val="20"/>
           <w:lang w:eastAsia="ru-RU"/>
         </w:rPr>
         <w:t>новый локальный репозиторий</w:t>
       </w:r>
       <w:r>
         <w:rPr>
-          <w:rFonts w:ascii="Times New Roman" w:eastAsia="Times New Roman" w:hAnsi="Times New Roman" w:cs="Times New Roman"/>
-          <w:sz w:val="24"/>
-          <w:szCs w:val="24"/>
-          <w:lang w:eastAsia="ru-RU"/>
-        </w:rPr>
-        <w:t xml:space="preserve"> в текущей папке </w:t>
-      </w:r>
-      <w:proofErr w:type="gramStart"/>
-      <w:r>
-        <w:rPr>
-          <w:rFonts w:ascii="Times New Roman" w:eastAsia="Times New Roman" w:hAnsi="Times New Roman" w:cs="Times New Roman"/>
-          <w:sz w:val="24"/>
-          <w:szCs w:val="24"/>
-          <w:lang w:eastAsia="ru-RU"/>
-        </w:rPr>
-        <w:t>(</w:t>
-      </w:r>
-      <w:r>
-        <w:rPr>
-          <w:rFonts w:ascii="Courier New" w:eastAsia="Times New Roman" w:hAnsi="Courier New" w:cs="Courier New"/>
-          <w:sz w:val="20"/>
-          <w:szCs w:val="20"/>
-          <w:lang w:eastAsia="ru-RU"/>
-        </w:rPr>
-        <w:t>.</w:t>
+          <w:rFonts w:ascii="Courier New" w:eastAsia="Times New Roman" w:hAnsi="Courier New" w:cs="Courier New"/>
+          <w:sz w:val="20"/>
+          <w:szCs w:val="20"/>
+          <w:lang w:eastAsia="ru-RU"/>
+        </w:rPr>
+        <w:t xml:space="preserve"> в текущей папке (.</w:t>
       </w:r>
       <w:proofErr w:type="spellStart"/>
       <w:r>
@@ -1315,12 +1588,11 @@
         <w:t>git</w:t>
       </w:r>
       <w:proofErr w:type="spellEnd"/>
-      <w:proofErr w:type="gramEnd"/>
-      <w:r>
-        <w:rPr>
-          <w:rFonts w:ascii="Times New Roman" w:eastAsia="Times New Roman" w:hAnsi="Times New Roman" w:cs="Times New Roman"/>
-          <w:sz w:val="24"/>
-          <w:szCs w:val="24"/>
+      <w:r>
+        <w:rPr>
+          <w:rFonts w:ascii="Courier New" w:eastAsia="Times New Roman" w:hAnsi="Courier New" w:cs="Courier New"/>
+          <w:sz w:val="20"/>
+          <w:szCs w:val="20"/>
           <w:lang w:eastAsia="ru-RU"/>
         </w:rPr>
         <w:t xml:space="preserve">-папка с метаданными </w:t>
@@ -1328,9 +1600,9 @@
       <w:proofErr w:type="spellStart"/>
       <w:r>
         <w:rPr>
-          <w:rFonts w:ascii="Times New Roman" w:eastAsia="Times New Roman" w:hAnsi="Times New Roman" w:cs="Times New Roman"/>
-          <w:sz w:val="24"/>
-          <w:szCs w:val="24"/>
+          <w:rFonts w:ascii="Courier New" w:eastAsia="Times New Roman" w:hAnsi="Courier New" w:cs="Courier New"/>
+          <w:sz w:val="20"/>
+          <w:szCs w:val="20"/>
           <w:lang w:eastAsia="ru-RU"/>
         </w:rPr>
         <w:t>Git</w:t>
@@ -1338,9 +1610,9 @@
       <w:proofErr w:type="spellEnd"/>
       <w:r>
         <w:rPr>
-          <w:rFonts w:ascii="Times New Roman" w:eastAsia="Times New Roman" w:hAnsi="Times New Roman" w:cs="Times New Roman"/>
-          <w:sz w:val="24"/>
-          <w:szCs w:val="24"/>
+          <w:rFonts w:ascii="Courier New" w:eastAsia="Times New Roman" w:hAnsi="Courier New" w:cs="Courier New"/>
+          <w:sz w:val="20"/>
+          <w:szCs w:val="20"/>
           <w:lang w:eastAsia="ru-RU"/>
         </w:rPr>
         <w:t>).</w:t>
@@ -1348,19 +1620,19 @@
     </w:p>
     <w:p>
       <w:pPr>
-        <w:spacing w:after="0" w:line="240" w:lineRule="auto"/>
-        <w:rPr>
-          <w:rFonts w:ascii="Times New Roman" w:eastAsia="Times New Roman" w:hAnsi="Times New Roman" w:cs="Times New Roman"/>
-          <w:sz w:val="24"/>
-          <w:szCs w:val="24"/>
-          <w:lang w:eastAsia="ru-RU"/>
-        </w:rPr>
-      </w:pPr>
-      <w:r>
-        <w:rPr>
-          <w:rFonts w:ascii="Times New Roman" w:eastAsia="Times New Roman" w:hAnsi="Times New Roman" w:cs="Times New Roman"/>
-          <w:sz w:val="24"/>
-          <w:szCs w:val="24"/>
+        <w:spacing w:after="0" w:line="276" w:lineRule="auto"/>
+        <w:rPr>
+          <w:rFonts w:ascii="Courier New" w:eastAsia="Times New Roman" w:hAnsi="Courier New" w:cs="Courier New"/>
+          <w:sz w:val="20"/>
+          <w:szCs w:val="20"/>
+          <w:lang w:eastAsia="ru-RU"/>
+        </w:rPr>
+      </w:pPr>
+      <w:r>
+        <w:rPr>
+          <w:rFonts w:ascii="Courier New" w:eastAsia="Times New Roman" w:hAnsi="Courier New" w:cs="Courier New"/>
+          <w:sz w:val="20"/>
+          <w:szCs w:val="20"/>
           <w:lang w:eastAsia="ru-RU"/>
         </w:rPr>
         <w:pict w14:anchorId="0FE4093A">
@@ -1370,14 +1642,14 @@
     </w:p>
     <w:p>
       <w:pPr>
-        <w:spacing w:after="100" w:afterAutospacing="1" w:line="240" w:lineRule="auto"/>
+        <w:spacing w:after="0" w:line="276" w:lineRule="auto"/>
         <w:outlineLvl w:val="2"/>
         <w:rPr>
-          <w:rFonts w:ascii="Times New Roman" w:eastAsia="Times New Roman" w:hAnsi="Times New Roman" w:cs="Times New Roman"/>
-          <w:b/>
-          <w:bCs/>
-          <w:sz w:val="27"/>
-          <w:szCs w:val="27"/>
+          <w:rFonts w:ascii="Courier New" w:eastAsia="Times New Roman" w:hAnsi="Courier New" w:cs="Courier New"/>
+          <w:b/>
+          <w:bCs/>
+          <w:sz w:val="20"/>
+          <w:szCs w:val="20"/>
           <w:lang w:eastAsia="ru-RU"/>
         </w:rPr>
       </w:pPr>
@@ -1386,19 +1658,19 @@
           <w:rFonts w:ascii="Segoe UI Emoji" w:eastAsia="Times New Roman" w:hAnsi="Segoe UI Emoji" w:cs="Segoe UI Emoji"/>
           <w:b/>
           <w:bCs/>
-          <w:sz w:val="27"/>
-          <w:szCs w:val="27"/>
+          <w:sz w:val="20"/>
+          <w:szCs w:val="20"/>
           <w:lang w:eastAsia="ru-RU"/>
         </w:rPr>
         <w:t>🔹</w:t>
       </w:r>
       <w:r>
         <w:rPr>
-          <w:rFonts w:ascii="Times New Roman" w:eastAsia="Times New Roman" w:hAnsi="Times New Roman" w:cs="Times New Roman"/>
-          <w:b/>
-          <w:bCs/>
-          <w:sz w:val="27"/>
-          <w:szCs w:val="27"/>
+          <w:rFonts w:ascii="Courier New" w:eastAsia="Times New Roman" w:hAnsi="Courier New" w:cs="Courier New"/>
+          <w:b/>
+          <w:bCs/>
+          <w:sz w:val="20"/>
+          <w:szCs w:val="20"/>
           <w:lang w:eastAsia="ru-RU"/>
         </w:rPr>
         <w:t xml:space="preserve"> </w:t>
@@ -1425,33 +1697,21 @@
           <w:szCs w:val="20"/>
           <w:lang w:eastAsia="ru-RU"/>
         </w:rPr>
-        <w:t xml:space="preserve"> </w:t>
-      </w:r>
-      <w:proofErr w:type="gramStart"/>
-      <w:r>
-        <w:rPr>
-          <w:rFonts w:ascii="Courier New" w:eastAsia="Times New Roman" w:hAnsi="Courier New" w:cs="Courier New"/>
-          <w:b/>
-          <w:bCs/>
-          <w:sz w:val="20"/>
-          <w:szCs w:val="20"/>
-          <w:lang w:eastAsia="ru-RU"/>
-        </w:rPr>
-        <w:t>add .</w:t>
-      </w:r>
-      <w:proofErr w:type="gramEnd"/>
-    </w:p>
-    <w:p>
-      <w:pPr>
+        <w:t xml:space="preserve"> add .</w:t>
+      </w:r>
+    </w:p>
+    <w:p>
+      <w:pPr>
+        <w:pStyle w:val="a3"/>
         <w:numPr>
           <w:ilvl w:val="0"/>
-          <w:numId w:val="3"/>
+          <w:numId w:val="17"/>
         </w:numPr>
-        <w:spacing w:before="100" w:beforeAutospacing="1" w:after="100" w:afterAutospacing="1" w:line="240" w:lineRule="auto"/>
-        <w:rPr>
-          <w:rFonts w:ascii="Times New Roman" w:eastAsia="Times New Roman" w:hAnsi="Times New Roman" w:cs="Times New Roman"/>
-          <w:sz w:val="24"/>
-          <w:szCs w:val="24"/>
+        <w:spacing w:after="0" w:line="276" w:lineRule="auto"/>
+        <w:rPr>
+          <w:rFonts w:ascii="Courier New" w:eastAsia="Times New Roman" w:hAnsi="Courier New" w:cs="Courier New"/>
+          <w:sz w:val="20"/>
+          <w:szCs w:val="20"/>
           <w:lang w:eastAsia="ru-RU"/>
         </w:rPr>
       </w:pPr>
@@ -1468,20 +1728,20 @@
       <w:proofErr w:type="spellEnd"/>
       <w:r>
         <w:rPr>
-          <w:rFonts w:ascii="Times New Roman" w:eastAsia="Times New Roman" w:hAnsi="Times New Roman" w:cs="Times New Roman"/>
-          <w:sz w:val="24"/>
-          <w:szCs w:val="24"/>
+          <w:rFonts w:ascii="Courier New" w:eastAsia="Times New Roman" w:hAnsi="Courier New" w:cs="Courier New"/>
+          <w:sz w:val="20"/>
+          <w:szCs w:val="20"/>
           <w:lang w:eastAsia="ru-RU"/>
         </w:rPr>
         <w:t xml:space="preserve"> — добавляет изменения (файлы) в </w:t>
       </w:r>
       <w:r>
         <w:rPr>
-          <w:rFonts w:ascii="Times New Roman" w:eastAsia="Times New Roman" w:hAnsi="Times New Roman" w:cs="Times New Roman"/>
-          <w:b/>
-          <w:bCs/>
-          <w:sz w:val="24"/>
-          <w:szCs w:val="24"/>
+          <w:rFonts w:ascii="Courier New" w:eastAsia="Times New Roman" w:hAnsi="Courier New" w:cs="Courier New"/>
+          <w:b/>
+          <w:bCs/>
+          <w:sz w:val="20"/>
+          <w:szCs w:val="20"/>
           <w:lang w:eastAsia="ru-RU"/>
         </w:rPr>
         <w:t>индекс (</w:t>
@@ -1489,11 +1749,11 @@
       <w:proofErr w:type="spellStart"/>
       <w:r>
         <w:rPr>
-          <w:rFonts w:ascii="Times New Roman" w:eastAsia="Times New Roman" w:hAnsi="Times New Roman" w:cs="Times New Roman"/>
-          <w:b/>
-          <w:bCs/>
-          <w:sz w:val="24"/>
-          <w:szCs w:val="24"/>
+          <w:rFonts w:ascii="Courier New" w:eastAsia="Times New Roman" w:hAnsi="Courier New" w:cs="Courier New"/>
+          <w:b/>
+          <w:bCs/>
+          <w:sz w:val="20"/>
+          <w:szCs w:val="20"/>
           <w:lang w:eastAsia="ru-RU"/>
         </w:rPr>
         <w:t>staging</w:t>
@@ -1501,11 +1761,11 @@
       <w:proofErr w:type="spellEnd"/>
       <w:r>
         <w:rPr>
-          <w:rFonts w:ascii="Times New Roman" w:eastAsia="Times New Roman" w:hAnsi="Times New Roman" w:cs="Times New Roman"/>
-          <w:b/>
-          <w:bCs/>
-          <w:sz w:val="24"/>
-          <w:szCs w:val="24"/>
+          <w:rFonts w:ascii="Courier New" w:eastAsia="Times New Roman" w:hAnsi="Courier New" w:cs="Courier New"/>
+          <w:b/>
+          <w:bCs/>
+          <w:sz w:val="20"/>
+          <w:szCs w:val="20"/>
           <w:lang w:eastAsia="ru-RU"/>
         </w:rPr>
         <w:t xml:space="preserve"> </w:t>
@@ -1513,11 +1773,11 @@
       <w:proofErr w:type="spellStart"/>
       <w:r>
         <w:rPr>
-          <w:rFonts w:ascii="Times New Roman" w:eastAsia="Times New Roman" w:hAnsi="Times New Roman" w:cs="Times New Roman"/>
-          <w:b/>
-          <w:bCs/>
-          <w:sz w:val="24"/>
-          <w:szCs w:val="24"/>
+          <w:rFonts w:ascii="Courier New" w:eastAsia="Times New Roman" w:hAnsi="Courier New" w:cs="Courier New"/>
+          <w:b/>
+          <w:bCs/>
+          <w:sz w:val="20"/>
+          <w:szCs w:val="20"/>
           <w:lang w:eastAsia="ru-RU"/>
         </w:rPr>
         <w:t>area</w:t>
@@ -1525,20 +1785,20 @@
       <w:proofErr w:type="spellEnd"/>
       <w:r>
         <w:rPr>
-          <w:rFonts w:ascii="Times New Roman" w:eastAsia="Times New Roman" w:hAnsi="Times New Roman" w:cs="Times New Roman"/>
-          <w:b/>
-          <w:bCs/>
-          <w:sz w:val="24"/>
-          <w:szCs w:val="24"/>
+          <w:rFonts w:ascii="Courier New" w:eastAsia="Times New Roman" w:hAnsi="Courier New" w:cs="Courier New"/>
+          <w:b/>
+          <w:bCs/>
+          <w:sz w:val="20"/>
+          <w:szCs w:val="20"/>
           <w:lang w:eastAsia="ru-RU"/>
         </w:rPr>
         <w:t>)</w:t>
       </w:r>
       <w:r>
         <w:rPr>
-          <w:rFonts w:ascii="Times New Roman" w:eastAsia="Times New Roman" w:hAnsi="Times New Roman" w:cs="Times New Roman"/>
-          <w:sz w:val="24"/>
-          <w:szCs w:val="24"/>
+          <w:rFonts w:ascii="Courier New" w:eastAsia="Times New Roman" w:hAnsi="Courier New" w:cs="Courier New"/>
+          <w:sz w:val="20"/>
+          <w:szCs w:val="20"/>
           <w:lang w:eastAsia="ru-RU"/>
         </w:rPr>
         <w:t>.</w:t>
@@ -1546,82 +1806,63 @@
     </w:p>
     <w:p>
       <w:pPr>
+        <w:pStyle w:val="a3"/>
         <w:numPr>
           <w:ilvl w:val="0"/>
-          <w:numId w:val="3"/>
+          <w:numId w:val="17"/>
         </w:numPr>
-        <w:spacing w:before="100" w:beforeAutospacing="1" w:after="100" w:afterAutospacing="1" w:line="240" w:lineRule="auto"/>
-        <w:rPr>
-          <w:rFonts w:ascii="Times New Roman" w:eastAsia="Times New Roman" w:hAnsi="Times New Roman" w:cs="Times New Roman"/>
-          <w:sz w:val="24"/>
-          <w:szCs w:val="24"/>
-          <w:lang w:eastAsia="ru-RU"/>
-        </w:rPr>
-      </w:pPr>
-      <w:r>
-        <w:rPr>
-          <w:rFonts w:ascii="Courier New" w:eastAsia="Times New Roman" w:hAnsi="Courier New" w:cs="Courier New"/>
-          <w:sz w:val="20"/>
-          <w:szCs w:val="20"/>
-          <w:lang w:eastAsia="ru-RU"/>
-        </w:rPr>
-        <w:t>.</w:t>
-      </w:r>
-      <w:r>
-        <w:rPr>
-          <w:rFonts w:ascii="Times New Roman" w:eastAsia="Times New Roman" w:hAnsi="Times New Roman" w:cs="Times New Roman"/>
-          <w:sz w:val="24"/>
-          <w:szCs w:val="24"/>
-          <w:lang w:eastAsia="ru-RU"/>
-        </w:rPr>
-        <w:t xml:space="preserve"> — точка означает "все файлы и папки в текущей директории".</w:t>
-      </w:r>
-    </w:p>
-    <w:p>
-      <w:pPr>
-        <w:spacing w:before="100" w:beforeAutospacing="1" w:after="100" w:afterAutospacing="1" w:line="240" w:lineRule="auto"/>
-        <w:rPr>
-          <w:rFonts w:ascii="Times New Roman" w:eastAsia="Times New Roman" w:hAnsi="Times New Roman" w:cs="Times New Roman"/>
-          <w:sz w:val="24"/>
-          <w:szCs w:val="24"/>
-          <w:lang w:eastAsia="ru-RU"/>
-        </w:rPr>
-      </w:pPr>
-      <w:proofErr w:type="gramStart"/>
+        <w:spacing w:after="0" w:line="276" w:lineRule="auto"/>
+        <w:rPr>
+          <w:rFonts w:ascii="Courier New" w:eastAsia="Times New Roman" w:hAnsi="Courier New" w:cs="Courier New"/>
+          <w:sz w:val="20"/>
+          <w:szCs w:val="20"/>
+          <w:lang w:eastAsia="ru-RU"/>
+        </w:rPr>
+      </w:pPr>
+      <w:r>
+        <w:rPr>
+          <w:rFonts w:ascii="Courier New" w:eastAsia="Times New Roman" w:hAnsi="Courier New" w:cs="Courier New"/>
+          <w:sz w:val="20"/>
+          <w:szCs w:val="20"/>
+          <w:lang w:eastAsia="ru-RU"/>
+        </w:rPr>
+        <w:t>. — точка означает "все файлы и папки в текущей директории".</w:t>
+      </w:r>
+    </w:p>
+    <w:p>
+      <w:pPr>
+        <w:spacing w:after="0" w:line="276" w:lineRule="auto"/>
+        <w:rPr>
+          <w:rFonts w:ascii="Courier New" w:eastAsia="Times New Roman" w:hAnsi="Courier New" w:cs="Courier New"/>
+          <w:sz w:val="20"/>
+          <w:szCs w:val="20"/>
+          <w:lang w:eastAsia="ru-RU"/>
+        </w:rPr>
+      </w:pPr>
       <w:r>
         <w:rPr>
           <w:rFonts w:ascii="Segoe UI Emoji" w:eastAsia="Times New Roman" w:hAnsi="Segoe UI Emoji" w:cs="Segoe UI Emoji"/>
-          <w:sz w:val="24"/>
-          <w:szCs w:val="24"/>
+          <w:sz w:val="20"/>
+          <w:szCs w:val="20"/>
           <w:lang w:eastAsia="ru-RU"/>
         </w:rPr>
         <w:t>📌</w:t>
       </w:r>
       <w:r>
         <w:rPr>
-          <w:rFonts w:ascii="Times New Roman" w:eastAsia="Times New Roman" w:hAnsi="Times New Roman" w:cs="Times New Roman"/>
-          <w:sz w:val="24"/>
-          <w:szCs w:val="24"/>
-          <w:lang w:eastAsia="ru-RU"/>
-        </w:rPr>
-        <w:t xml:space="preserve"> Это</w:t>
-      </w:r>
-      <w:proofErr w:type="gramEnd"/>
-      <w:r>
-        <w:rPr>
-          <w:rFonts w:ascii="Times New Roman" w:eastAsia="Times New Roman" w:hAnsi="Times New Roman" w:cs="Times New Roman"/>
-          <w:sz w:val="24"/>
-          <w:szCs w:val="24"/>
-          <w:lang w:eastAsia="ru-RU"/>
-        </w:rPr>
-        <w:t xml:space="preserve"> говорит </w:t>
+          <w:rFonts w:ascii="Courier New" w:eastAsia="Times New Roman" w:hAnsi="Courier New" w:cs="Courier New"/>
+          <w:sz w:val="20"/>
+          <w:szCs w:val="20"/>
+          <w:lang w:eastAsia="ru-RU"/>
+        </w:rPr>
+        <w:t xml:space="preserve"> Это говорит </w:t>
       </w:r>
       <w:proofErr w:type="spellStart"/>
       <w:r>
         <w:rPr>
-          <w:rFonts w:ascii="Times New Roman" w:eastAsia="Times New Roman" w:hAnsi="Times New Roman" w:cs="Times New Roman"/>
-          <w:sz w:val="24"/>
-          <w:szCs w:val="24"/>
+          <w:rFonts w:ascii="Courier New" w:eastAsia="Times New Roman" w:hAnsi="Courier New" w:cs="Courier New"/>
+          <w:sz w:val="20"/>
+          <w:szCs w:val="20"/>
           <w:lang w:eastAsia="ru-RU"/>
         </w:rPr>
         <w:t>Git</w:t>
@@ -1629,9 +1870,9 @@
       <w:proofErr w:type="spellEnd"/>
       <w:r>
         <w:rPr>
-          <w:rFonts w:ascii="Times New Roman" w:eastAsia="Times New Roman" w:hAnsi="Times New Roman" w:cs="Times New Roman"/>
-          <w:sz w:val="24"/>
-          <w:szCs w:val="24"/>
+          <w:rFonts w:ascii="Courier New" w:eastAsia="Times New Roman" w:hAnsi="Courier New" w:cs="Courier New"/>
+          <w:sz w:val="20"/>
+          <w:szCs w:val="20"/>
           <w:lang w:eastAsia="ru-RU"/>
         </w:rPr>
         <w:t>: «Подготовь все текущие изменения к коммиту».</w:t>
@@ -1639,19 +1880,19 @@
     </w:p>
     <w:p>
       <w:pPr>
-        <w:spacing w:after="0" w:line="240" w:lineRule="auto"/>
-        <w:rPr>
-          <w:rFonts w:ascii="Times New Roman" w:eastAsia="Times New Roman" w:hAnsi="Times New Roman" w:cs="Times New Roman"/>
-          <w:sz w:val="24"/>
-          <w:szCs w:val="24"/>
-          <w:lang w:eastAsia="ru-RU"/>
-        </w:rPr>
-      </w:pPr>
-      <w:r>
-        <w:rPr>
-          <w:rFonts w:ascii="Times New Roman" w:eastAsia="Times New Roman" w:hAnsi="Times New Roman" w:cs="Times New Roman"/>
-          <w:sz w:val="24"/>
-          <w:szCs w:val="24"/>
+        <w:spacing w:after="0" w:line="276" w:lineRule="auto"/>
+        <w:rPr>
+          <w:rFonts w:ascii="Courier New" w:eastAsia="Times New Roman" w:hAnsi="Courier New" w:cs="Courier New"/>
+          <w:sz w:val="20"/>
+          <w:szCs w:val="20"/>
+          <w:lang w:eastAsia="ru-RU"/>
+        </w:rPr>
+      </w:pPr>
+      <w:r>
+        <w:rPr>
+          <w:rFonts w:ascii="Courier New" w:eastAsia="Times New Roman" w:hAnsi="Courier New" w:cs="Courier New"/>
+          <w:sz w:val="20"/>
+          <w:szCs w:val="20"/>
           <w:lang w:eastAsia="ru-RU"/>
         </w:rPr>
         <w:pict w14:anchorId="3A42AE0B">
@@ -1661,14 +1902,14 @@
     </w:p>
     <w:p>
       <w:pPr>
-        <w:spacing w:before="100" w:beforeAutospacing="1" w:after="100" w:afterAutospacing="1" w:line="240" w:lineRule="auto"/>
+        <w:spacing w:after="0" w:line="276" w:lineRule="auto"/>
         <w:outlineLvl w:val="2"/>
         <w:rPr>
-          <w:rFonts w:ascii="Times New Roman" w:eastAsia="Times New Roman" w:hAnsi="Times New Roman" w:cs="Times New Roman"/>
-          <w:b/>
-          <w:bCs/>
-          <w:sz w:val="27"/>
-          <w:szCs w:val="27"/>
+          <w:rFonts w:ascii="Courier New" w:eastAsia="Times New Roman" w:hAnsi="Courier New" w:cs="Courier New"/>
+          <w:b/>
+          <w:bCs/>
+          <w:sz w:val="20"/>
+          <w:szCs w:val="20"/>
           <w:lang w:eastAsia="ru-RU"/>
         </w:rPr>
       </w:pPr>
@@ -1677,20 +1918,19 @@
           <w:rFonts w:ascii="Segoe UI Emoji" w:eastAsia="Times New Roman" w:hAnsi="Segoe UI Emoji" w:cs="Segoe UI Emoji"/>
           <w:b/>
           <w:bCs/>
-          <w:sz w:val="27"/>
-          <w:szCs w:val="27"/>
-          <w:lang w:eastAsia="ru-RU"/>
-        </w:rPr>
-        <w:lastRenderedPageBreak/>
+          <w:sz w:val="20"/>
+          <w:szCs w:val="20"/>
+          <w:lang w:eastAsia="ru-RU"/>
+        </w:rPr>
         <w:t>🔹</w:t>
       </w:r>
       <w:r>
         <w:rPr>
-          <w:rFonts w:ascii="Times New Roman" w:eastAsia="Times New Roman" w:hAnsi="Times New Roman" w:cs="Times New Roman"/>
-          <w:b/>
-          <w:bCs/>
-          <w:sz w:val="27"/>
-          <w:szCs w:val="27"/>
+          <w:rFonts w:ascii="Courier New" w:eastAsia="Times New Roman" w:hAnsi="Courier New" w:cs="Courier New"/>
+          <w:b/>
+          <w:bCs/>
+          <w:sz w:val="20"/>
+          <w:szCs w:val="20"/>
           <w:lang w:eastAsia="ru-RU"/>
         </w:rPr>
         <w:t xml:space="preserve"> </w:t>
@@ -1735,15 +1975,16 @@
     </w:p>
     <w:p>
       <w:pPr>
+        <w:pStyle w:val="a3"/>
         <w:numPr>
           <w:ilvl w:val="0"/>
           <w:numId w:val="4"/>
         </w:numPr>
-        <w:spacing w:before="100" w:beforeAutospacing="1" w:after="100" w:afterAutospacing="1" w:line="240" w:lineRule="auto"/>
-        <w:rPr>
-          <w:rFonts w:ascii="Times New Roman" w:eastAsia="Times New Roman" w:hAnsi="Times New Roman" w:cs="Times New Roman"/>
-          <w:sz w:val="24"/>
-          <w:szCs w:val="24"/>
+        <w:spacing w:after="0" w:line="276" w:lineRule="auto"/>
+        <w:rPr>
+          <w:rFonts w:ascii="Courier New" w:eastAsia="Times New Roman" w:hAnsi="Courier New" w:cs="Courier New"/>
+          <w:sz w:val="20"/>
+          <w:szCs w:val="20"/>
           <w:lang w:eastAsia="ru-RU"/>
         </w:rPr>
       </w:pPr>
@@ -1760,9 +2001,9 @@
       <w:proofErr w:type="spellEnd"/>
       <w:r>
         <w:rPr>
-          <w:rFonts w:ascii="Times New Roman" w:eastAsia="Times New Roman" w:hAnsi="Times New Roman" w:cs="Times New Roman"/>
-          <w:sz w:val="24"/>
-          <w:szCs w:val="24"/>
+          <w:rFonts w:ascii="Courier New" w:eastAsia="Times New Roman" w:hAnsi="Courier New" w:cs="Courier New"/>
+          <w:sz w:val="20"/>
+          <w:szCs w:val="20"/>
           <w:lang w:eastAsia="ru-RU"/>
         </w:rPr>
         <w:t xml:space="preserve"> — показывает текущее состояние репозитория:</w:t>
@@ -1770,23 +2011,19 @@
     </w:p>
     <w:p>
       <w:pPr>
-        <w:numPr>
-          <w:ilvl w:val="1"/>
-          <w:numId w:val="4"/>
-        </w:numPr>
-        <w:spacing w:before="100" w:beforeAutospacing="1" w:after="100" w:afterAutospacing="1" w:line="240" w:lineRule="auto"/>
-        <w:rPr>
-          <w:rFonts w:ascii="Times New Roman" w:eastAsia="Times New Roman" w:hAnsi="Times New Roman" w:cs="Times New Roman"/>
-          <w:sz w:val="24"/>
-          <w:szCs w:val="24"/>
-          <w:lang w:eastAsia="ru-RU"/>
-        </w:rPr>
-      </w:pPr>
-      <w:r>
-        <w:rPr>
-          <w:rFonts w:ascii="Times New Roman" w:eastAsia="Times New Roman" w:hAnsi="Times New Roman" w:cs="Times New Roman"/>
-          <w:sz w:val="24"/>
-          <w:szCs w:val="24"/>
+        <w:spacing w:after="0" w:line="276" w:lineRule="auto"/>
+        <w:rPr>
+          <w:rFonts w:ascii="Courier New" w:eastAsia="Times New Roman" w:hAnsi="Courier New" w:cs="Courier New"/>
+          <w:sz w:val="20"/>
+          <w:szCs w:val="20"/>
+          <w:lang w:eastAsia="ru-RU"/>
+        </w:rPr>
+      </w:pPr>
+      <w:r>
+        <w:rPr>
+          <w:rFonts w:ascii="Courier New" w:eastAsia="Times New Roman" w:hAnsi="Courier New" w:cs="Courier New"/>
+          <w:sz w:val="20"/>
+          <w:szCs w:val="20"/>
           <w:lang w:eastAsia="ru-RU"/>
         </w:rPr>
         <w:t>какие файлы изменены;</w:t>
@@ -1794,23 +2031,19 @@
     </w:p>
     <w:p>
       <w:pPr>
-        <w:numPr>
-          <w:ilvl w:val="1"/>
-          <w:numId w:val="4"/>
-        </w:numPr>
-        <w:spacing w:before="100" w:beforeAutospacing="1" w:after="100" w:afterAutospacing="1" w:line="240" w:lineRule="auto"/>
-        <w:rPr>
-          <w:rFonts w:ascii="Times New Roman" w:eastAsia="Times New Roman" w:hAnsi="Times New Roman" w:cs="Times New Roman"/>
-          <w:sz w:val="24"/>
-          <w:szCs w:val="24"/>
-          <w:lang w:eastAsia="ru-RU"/>
-        </w:rPr>
-      </w:pPr>
-      <w:r>
-        <w:rPr>
-          <w:rFonts w:ascii="Times New Roman" w:eastAsia="Times New Roman" w:hAnsi="Times New Roman" w:cs="Times New Roman"/>
-          <w:sz w:val="24"/>
-          <w:szCs w:val="24"/>
+        <w:spacing w:after="0" w:line="276" w:lineRule="auto"/>
+        <w:rPr>
+          <w:rFonts w:ascii="Courier New" w:eastAsia="Times New Roman" w:hAnsi="Courier New" w:cs="Courier New"/>
+          <w:sz w:val="20"/>
+          <w:szCs w:val="20"/>
+          <w:lang w:eastAsia="ru-RU"/>
+        </w:rPr>
+      </w:pPr>
+      <w:r>
+        <w:rPr>
+          <w:rFonts w:ascii="Courier New" w:eastAsia="Times New Roman" w:hAnsi="Courier New" w:cs="Courier New"/>
+          <w:sz w:val="20"/>
+          <w:szCs w:val="20"/>
           <w:lang w:eastAsia="ru-RU"/>
         </w:rPr>
         <w:t xml:space="preserve">что добавлено в </w:t>
@@ -1818,9 +2051,9 @@
       <w:proofErr w:type="spellStart"/>
       <w:r>
         <w:rPr>
-          <w:rFonts w:ascii="Times New Roman" w:eastAsia="Times New Roman" w:hAnsi="Times New Roman" w:cs="Times New Roman"/>
-          <w:sz w:val="24"/>
-          <w:szCs w:val="24"/>
+          <w:rFonts w:ascii="Courier New" w:eastAsia="Times New Roman" w:hAnsi="Courier New" w:cs="Courier New"/>
+          <w:sz w:val="20"/>
+          <w:szCs w:val="20"/>
           <w:lang w:eastAsia="ru-RU"/>
         </w:rPr>
         <w:t>staging</w:t>
@@ -1828,9 +2061,9 @@
       <w:proofErr w:type="spellEnd"/>
       <w:r>
         <w:rPr>
-          <w:rFonts w:ascii="Times New Roman" w:eastAsia="Times New Roman" w:hAnsi="Times New Roman" w:cs="Times New Roman"/>
-          <w:sz w:val="24"/>
-          <w:szCs w:val="24"/>
+          <w:rFonts w:ascii="Courier New" w:eastAsia="Times New Roman" w:hAnsi="Courier New" w:cs="Courier New"/>
+          <w:sz w:val="20"/>
+          <w:szCs w:val="20"/>
           <w:lang w:eastAsia="ru-RU"/>
         </w:rPr>
         <w:t xml:space="preserve"> </w:t>
@@ -1838,9 +2071,9 @@
       <w:proofErr w:type="spellStart"/>
       <w:r>
         <w:rPr>
-          <w:rFonts w:ascii="Times New Roman" w:eastAsia="Times New Roman" w:hAnsi="Times New Roman" w:cs="Times New Roman"/>
-          <w:sz w:val="24"/>
-          <w:szCs w:val="24"/>
+          <w:rFonts w:ascii="Courier New" w:eastAsia="Times New Roman" w:hAnsi="Courier New" w:cs="Courier New"/>
+          <w:sz w:val="20"/>
+          <w:szCs w:val="20"/>
           <w:lang w:eastAsia="ru-RU"/>
         </w:rPr>
         <w:t>area</w:t>
@@ -1848,9 +2081,9 @@
       <w:proofErr w:type="spellEnd"/>
       <w:r>
         <w:rPr>
-          <w:rFonts w:ascii="Times New Roman" w:eastAsia="Times New Roman" w:hAnsi="Times New Roman" w:cs="Times New Roman"/>
-          <w:sz w:val="24"/>
-          <w:szCs w:val="24"/>
+          <w:rFonts w:ascii="Courier New" w:eastAsia="Times New Roman" w:hAnsi="Courier New" w:cs="Courier New"/>
+          <w:sz w:val="20"/>
+          <w:szCs w:val="20"/>
           <w:lang w:eastAsia="ru-RU"/>
         </w:rPr>
         <w:t>;</w:t>
@@ -1858,23 +2091,19 @@
     </w:p>
     <w:p>
       <w:pPr>
-        <w:numPr>
-          <w:ilvl w:val="1"/>
-          <w:numId w:val="4"/>
-        </w:numPr>
-        <w:spacing w:before="100" w:beforeAutospacing="1" w:after="100" w:afterAutospacing="1" w:line="240" w:lineRule="auto"/>
-        <w:rPr>
-          <w:rFonts w:ascii="Times New Roman" w:eastAsia="Times New Roman" w:hAnsi="Times New Roman" w:cs="Times New Roman"/>
-          <w:sz w:val="24"/>
-          <w:szCs w:val="24"/>
-          <w:lang w:eastAsia="ru-RU"/>
-        </w:rPr>
-      </w:pPr>
-      <w:r>
-        <w:rPr>
-          <w:rFonts w:ascii="Times New Roman" w:eastAsia="Times New Roman" w:hAnsi="Times New Roman" w:cs="Times New Roman"/>
-          <w:sz w:val="24"/>
-          <w:szCs w:val="24"/>
+        <w:spacing w:after="0" w:line="276" w:lineRule="auto"/>
+        <w:rPr>
+          <w:rFonts w:ascii="Courier New" w:eastAsia="Times New Roman" w:hAnsi="Courier New" w:cs="Courier New"/>
+          <w:sz w:val="20"/>
+          <w:szCs w:val="20"/>
+          <w:lang w:eastAsia="ru-RU"/>
+        </w:rPr>
+      </w:pPr>
+      <w:r>
+        <w:rPr>
+          <w:rFonts w:ascii="Courier New" w:eastAsia="Times New Roman" w:hAnsi="Courier New" w:cs="Courier New"/>
+          <w:sz w:val="20"/>
+          <w:szCs w:val="20"/>
           <w:lang w:eastAsia="ru-RU"/>
         </w:rPr>
         <w:t xml:space="preserve">что ещё не </w:t>
@@ -1882,9 +2111,9 @@
       <w:proofErr w:type="spellStart"/>
       <w:r>
         <w:rPr>
-          <w:rFonts w:ascii="Times New Roman" w:eastAsia="Times New Roman" w:hAnsi="Times New Roman" w:cs="Times New Roman"/>
-          <w:sz w:val="24"/>
-          <w:szCs w:val="24"/>
+          <w:rFonts w:ascii="Courier New" w:eastAsia="Times New Roman" w:hAnsi="Courier New" w:cs="Courier New"/>
+          <w:sz w:val="20"/>
+          <w:szCs w:val="20"/>
           <w:lang w:eastAsia="ru-RU"/>
         </w:rPr>
         <w:t>закоммичено</w:t>
@@ -1892,9 +2121,9 @@
       <w:proofErr w:type="spellEnd"/>
       <w:r>
         <w:rPr>
-          <w:rFonts w:ascii="Times New Roman" w:eastAsia="Times New Roman" w:hAnsi="Times New Roman" w:cs="Times New Roman"/>
-          <w:sz w:val="24"/>
-          <w:szCs w:val="24"/>
+          <w:rFonts w:ascii="Courier New" w:eastAsia="Times New Roman" w:hAnsi="Courier New" w:cs="Courier New"/>
+          <w:sz w:val="20"/>
+          <w:szCs w:val="20"/>
           <w:lang w:eastAsia="ru-RU"/>
         </w:rPr>
         <w:t xml:space="preserve"> и не отслеживается.</w:t>
@@ -1902,19 +2131,19 @@
     </w:p>
     <w:p>
       <w:pPr>
-        <w:spacing w:after="0" w:line="240" w:lineRule="auto"/>
-        <w:rPr>
-          <w:rFonts w:ascii="Times New Roman" w:eastAsia="Times New Roman" w:hAnsi="Times New Roman" w:cs="Times New Roman"/>
-          <w:sz w:val="24"/>
-          <w:szCs w:val="24"/>
-          <w:lang w:eastAsia="ru-RU"/>
-        </w:rPr>
-      </w:pPr>
-      <w:r>
-        <w:rPr>
-          <w:rFonts w:ascii="Times New Roman" w:eastAsia="Times New Roman" w:hAnsi="Times New Roman" w:cs="Times New Roman"/>
-          <w:sz w:val="24"/>
-          <w:szCs w:val="24"/>
+        <w:spacing w:after="0" w:line="276" w:lineRule="auto"/>
+        <w:rPr>
+          <w:rFonts w:ascii="Courier New" w:eastAsia="Times New Roman" w:hAnsi="Courier New" w:cs="Courier New"/>
+          <w:sz w:val="20"/>
+          <w:szCs w:val="20"/>
+          <w:lang w:eastAsia="ru-RU"/>
+        </w:rPr>
+      </w:pPr>
+      <w:r>
+        <w:rPr>
+          <w:rFonts w:ascii="Courier New" w:eastAsia="Times New Roman" w:hAnsi="Courier New" w:cs="Courier New"/>
+          <w:sz w:val="20"/>
+          <w:szCs w:val="20"/>
           <w:lang w:eastAsia="ru-RU"/>
         </w:rPr>
         <w:pict w14:anchorId="2B1BA9C6">
@@ -1924,14 +2153,14 @@
     </w:p>
     <w:p>
       <w:pPr>
-        <w:spacing w:before="100" w:beforeAutospacing="1" w:after="100" w:afterAutospacing="1" w:line="240" w:lineRule="auto"/>
+        <w:spacing w:after="0" w:line="276" w:lineRule="auto"/>
         <w:outlineLvl w:val="2"/>
         <w:rPr>
-          <w:rFonts w:ascii="Times New Roman" w:eastAsia="Times New Roman" w:hAnsi="Times New Roman" w:cs="Times New Roman"/>
-          <w:b/>
-          <w:bCs/>
-          <w:sz w:val="27"/>
-          <w:szCs w:val="27"/>
+          <w:rFonts w:ascii="Courier New" w:eastAsia="Times New Roman" w:hAnsi="Courier New" w:cs="Courier New"/>
+          <w:b/>
+          <w:bCs/>
+          <w:sz w:val="20"/>
+          <w:szCs w:val="20"/>
           <w:lang w:eastAsia="ru-RU"/>
         </w:rPr>
       </w:pPr>
@@ -1940,19 +2169,19 @@
           <w:rFonts w:ascii="Segoe UI Emoji" w:eastAsia="Times New Roman" w:hAnsi="Segoe UI Emoji" w:cs="Segoe UI Emoji"/>
           <w:b/>
           <w:bCs/>
-          <w:sz w:val="27"/>
-          <w:szCs w:val="27"/>
+          <w:sz w:val="20"/>
+          <w:szCs w:val="20"/>
           <w:lang w:eastAsia="ru-RU"/>
         </w:rPr>
         <w:t>🔹</w:t>
       </w:r>
       <w:r>
         <w:rPr>
-          <w:rFonts w:ascii="Times New Roman" w:eastAsia="Times New Roman" w:hAnsi="Times New Roman" w:cs="Times New Roman"/>
-          <w:b/>
-          <w:bCs/>
-          <w:sz w:val="27"/>
-          <w:szCs w:val="27"/>
+          <w:rFonts w:ascii="Courier New" w:eastAsia="Times New Roman" w:hAnsi="Courier New" w:cs="Courier New"/>
+          <w:b/>
+          <w:bCs/>
+          <w:sz w:val="20"/>
+          <w:szCs w:val="20"/>
           <w:lang w:eastAsia="ru-RU"/>
         </w:rPr>
         <w:t xml:space="preserve"> </w:t>
@@ -2008,15 +2237,16 @@
     </w:p>
     <w:p>
       <w:pPr>
+        <w:pStyle w:val="a3"/>
         <w:numPr>
           <w:ilvl w:val="0"/>
-          <w:numId w:val="5"/>
+          <w:numId w:val="16"/>
         </w:numPr>
-        <w:spacing w:before="100" w:beforeAutospacing="1" w:after="100" w:afterAutospacing="1" w:line="240" w:lineRule="auto"/>
-        <w:rPr>
-          <w:rFonts w:ascii="Times New Roman" w:eastAsia="Times New Roman" w:hAnsi="Times New Roman" w:cs="Times New Roman"/>
-          <w:sz w:val="24"/>
-          <w:szCs w:val="24"/>
+        <w:spacing w:after="0" w:line="276" w:lineRule="auto"/>
+        <w:rPr>
+          <w:rFonts w:ascii="Courier New" w:eastAsia="Times New Roman" w:hAnsi="Courier New" w:cs="Courier New"/>
+          <w:sz w:val="20"/>
+          <w:szCs w:val="20"/>
           <w:lang w:eastAsia="ru-RU"/>
         </w:rPr>
       </w:pPr>
@@ -2033,9 +2263,9 @@
       <w:proofErr w:type="spellEnd"/>
       <w:r>
         <w:rPr>
-          <w:rFonts w:ascii="Times New Roman" w:eastAsia="Times New Roman" w:hAnsi="Times New Roman" w:cs="Times New Roman"/>
-          <w:sz w:val="24"/>
-          <w:szCs w:val="24"/>
+          <w:rFonts w:ascii="Courier New" w:eastAsia="Times New Roman" w:hAnsi="Courier New" w:cs="Courier New"/>
+          <w:sz w:val="20"/>
+          <w:szCs w:val="20"/>
           <w:lang w:eastAsia="ru-RU"/>
         </w:rPr>
         <w:t xml:space="preserve"> — зафиксировать изменения в истории репозитория.</w:t>
@@ -2043,44 +2273,36 @@
     </w:p>
     <w:p>
       <w:pPr>
+        <w:pStyle w:val="a3"/>
         <w:numPr>
           <w:ilvl w:val="0"/>
-          <w:numId w:val="5"/>
+          <w:numId w:val="16"/>
         </w:numPr>
-        <w:spacing w:before="100" w:beforeAutospacing="1" w:after="100" w:afterAutospacing="1" w:line="240" w:lineRule="auto"/>
-        <w:rPr>
-          <w:rFonts w:ascii="Times New Roman" w:eastAsia="Times New Roman" w:hAnsi="Times New Roman" w:cs="Times New Roman"/>
-          <w:sz w:val="24"/>
-          <w:szCs w:val="24"/>
-          <w:lang w:eastAsia="ru-RU"/>
-        </w:rPr>
-      </w:pPr>
-      <w:r>
-        <w:rPr>
-          <w:rFonts w:ascii="Courier New" w:eastAsia="Times New Roman" w:hAnsi="Courier New" w:cs="Courier New"/>
-          <w:sz w:val="20"/>
-          <w:szCs w:val="20"/>
-          <w:lang w:eastAsia="ru-RU"/>
-        </w:rPr>
-        <w:t>-m</w:t>
-      </w:r>
-      <w:r>
-        <w:rPr>
-          <w:rFonts w:ascii="Times New Roman" w:eastAsia="Times New Roman" w:hAnsi="Times New Roman" w:cs="Times New Roman"/>
-          <w:sz w:val="24"/>
-          <w:szCs w:val="24"/>
-          <w:lang w:eastAsia="ru-RU"/>
-        </w:rPr>
-        <w:t xml:space="preserve"> — </w:t>
+        <w:spacing w:after="0" w:line="276" w:lineRule="auto"/>
+        <w:rPr>
+          <w:rFonts w:ascii="Courier New" w:eastAsia="Times New Roman" w:hAnsi="Courier New" w:cs="Courier New"/>
+          <w:sz w:val="20"/>
+          <w:szCs w:val="20"/>
+          <w:lang w:eastAsia="ru-RU"/>
+        </w:rPr>
+      </w:pPr>
+      <w:r>
+        <w:rPr>
+          <w:rFonts w:ascii="Courier New" w:eastAsia="Times New Roman" w:hAnsi="Courier New" w:cs="Courier New"/>
+          <w:sz w:val="20"/>
+          <w:szCs w:val="20"/>
+          <w:lang w:eastAsia="ru-RU"/>
+        </w:rPr>
+        <w:t xml:space="preserve">-m — </w:t>
       </w:r>
       <w:proofErr w:type="spellStart"/>
       <w:r>
         <w:rPr>
-          <w:rFonts w:ascii="Times New Roman" w:eastAsia="Times New Roman" w:hAnsi="Times New Roman" w:cs="Times New Roman"/>
-          <w:b/>
-          <w:bCs/>
-          <w:sz w:val="24"/>
-          <w:szCs w:val="24"/>
+          <w:rFonts w:ascii="Courier New" w:eastAsia="Times New Roman" w:hAnsi="Courier New" w:cs="Courier New"/>
+          <w:b/>
+          <w:bCs/>
+          <w:sz w:val="20"/>
+          <w:szCs w:val="20"/>
           <w:lang w:eastAsia="ru-RU"/>
         </w:rPr>
         <w:t>message</w:t>
@@ -2088,9 +2310,9 @@
       <w:proofErr w:type="spellEnd"/>
       <w:r>
         <w:rPr>
-          <w:rFonts w:ascii="Times New Roman" w:eastAsia="Times New Roman" w:hAnsi="Times New Roman" w:cs="Times New Roman"/>
-          <w:sz w:val="24"/>
-          <w:szCs w:val="24"/>
+          <w:rFonts w:ascii="Courier New" w:eastAsia="Times New Roman" w:hAnsi="Courier New" w:cs="Courier New"/>
+          <w:sz w:val="20"/>
+          <w:szCs w:val="20"/>
           <w:lang w:eastAsia="ru-RU"/>
         </w:rPr>
         <w:t>, описание коммита.</w:t>
@@ -2098,64 +2320,47 @@
     </w:p>
     <w:p>
       <w:pPr>
+        <w:pStyle w:val="a3"/>
         <w:numPr>
           <w:ilvl w:val="0"/>
-          <w:numId w:val="5"/>
+          <w:numId w:val="16"/>
         </w:numPr>
-        <w:spacing w:before="100" w:beforeAutospacing="1" w:after="100" w:afterAutospacing="1" w:line="240" w:lineRule="auto"/>
-        <w:rPr>
-          <w:rFonts w:ascii="Times New Roman" w:eastAsia="Times New Roman" w:hAnsi="Times New Roman" w:cs="Times New Roman"/>
-          <w:sz w:val="24"/>
-          <w:szCs w:val="24"/>
-          <w:lang w:eastAsia="ru-RU"/>
-        </w:rPr>
-      </w:pPr>
-      <w:r>
-        <w:rPr>
-          <w:rFonts w:ascii="Courier New" w:eastAsia="Times New Roman" w:hAnsi="Courier New" w:cs="Courier New"/>
-          <w:sz w:val="20"/>
-          <w:szCs w:val="20"/>
-          <w:lang w:eastAsia="ru-RU"/>
-        </w:rPr>
-        <w:t>""</w:t>
-      </w:r>
-      <w:r>
-        <w:rPr>
-          <w:rFonts w:ascii="Times New Roman" w:eastAsia="Times New Roman" w:hAnsi="Times New Roman" w:cs="Times New Roman"/>
-          <w:sz w:val="24"/>
-          <w:szCs w:val="24"/>
-          <w:lang w:eastAsia="ru-RU"/>
-        </w:rPr>
-        <w:t xml:space="preserve"> — пустое сообщение (так делать </w:t>
-      </w:r>
-      <w:r>
-        <w:rPr>
-          <w:rFonts w:ascii="Times New Roman" w:eastAsia="Times New Roman" w:hAnsi="Times New Roman" w:cs="Times New Roman"/>
-          <w:b/>
-          <w:bCs/>
-          <w:sz w:val="24"/>
-          <w:szCs w:val="24"/>
+        <w:spacing w:after="0" w:line="276" w:lineRule="auto"/>
+        <w:rPr>
+          <w:rFonts w:ascii="Courier New" w:eastAsia="Times New Roman" w:hAnsi="Courier New" w:cs="Courier New"/>
+          <w:sz w:val="20"/>
+          <w:szCs w:val="20"/>
+          <w:lang w:eastAsia="ru-RU"/>
+        </w:rPr>
+      </w:pPr>
+      <w:r>
+        <w:rPr>
+          <w:rFonts w:ascii="Courier New" w:eastAsia="Times New Roman" w:hAnsi="Courier New" w:cs="Courier New"/>
+          <w:sz w:val="20"/>
+          <w:szCs w:val="20"/>
+          <w:lang w:eastAsia="ru-RU"/>
+        </w:rPr>
+        <w:t xml:space="preserve">"" — пустое сообщение (так делать </w:t>
+      </w:r>
+      <w:r>
+        <w:rPr>
+          <w:rFonts w:ascii="Courier New" w:eastAsia="Times New Roman" w:hAnsi="Courier New" w:cs="Courier New"/>
+          <w:b/>
+          <w:bCs/>
+          <w:sz w:val="20"/>
+          <w:szCs w:val="20"/>
           <w:lang w:eastAsia="ru-RU"/>
         </w:rPr>
         <w:t>не рекомендуется</w:t>
       </w:r>
       <w:r>
         <w:rPr>
-          <w:rFonts w:ascii="Times New Roman" w:eastAsia="Times New Roman" w:hAnsi="Times New Roman" w:cs="Times New Roman"/>
-          <w:sz w:val="24"/>
-          <w:szCs w:val="24"/>
-          <w:lang w:eastAsia="ru-RU"/>
-        </w:rPr>
-        <w:t xml:space="preserve">, стоит писать хоть что-то вроде </w:t>
-      </w:r>
-      <w:r>
-        <w:rPr>
-          <w:rFonts w:ascii="Courier New" w:eastAsia="Times New Roman" w:hAnsi="Courier New" w:cs="Courier New"/>
-          <w:sz w:val="20"/>
-          <w:szCs w:val="20"/>
-          <w:lang w:eastAsia="ru-RU"/>
-        </w:rPr>
-        <w:t>"</w:t>
+          <w:rFonts w:ascii="Courier New" w:eastAsia="Times New Roman" w:hAnsi="Courier New" w:cs="Courier New"/>
+          <w:sz w:val="20"/>
+          <w:szCs w:val="20"/>
+          <w:lang w:eastAsia="ru-RU"/>
+        </w:rPr>
+        <w:t>, стоит писать хоть что-то вроде "</w:t>
       </w:r>
       <w:proofErr w:type="spellStart"/>
       <w:r>
@@ -2175,25 +2380,7 @@
           <w:szCs w:val="20"/>
           <w:lang w:eastAsia="ru-RU"/>
         </w:rPr>
-        <w:t>"</w:t>
-      </w:r>
-      <w:r>
-        <w:rPr>
-          <w:rFonts w:ascii="Times New Roman" w:eastAsia="Times New Roman" w:hAnsi="Times New Roman" w:cs="Times New Roman"/>
-          <w:sz w:val="24"/>
-          <w:szCs w:val="24"/>
-          <w:lang w:eastAsia="ru-RU"/>
-        </w:rPr>
-        <w:t xml:space="preserve"> или </w:t>
-      </w:r>
-      <w:r>
-        <w:rPr>
-          <w:rFonts w:ascii="Courier New" w:eastAsia="Times New Roman" w:hAnsi="Courier New" w:cs="Courier New"/>
-          <w:sz w:val="20"/>
-          <w:szCs w:val="20"/>
-          <w:lang w:eastAsia="ru-RU"/>
-        </w:rPr>
-        <w:t>"</w:t>
+        <w:t>" или "</w:t>
       </w:r>
       <w:proofErr w:type="spellStart"/>
       <w:r>
@@ -2233,33 +2420,24 @@
           <w:szCs w:val="20"/>
           <w:lang w:eastAsia="ru-RU"/>
         </w:rPr>
-        <w:t>"</w:t>
-      </w:r>
-      <w:r>
-        <w:rPr>
-          <w:rFonts w:ascii="Times New Roman" w:eastAsia="Times New Roman" w:hAnsi="Times New Roman" w:cs="Times New Roman"/>
-          <w:sz w:val="24"/>
-          <w:szCs w:val="24"/>
-          <w:lang w:eastAsia="ru-RU"/>
-        </w:rPr>
-        <w:t>).</w:t>
-      </w:r>
-    </w:p>
-    <w:p>
-      <w:pPr>
-        <w:spacing w:after="0" w:line="240" w:lineRule="auto"/>
-        <w:rPr>
-          <w:rFonts w:ascii="Times New Roman" w:eastAsia="Times New Roman" w:hAnsi="Times New Roman" w:cs="Times New Roman"/>
-          <w:sz w:val="24"/>
-          <w:szCs w:val="24"/>
-          <w:lang w:eastAsia="ru-RU"/>
-        </w:rPr>
-      </w:pPr>
-      <w:r>
-        <w:rPr>
-          <w:rFonts w:ascii="Times New Roman" w:eastAsia="Times New Roman" w:hAnsi="Times New Roman" w:cs="Times New Roman"/>
-          <w:sz w:val="24"/>
-          <w:szCs w:val="24"/>
+        <w:t>").</w:t>
+      </w:r>
+    </w:p>
+    <w:p>
+      <w:pPr>
+        <w:spacing w:after="0" w:line="276" w:lineRule="auto"/>
+        <w:rPr>
+          <w:rFonts w:ascii="Courier New" w:eastAsia="Times New Roman" w:hAnsi="Courier New" w:cs="Courier New"/>
+          <w:sz w:val="20"/>
+          <w:szCs w:val="20"/>
+          <w:lang w:eastAsia="ru-RU"/>
+        </w:rPr>
+      </w:pPr>
+      <w:r>
+        <w:rPr>
+          <w:rFonts w:ascii="Courier New" w:eastAsia="Times New Roman" w:hAnsi="Courier New" w:cs="Courier New"/>
+          <w:sz w:val="20"/>
+          <w:szCs w:val="20"/>
           <w:lang w:eastAsia="ru-RU"/>
         </w:rPr>
         <w:pict w14:anchorId="5F4CD93C">
@@ -2269,14 +2447,14 @@
     </w:p>
     <w:p>
       <w:pPr>
-        <w:spacing w:before="100" w:beforeAutospacing="1" w:after="100" w:afterAutospacing="1" w:line="240" w:lineRule="auto"/>
+        <w:spacing w:after="0" w:line="276" w:lineRule="auto"/>
         <w:outlineLvl w:val="2"/>
         <w:rPr>
-          <w:rFonts w:ascii="Times New Roman" w:eastAsia="Times New Roman" w:hAnsi="Times New Roman" w:cs="Times New Roman"/>
-          <w:b/>
-          <w:bCs/>
-          <w:sz w:val="27"/>
-          <w:szCs w:val="27"/>
+          <w:rFonts w:ascii="Courier New" w:eastAsia="Times New Roman" w:hAnsi="Courier New" w:cs="Courier New"/>
+          <w:b/>
+          <w:bCs/>
+          <w:sz w:val="20"/>
+          <w:szCs w:val="20"/>
           <w:lang w:val="en-US" w:eastAsia="ru-RU"/>
         </w:rPr>
       </w:pPr>
@@ -2285,46 +2463,36 @@
           <w:rFonts w:ascii="Segoe UI Emoji" w:eastAsia="Times New Roman" w:hAnsi="Segoe UI Emoji" w:cs="Segoe UI Emoji"/>
           <w:b/>
           <w:bCs/>
-          <w:sz w:val="27"/>
-          <w:szCs w:val="27"/>
+          <w:sz w:val="20"/>
+          <w:szCs w:val="20"/>
           <w:lang w:eastAsia="ru-RU"/>
         </w:rPr>
         <w:t>🔹</w:t>
       </w:r>
       <w:r>
         <w:rPr>
-          <w:rFonts w:ascii="Times New Roman" w:eastAsia="Times New Roman" w:hAnsi="Times New Roman" w:cs="Times New Roman"/>
-          <w:b/>
-          <w:bCs/>
-          <w:sz w:val="27"/>
-          <w:szCs w:val="27"/>
-          <w:lang w:val="en-US" w:eastAsia="ru-RU"/>
-        </w:rPr>
-        <w:t xml:space="preserve"> </w:t>
-      </w:r>
-      <w:r>
-        <w:rPr>
-          <w:rFonts w:ascii="Courier New" w:eastAsia="Times New Roman" w:hAnsi="Courier New" w:cs="Courier New"/>
-          <w:b/>
-          <w:bCs/>
-          <w:sz w:val="20"/>
-          <w:szCs w:val="20"/>
-          <w:lang w:val="en-US" w:eastAsia="ru-RU"/>
-        </w:rPr>
-        <w:t>git remote add origin https://github.com/EgorTatarnikov/DS_notes.git</w:t>
-      </w:r>
-    </w:p>
-    <w:p>
-      <w:pPr>
+          <w:rFonts w:ascii="Courier New" w:eastAsia="Times New Roman" w:hAnsi="Courier New" w:cs="Courier New"/>
+          <w:b/>
+          <w:bCs/>
+          <w:sz w:val="20"/>
+          <w:szCs w:val="20"/>
+          <w:lang w:val="en-US" w:eastAsia="ru-RU"/>
+        </w:rPr>
+        <w:t xml:space="preserve"> git remote add origin https://github.com/EgorTatarnikov/DS_notes.git</w:t>
+      </w:r>
+    </w:p>
+    <w:p>
+      <w:pPr>
+        <w:pStyle w:val="a3"/>
         <w:numPr>
           <w:ilvl w:val="0"/>
-          <w:numId w:val="6"/>
+          <w:numId w:val="15"/>
         </w:numPr>
-        <w:spacing w:before="100" w:beforeAutospacing="1" w:after="100" w:afterAutospacing="1" w:line="240" w:lineRule="auto"/>
-        <w:rPr>
-          <w:rFonts w:ascii="Times New Roman" w:eastAsia="Times New Roman" w:hAnsi="Times New Roman" w:cs="Times New Roman"/>
-          <w:sz w:val="24"/>
-          <w:szCs w:val="24"/>
+        <w:spacing w:after="0" w:line="276" w:lineRule="auto"/>
+        <w:rPr>
+          <w:rFonts w:ascii="Courier New" w:eastAsia="Times New Roman" w:hAnsi="Courier New" w:cs="Courier New"/>
+          <w:sz w:val="20"/>
+          <w:szCs w:val="20"/>
           <w:lang w:eastAsia="ru-RU"/>
         </w:rPr>
       </w:pPr>
@@ -2341,9 +2509,9 @@
       <w:proofErr w:type="spellEnd"/>
       <w:r>
         <w:rPr>
-          <w:rFonts w:ascii="Times New Roman" w:eastAsia="Times New Roman" w:hAnsi="Times New Roman" w:cs="Times New Roman"/>
-          <w:sz w:val="24"/>
-          <w:szCs w:val="24"/>
+          <w:rFonts w:ascii="Courier New" w:eastAsia="Times New Roman" w:hAnsi="Courier New" w:cs="Courier New"/>
+          <w:sz w:val="20"/>
+          <w:szCs w:val="20"/>
           <w:lang w:eastAsia="ru-RU"/>
         </w:rPr>
         <w:t xml:space="preserve"> — управление удалёнными репозиториями.</w:t>
@@ -2351,15 +2519,16 @@
     </w:p>
     <w:p>
       <w:pPr>
+        <w:pStyle w:val="a3"/>
         <w:numPr>
           <w:ilvl w:val="0"/>
-          <w:numId w:val="6"/>
+          <w:numId w:val="15"/>
         </w:numPr>
-        <w:spacing w:before="100" w:beforeAutospacing="1" w:after="100" w:afterAutospacing="1" w:line="240" w:lineRule="auto"/>
-        <w:rPr>
-          <w:rFonts w:ascii="Times New Roman" w:eastAsia="Times New Roman" w:hAnsi="Times New Roman" w:cs="Times New Roman"/>
-          <w:sz w:val="24"/>
-          <w:szCs w:val="24"/>
+        <w:spacing w:after="0" w:line="276" w:lineRule="auto"/>
+        <w:rPr>
+          <w:rFonts w:ascii="Courier New" w:eastAsia="Times New Roman" w:hAnsi="Courier New" w:cs="Courier New"/>
+          <w:sz w:val="20"/>
+          <w:szCs w:val="20"/>
           <w:lang w:eastAsia="ru-RU"/>
         </w:rPr>
       </w:pPr>
@@ -2376,9 +2545,9 @@
       <w:proofErr w:type="spellEnd"/>
       <w:r>
         <w:rPr>
-          <w:rFonts w:ascii="Times New Roman" w:eastAsia="Times New Roman" w:hAnsi="Times New Roman" w:cs="Times New Roman"/>
-          <w:sz w:val="24"/>
-          <w:szCs w:val="24"/>
+          <w:rFonts w:ascii="Courier New" w:eastAsia="Times New Roman" w:hAnsi="Courier New" w:cs="Courier New"/>
+          <w:sz w:val="20"/>
+          <w:szCs w:val="20"/>
           <w:lang w:eastAsia="ru-RU"/>
         </w:rPr>
         <w:t xml:space="preserve"> — добавить новый.</w:t>
@@ -2386,15 +2555,16 @@
     </w:p>
     <w:p>
       <w:pPr>
+        <w:pStyle w:val="a3"/>
         <w:numPr>
           <w:ilvl w:val="0"/>
-          <w:numId w:val="6"/>
+          <w:numId w:val="15"/>
         </w:numPr>
-        <w:spacing w:before="100" w:beforeAutospacing="1" w:after="100" w:afterAutospacing="1" w:line="240" w:lineRule="auto"/>
-        <w:rPr>
-          <w:rFonts w:ascii="Times New Roman" w:eastAsia="Times New Roman" w:hAnsi="Times New Roman" w:cs="Times New Roman"/>
-          <w:sz w:val="24"/>
-          <w:szCs w:val="24"/>
+        <w:spacing w:after="0" w:line="276" w:lineRule="auto"/>
+        <w:rPr>
+          <w:rFonts w:ascii="Courier New" w:eastAsia="Times New Roman" w:hAnsi="Courier New" w:cs="Courier New"/>
+          <w:sz w:val="20"/>
+          <w:szCs w:val="20"/>
           <w:lang w:eastAsia="ru-RU"/>
         </w:rPr>
       </w:pPr>
@@ -2411,9 +2581,9 @@
       <w:proofErr w:type="spellEnd"/>
       <w:r>
         <w:rPr>
-          <w:rFonts w:ascii="Times New Roman" w:eastAsia="Times New Roman" w:hAnsi="Times New Roman" w:cs="Times New Roman"/>
-          <w:sz w:val="24"/>
-          <w:szCs w:val="24"/>
+          <w:rFonts w:ascii="Courier New" w:eastAsia="Times New Roman" w:hAnsi="Courier New" w:cs="Courier New"/>
+          <w:sz w:val="20"/>
+          <w:szCs w:val="20"/>
           <w:lang w:eastAsia="ru-RU"/>
         </w:rPr>
         <w:t xml:space="preserve"> — имя для этого удалённого репозитория (по традиции всегда </w:t>
@@ -2431,9 +2601,9 @@
       <w:proofErr w:type="spellEnd"/>
       <w:r>
         <w:rPr>
-          <w:rFonts w:ascii="Times New Roman" w:eastAsia="Times New Roman" w:hAnsi="Times New Roman" w:cs="Times New Roman"/>
-          <w:sz w:val="24"/>
-          <w:szCs w:val="24"/>
+          <w:rFonts w:ascii="Courier New" w:eastAsia="Times New Roman" w:hAnsi="Courier New" w:cs="Courier New"/>
+          <w:sz w:val="20"/>
+          <w:szCs w:val="20"/>
           <w:lang w:eastAsia="ru-RU"/>
         </w:rPr>
         <w:t>, но можно любое).</w:t>
@@ -2441,42 +2611,34 @@
     </w:p>
     <w:p>
       <w:pPr>
+        <w:pStyle w:val="a3"/>
         <w:numPr>
           <w:ilvl w:val="0"/>
-          <w:numId w:val="6"/>
+          <w:numId w:val="15"/>
         </w:numPr>
-        <w:spacing w:before="100" w:beforeAutospacing="1" w:after="100" w:afterAutospacing="1" w:line="240" w:lineRule="auto"/>
-        <w:rPr>
-          <w:rFonts w:ascii="Times New Roman" w:eastAsia="Times New Roman" w:hAnsi="Times New Roman" w:cs="Times New Roman"/>
-          <w:sz w:val="24"/>
-          <w:szCs w:val="24"/>
-          <w:lang w:eastAsia="ru-RU"/>
-        </w:rPr>
-      </w:pPr>
-      <w:r>
-        <w:rPr>
-          <w:rFonts w:ascii="Courier New" w:eastAsia="Times New Roman" w:hAnsi="Courier New" w:cs="Courier New"/>
-          <w:sz w:val="20"/>
-          <w:szCs w:val="20"/>
-          <w:lang w:eastAsia="ru-RU"/>
-        </w:rPr>
-        <w:t>https://github.com/...</w:t>
-      </w:r>
-      <w:r>
-        <w:rPr>
-          <w:rFonts w:ascii="Times New Roman" w:eastAsia="Times New Roman" w:hAnsi="Times New Roman" w:cs="Times New Roman"/>
-          <w:sz w:val="24"/>
-          <w:szCs w:val="24"/>
-          <w:lang w:eastAsia="ru-RU"/>
-        </w:rPr>
-        <w:t xml:space="preserve"> — адрес репозитория на </w:t>
+        <w:spacing w:after="0" w:line="276" w:lineRule="auto"/>
+        <w:rPr>
+          <w:rFonts w:ascii="Courier New" w:eastAsia="Times New Roman" w:hAnsi="Courier New" w:cs="Courier New"/>
+          <w:sz w:val="20"/>
+          <w:szCs w:val="20"/>
+          <w:lang w:eastAsia="ru-RU"/>
+        </w:rPr>
+      </w:pPr>
+      <w:r>
+        <w:rPr>
+          <w:rFonts w:ascii="Courier New" w:eastAsia="Times New Roman" w:hAnsi="Courier New" w:cs="Courier New"/>
+          <w:sz w:val="20"/>
+          <w:szCs w:val="20"/>
+          <w:lang w:eastAsia="ru-RU"/>
+        </w:rPr>
+        <w:t xml:space="preserve">https://github.com/... — адрес репозитория на </w:t>
       </w:r>
       <w:proofErr w:type="spellStart"/>
       <w:r>
         <w:rPr>
-          <w:rFonts w:ascii="Times New Roman" w:eastAsia="Times New Roman" w:hAnsi="Times New Roman" w:cs="Times New Roman"/>
-          <w:sz w:val="24"/>
-          <w:szCs w:val="24"/>
+          <w:rFonts w:ascii="Courier New" w:eastAsia="Times New Roman" w:hAnsi="Courier New" w:cs="Courier New"/>
+          <w:sz w:val="20"/>
+          <w:szCs w:val="20"/>
           <w:lang w:eastAsia="ru-RU"/>
         </w:rPr>
         <w:t>GitHub</w:t>
@@ -2484,9 +2646,9 @@
       <w:proofErr w:type="spellEnd"/>
       <w:r>
         <w:rPr>
-          <w:rFonts w:ascii="Times New Roman" w:eastAsia="Times New Roman" w:hAnsi="Times New Roman" w:cs="Times New Roman"/>
-          <w:sz w:val="24"/>
-          <w:szCs w:val="24"/>
+          <w:rFonts w:ascii="Courier New" w:eastAsia="Times New Roman" w:hAnsi="Courier New" w:cs="Courier New"/>
+          <w:sz w:val="20"/>
+          <w:szCs w:val="20"/>
           <w:lang w:eastAsia="ru-RU"/>
         </w:rPr>
         <w:t>.</w:t>
@@ -2494,28 +2656,28 @@
     </w:p>
     <w:p>
       <w:pPr>
-        <w:spacing w:before="100" w:beforeAutospacing="1" w:after="100" w:afterAutospacing="1" w:line="240" w:lineRule="auto"/>
-        <w:rPr>
-          <w:rFonts w:ascii="Times New Roman" w:eastAsia="Times New Roman" w:hAnsi="Times New Roman" w:cs="Times New Roman"/>
-          <w:sz w:val="24"/>
-          <w:szCs w:val="24"/>
+        <w:spacing w:after="0" w:line="276" w:lineRule="auto"/>
+        <w:rPr>
+          <w:rFonts w:ascii="Courier New" w:eastAsia="Times New Roman" w:hAnsi="Courier New" w:cs="Courier New"/>
+          <w:sz w:val="20"/>
+          <w:szCs w:val="20"/>
           <w:lang w:eastAsia="ru-RU"/>
         </w:rPr>
       </w:pPr>
       <w:r>
         <w:rPr>
           <w:rFonts w:ascii="Segoe UI Emoji" w:eastAsia="Times New Roman" w:hAnsi="Segoe UI Emoji" w:cs="Segoe UI Emoji"/>
-          <w:sz w:val="24"/>
-          <w:szCs w:val="24"/>
+          <w:sz w:val="20"/>
+          <w:szCs w:val="20"/>
           <w:lang w:eastAsia="ru-RU"/>
         </w:rPr>
         <w:t>📌</w:t>
       </w:r>
       <w:r>
         <w:rPr>
-          <w:rFonts w:ascii="Times New Roman" w:eastAsia="Times New Roman" w:hAnsi="Times New Roman" w:cs="Times New Roman"/>
-          <w:sz w:val="24"/>
-          <w:szCs w:val="24"/>
+          <w:rFonts w:ascii="Courier New" w:eastAsia="Times New Roman" w:hAnsi="Courier New" w:cs="Courier New"/>
+          <w:sz w:val="20"/>
+          <w:szCs w:val="20"/>
           <w:lang w:eastAsia="ru-RU"/>
         </w:rPr>
         <w:t xml:space="preserve"> Эта команда привязывает локальный репозиторий к удалённому.</w:t>
@@ -2523,36 +2685,288 @@
     </w:p>
     <w:p>
       <w:pPr>
-        <w:spacing w:after="0" w:line="240" w:lineRule="auto"/>
-        <w:rPr>
-          <w:rFonts w:ascii="Times New Roman" w:eastAsia="Times New Roman" w:hAnsi="Times New Roman" w:cs="Times New Roman"/>
-          <w:sz w:val="24"/>
-          <w:szCs w:val="24"/>
-          <w:lang w:eastAsia="ru-RU"/>
-        </w:rPr>
-      </w:pPr>
-      <w:r>
-        <w:rPr>
-          <w:rFonts w:ascii="Times New Roman" w:eastAsia="Times New Roman" w:hAnsi="Times New Roman" w:cs="Times New Roman"/>
-          <w:sz w:val="24"/>
-          <w:szCs w:val="24"/>
+        <w:spacing w:after="0" w:line="276" w:lineRule="auto"/>
+        <w:rPr>
+          <w:rFonts w:ascii="Courier New" w:eastAsia="Times New Roman" w:hAnsi="Courier New" w:cs="Courier New"/>
+          <w:sz w:val="20"/>
+          <w:szCs w:val="20"/>
+          <w:lang w:eastAsia="ru-RU"/>
+        </w:rPr>
+      </w:pPr>
+      <w:r>
+        <w:rPr>
+          <w:rFonts w:ascii="Courier New" w:eastAsia="Times New Roman" w:hAnsi="Courier New" w:cs="Courier New"/>
+          <w:sz w:val="20"/>
+          <w:szCs w:val="20"/>
+          <w:lang w:eastAsia="ru-RU"/>
+        </w:rPr>
+        <w:pict w14:anchorId="70BF5C26">
+          <v:rect id="_x0000_i1041" style="width:0;height:1.5pt" o:hralign="center" o:hrstd="t" o:hr="t" fillcolor="#a0a0a0" stroked="f"/>
+        </w:pict>
+      </w:r>
+    </w:p>
+    <w:p>
+      <w:pPr>
+        <w:spacing w:after="0" w:line="276" w:lineRule="auto"/>
+        <w:outlineLvl w:val="2"/>
+        <w:rPr>
+          <w:rFonts w:ascii="Courier New" w:eastAsia="Times New Roman" w:hAnsi="Courier New" w:cs="Courier New"/>
+          <w:b/>
+          <w:bCs/>
+          <w:sz w:val="20"/>
+          <w:szCs w:val="20"/>
+          <w:lang w:eastAsia="ru-RU"/>
+        </w:rPr>
+      </w:pPr>
+      <w:r>
+        <w:rPr>
+          <w:rFonts w:ascii="Segoe UI Emoji" w:eastAsia="Times New Roman" w:hAnsi="Segoe UI Emoji" w:cs="Segoe UI Emoji"/>
+          <w:b/>
+          <w:bCs/>
+          <w:sz w:val="20"/>
+          <w:szCs w:val="20"/>
+          <w:lang w:eastAsia="ru-RU"/>
+        </w:rPr>
+        <w:t>🔹</w:t>
+      </w:r>
+      <w:r>
+        <w:rPr>
+          <w:rFonts w:ascii="Courier New" w:eastAsia="Times New Roman" w:hAnsi="Courier New" w:cs="Courier New"/>
+          <w:b/>
+          <w:bCs/>
+          <w:sz w:val="20"/>
+          <w:szCs w:val="20"/>
+          <w:lang w:eastAsia="ru-RU"/>
+        </w:rPr>
+        <w:t xml:space="preserve"> </w:t>
+      </w:r>
+      <w:proofErr w:type="spellStart"/>
+      <w:r>
+        <w:rPr>
+          <w:rFonts w:ascii="Courier New" w:eastAsia="Times New Roman" w:hAnsi="Courier New" w:cs="Courier New"/>
+          <w:b/>
+          <w:bCs/>
+          <w:sz w:val="20"/>
+          <w:szCs w:val="20"/>
+          <w:lang w:eastAsia="ru-RU"/>
+        </w:rPr>
+        <w:t>git</w:t>
+      </w:r>
+      <w:proofErr w:type="spellEnd"/>
+      <w:r>
+        <w:rPr>
+          <w:rFonts w:ascii="Courier New" w:eastAsia="Times New Roman" w:hAnsi="Courier New" w:cs="Courier New"/>
+          <w:b/>
+          <w:bCs/>
+          <w:sz w:val="20"/>
+          <w:szCs w:val="20"/>
+          <w:lang w:eastAsia="ru-RU"/>
+        </w:rPr>
+        <w:t xml:space="preserve"> </w:t>
+      </w:r>
+      <w:proofErr w:type="spellStart"/>
+      <w:r>
+        <w:rPr>
+          <w:rFonts w:ascii="Courier New" w:eastAsia="Times New Roman" w:hAnsi="Courier New" w:cs="Courier New"/>
+          <w:b/>
+          <w:bCs/>
+          <w:sz w:val="20"/>
+          <w:szCs w:val="20"/>
+          <w:lang w:eastAsia="ru-RU"/>
+        </w:rPr>
+        <w:t>remote</w:t>
+      </w:r>
+      <w:proofErr w:type="spellEnd"/>
+      <w:r>
+        <w:rPr>
+          <w:rFonts w:ascii="Courier New" w:eastAsia="Times New Roman" w:hAnsi="Courier New" w:cs="Courier New"/>
+          <w:b/>
+          <w:bCs/>
+          <w:sz w:val="20"/>
+          <w:szCs w:val="20"/>
+          <w:lang w:eastAsia="ru-RU"/>
+        </w:rPr>
+        <w:t xml:space="preserve"> -v- </w:t>
+      </w:r>
+      <w:r>
+        <w:rPr>
+          <w:rFonts w:ascii="Courier New" w:eastAsia="Times New Roman" w:hAnsi="Courier New" w:cs="Courier New"/>
+          <w:sz w:val="20"/>
+          <w:szCs w:val="20"/>
+          <w:lang w:eastAsia="ru-RU"/>
+        </w:rPr>
+        <w:t xml:space="preserve">Проверка подключенного </w:t>
+      </w:r>
+      <w:proofErr w:type="spellStart"/>
+      <w:r>
+        <w:rPr>
+          <w:rFonts w:ascii="Courier New" w:eastAsia="Times New Roman" w:hAnsi="Courier New" w:cs="Courier New"/>
+          <w:sz w:val="20"/>
+          <w:szCs w:val="20"/>
+          <w:lang w:eastAsia="ru-RU"/>
+        </w:rPr>
+        <w:t>remote</w:t>
+      </w:r>
+      <w:proofErr w:type="spellEnd"/>
+    </w:p>
+    <w:p>
+      <w:pPr>
+        <w:spacing w:after="0" w:line="276" w:lineRule="auto"/>
+        <w:rPr>
+          <w:rFonts w:ascii="Courier New" w:eastAsia="Times New Roman" w:hAnsi="Courier New" w:cs="Courier New"/>
+          <w:sz w:val="20"/>
+          <w:szCs w:val="20"/>
+          <w:lang w:eastAsia="ru-RU"/>
+        </w:rPr>
+      </w:pPr>
+      <w:r>
+        <w:rPr>
+          <w:rFonts w:ascii="Courier New" w:eastAsia="Times New Roman" w:hAnsi="Courier New" w:cs="Courier New"/>
+          <w:sz w:val="20"/>
+          <w:szCs w:val="20"/>
+          <w:lang w:eastAsia="ru-RU"/>
+        </w:rPr>
+        <w:pict w14:anchorId="3543411D">
+          <v:rect id="_x0000_i1038" style="width:0;height:1.5pt" o:hralign="center" o:hrstd="t" o:hr="t" fillcolor="#a0a0a0" stroked="f"/>
+        </w:pict>
+      </w:r>
+    </w:p>
+    <w:p>
+      <w:pPr>
+        <w:spacing w:after="0" w:line="276" w:lineRule="auto"/>
+        <w:outlineLvl w:val="2"/>
+        <w:rPr>
+          <w:rFonts w:ascii="Courier New" w:eastAsia="Times New Roman" w:hAnsi="Courier New" w:cs="Courier New"/>
+          <w:b/>
+          <w:bCs/>
+          <w:sz w:val="20"/>
+          <w:szCs w:val="20"/>
+          <w:lang w:eastAsia="ru-RU"/>
+        </w:rPr>
+      </w:pPr>
+      <w:r>
+        <w:rPr>
+          <w:rFonts w:ascii="Segoe UI Emoji" w:eastAsia="Times New Roman" w:hAnsi="Segoe UI Emoji" w:cs="Segoe UI Emoji"/>
+          <w:b/>
+          <w:bCs/>
+          <w:sz w:val="20"/>
+          <w:szCs w:val="20"/>
+          <w:lang w:eastAsia="ru-RU"/>
+        </w:rPr>
+        <w:t>🔹</w:t>
+      </w:r>
+      <w:r>
+        <w:rPr>
+          <w:rFonts w:ascii="Courier New" w:eastAsia="Times New Roman" w:hAnsi="Courier New" w:cs="Courier New"/>
+          <w:b/>
+          <w:bCs/>
+          <w:sz w:val="20"/>
+          <w:szCs w:val="20"/>
+          <w:lang w:eastAsia="ru-RU"/>
+        </w:rPr>
+        <w:t xml:space="preserve"> </w:t>
+      </w:r>
+      <w:proofErr w:type="spellStart"/>
+      <w:r>
+        <w:rPr>
+          <w:rFonts w:ascii="Courier New" w:eastAsia="Times New Roman" w:hAnsi="Courier New" w:cs="Courier New"/>
+          <w:b/>
+          <w:bCs/>
+          <w:sz w:val="20"/>
+          <w:szCs w:val="20"/>
+          <w:lang w:eastAsia="ru-RU"/>
+        </w:rPr>
+        <w:t>git</w:t>
+      </w:r>
+      <w:proofErr w:type="spellEnd"/>
+      <w:r>
+        <w:rPr>
+          <w:rFonts w:ascii="Courier New" w:eastAsia="Times New Roman" w:hAnsi="Courier New" w:cs="Courier New"/>
+          <w:b/>
+          <w:bCs/>
+          <w:sz w:val="20"/>
+          <w:szCs w:val="20"/>
+          <w:lang w:eastAsia="ru-RU"/>
+        </w:rPr>
+        <w:t xml:space="preserve"> </w:t>
+      </w:r>
+      <w:proofErr w:type="spellStart"/>
+      <w:r>
+        <w:rPr>
+          <w:rFonts w:ascii="Courier New" w:eastAsia="Times New Roman" w:hAnsi="Courier New" w:cs="Courier New"/>
+          <w:b/>
+          <w:bCs/>
+          <w:sz w:val="20"/>
+          <w:szCs w:val="20"/>
+          <w:lang w:eastAsia="ru-RU"/>
+        </w:rPr>
+        <w:t>branch</w:t>
+      </w:r>
+      <w:proofErr w:type="spellEnd"/>
+      <w:r>
+        <w:rPr>
+          <w:rFonts w:ascii="Courier New" w:eastAsia="Times New Roman" w:hAnsi="Courier New" w:cs="Courier New"/>
+          <w:b/>
+          <w:bCs/>
+          <w:sz w:val="20"/>
+          <w:szCs w:val="20"/>
+          <w:lang w:eastAsia="ru-RU"/>
+        </w:rPr>
+        <w:t xml:space="preserve"> </w:t>
+      </w:r>
+      <w:r>
+        <w:rPr>
+          <w:rFonts w:ascii="Courier New" w:eastAsia="Times New Roman" w:hAnsi="Courier New" w:cs="Courier New"/>
+          <w:b/>
+          <w:bCs/>
+          <w:sz w:val="20"/>
+          <w:szCs w:val="20"/>
+          <w:lang w:eastAsia="ru-RU"/>
+        </w:rPr>
+        <w:t xml:space="preserve">- </w:t>
+      </w:r>
+      <w:r>
+        <w:rPr>
+          <w:rFonts w:ascii="Courier New" w:eastAsia="Times New Roman" w:hAnsi="Courier New" w:cs="Courier New"/>
+          <w:sz w:val="20"/>
+          <w:szCs w:val="20"/>
+          <w:lang w:eastAsia="ru-RU"/>
+        </w:rPr>
+        <w:t>Проверка текущей ветки</w:t>
+      </w:r>
+    </w:p>
+    <w:p>
+      <w:pPr>
+        <w:spacing w:after="0" w:line="276" w:lineRule="auto"/>
+        <w:rPr>
+          <w:rFonts w:ascii="Courier New" w:eastAsia="Times New Roman" w:hAnsi="Courier New" w:cs="Courier New"/>
+          <w:sz w:val="20"/>
+          <w:szCs w:val="20"/>
+          <w:lang w:eastAsia="ru-RU"/>
+        </w:rPr>
+      </w:pPr>
+      <w:r>
+        <w:rPr>
+          <w:rFonts w:ascii="Courier New" w:eastAsia="Times New Roman" w:hAnsi="Courier New" w:cs="Courier New"/>
+          <w:sz w:val="20"/>
+          <w:szCs w:val="20"/>
           <w:lang w:eastAsia="ru-RU"/>
         </w:rPr>
         <w:pict w14:anchorId="2236B781">
-          <v:rect id="_x0000_i1031" style="width:0;height:1.5pt" o:hralign="center" o:hrstd="t" o:hr="t" fillcolor="#a0a0a0" stroked="f"/>
+          <v:rect id="_x0000_i1037" style="width:0;height:1.5pt" o:hralign="center" o:hrstd="t" o:hr="t" fillcolor="#a0a0a0" stroked="f"/>
         </w:pict>
       </w:r>
     </w:p>
     <w:p>
       <w:pPr>
-        <w:spacing w:before="100" w:beforeAutospacing="1" w:after="100" w:afterAutospacing="1" w:line="240" w:lineRule="auto"/>
+        <w:spacing w:after="0" w:line="276" w:lineRule="auto"/>
         <w:outlineLvl w:val="2"/>
         <w:rPr>
-          <w:rFonts w:ascii="Times New Roman" w:eastAsia="Times New Roman" w:hAnsi="Times New Roman" w:cs="Times New Roman"/>
-          <w:b/>
-          <w:bCs/>
-          <w:sz w:val="27"/>
-          <w:szCs w:val="27"/>
+          <w:rFonts w:ascii="Courier New" w:eastAsia="Times New Roman" w:hAnsi="Courier New" w:cs="Courier New"/>
+          <w:b/>
+          <w:bCs/>
+          <w:sz w:val="20"/>
+          <w:szCs w:val="20"/>
           <w:lang w:eastAsia="ru-RU"/>
         </w:rPr>
       </w:pPr>
@@ -2561,19 +2975,19 @@
           <w:rFonts w:ascii="Segoe UI Emoji" w:eastAsia="Times New Roman" w:hAnsi="Segoe UI Emoji" w:cs="Segoe UI Emoji"/>
           <w:b/>
           <w:bCs/>
-          <w:sz w:val="27"/>
-          <w:szCs w:val="27"/>
+          <w:sz w:val="20"/>
+          <w:szCs w:val="20"/>
           <w:lang w:eastAsia="ru-RU"/>
         </w:rPr>
         <w:t>🔹</w:t>
       </w:r>
       <w:r>
         <w:rPr>
-          <w:rFonts w:ascii="Times New Roman" w:eastAsia="Times New Roman" w:hAnsi="Times New Roman" w:cs="Times New Roman"/>
-          <w:b/>
-          <w:bCs/>
-          <w:sz w:val="27"/>
-          <w:szCs w:val="27"/>
+          <w:rFonts w:ascii="Courier New" w:eastAsia="Times New Roman" w:hAnsi="Courier New" w:cs="Courier New"/>
+          <w:b/>
+          <w:bCs/>
+          <w:sz w:val="20"/>
+          <w:szCs w:val="20"/>
           <w:lang w:eastAsia="ru-RU"/>
         </w:rPr>
         <w:t xml:space="preserve"> </w:t>
@@ -2642,15 +3056,16 @@
     </w:p>
     <w:p>
       <w:pPr>
+        <w:pStyle w:val="a3"/>
         <w:numPr>
           <w:ilvl w:val="0"/>
-          <w:numId w:val="7"/>
+          <w:numId w:val="14"/>
         </w:numPr>
-        <w:spacing w:before="100" w:beforeAutospacing="1" w:after="100" w:afterAutospacing="1" w:line="240" w:lineRule="auto"/>
-        <w:rPr>
-          <w:rFonts w:ascii="Times New Roman" w:eastAsia="Times New Roman" w:hAnsi="Times New Roman" w:cs="Times New Roman"/>
-          <w:sz w:val="24"/>
-          <w:szCs w:val="24"/>
+        <w:spacing w:after="0" w:line="276" w:lineRule="auto"/>
+        <w:rPr>
+          <w:rFonts w:ascii="Courier New" w:eastAsia="Times New Roman" w:hAnsi="Courier New" w:cs="Courier New"/>
+          <w:sz w:val="20"/>
+          <w:szCs w:val="20"/>
           <w:lang w:eastAsia="ru-RU"/>
         </w:rPr>
       </w:pPr>
@@ -2667,9 +3082,9 @@
       <w:proofErr w:type="spellEnd"/>
       <w:r>
         <w:rPr>
-          <w:rFonts w:ascii="Times New Roman" w:eastAsia="Times New Roman" w:hAnsi="Times New Roman" w:cs="Times New Roman"/>
-          <w:sz w:val="24"/>
-          <w:szCs w:val="24"/>
+          <w:rFonts w:ascii="Courier New" w:eastAsia="Times New Roman" w:hAnsi="Courier New" w:cs="Courier New"/>
+          <w:sz w:val="20"/>
+          <w:szCs w:val="20"/>
           <w:lang w:eastAsia="ru-RU"/>
         </w:rPr>
         <w:t xml:space="preserve"> — работа с ветками.</w:t>
@@ -2677,44 +3092,36 @@
     </w:p>
     <w:p>
       <w:pPr>
+        <w:pStyle w:val="a3"/>
         <w:numPr>
           <w:ilvl w:val="0"/>
-          <w:numId w:val="7"/>
+          <w:numId w:val="14"/>
         </w:numPr>
-        <w:spacing w:before="100" w:beforeAutospacing="1" w:after="100" w:afterAutospacing="1" w:line="240" w:lineRule="auto"/>
-        <w:rPr>
-          <w:rFonts w:ascii="Times New Roman" w:eastAsia="Times New Roman" w:hAnsi="Times New Roman" w:cs="Times New Roman"/>
-          <w:sz w:val="24"/>
-          <w:szCs w:val="24"/>
-          <w:lang w:eastAsia="ru-RU"/>
-        </w:rPr>
-      </w:pPr>
-      <w:r>
-        <w:rPr>
-          <w:rFonts w:ascii="Courier New" w:eastAsia="Times New Roman" w:hAnsi="Courier New" w:cs="Courier New"/>
-          <w:sz w:val="20"/>
-          <w:szCs w:val="20"/>
-          <w:lang w:eastAsia="ru-RU"/>
-        </w:rPr>
-        <w:t>-M</w:t>
-      </w:r>
-      <w:r>
-        <w:rPr>
-          <w:rFonts w:ascii="Times New Roman" w:eastAsia="Times New Roman" w:hAnsi="Times New Roman" w:cs="Times New Roman"/>
-          <w:sz w:val="24"/>
-          <w:szCs w:val="24"/>
-          <w:lang w:eastAsia="ru-RU"/>
-        </w:rPr>
-        <w:t xml:space="preserve"> — </w:t>
+        <w:spacing w:after="0" w:line="276" w:lineRule="auto"/>
+        <w:rPr>
+          <w:rFonts w:ascii="Courier New" w:eastAsia="Times New Roman" w:hAnsi="Courier New" w:cs="Courier New"/>
+          <w:sz w:val="20"/>
+          <w:szCs w:val="20"/>
+          <w:lang w:eastAsia="ru-RU"/>
+        </w:rPr>
+      </w:pPr>
+      <w:r>
+        <w:rPr>
+          <w:rFonts w:ascii="Courier New" w:eastAsia="Times New Roman" w:hAnsi="Courier New" w:cs="Courier New"/>
+          <w:sz w:val="20"/>
+          <w:szCs w:val="20"/>
+          <w:lang w:eastAsia="ru-RU"/>
+        </w:rPr>
+        <w:t xml:space="preserve">-M — </w:t>
       </w:r>
       <w:proofErr w:type="spellStart"/>
       <w:r>
         <w:rPr>
-          <w:rFonts w:ascii="Times New Roman" w:eastAsia="Times New Roman" w:hAnsi="Times New Roman" w:cs="Times New Roman"/>
-          <w:b/>
-          <w:bCs/>
-          <w:sz w:val="24"/>
-          <w:szCs w:val="24"/>
+          <w:rFonts w:ascii="Courier New" w:eastAsia="Times New Roman" w:hAnsi="Courier New" w:cs="Courier New"/>
+          <w:b/>
+          <w:bCs/>
+          <w:sz w:val="20"/>
+          <w:szCs w:val="20"/>
           <w:lang w:eastAsia="ru-RU"/>
         </w:rPr>
         <w:t>move</w:t>
@@ -2722,11 +3129,11 @@
       <w:proofErr w:type="spellEnd"/>
       <w:r>
         <w:rPr>
-          <w:rFonts w:ascii="Times New Roman" w:eastAsia="Times New Roman" w:hAnsi="Times New Roman" w:cs="Times New Roman"/>
-          <w:b/>
-          <w:bCs/>
-          <w:sz w:val="24"/>
-          <w:szCs w:val="24"/>
+          <w:rFonts w:ascii="Courier New" w:eastAsia="Times New Roman" w:hAnsi="Courier New" w:cs="Courier New"/>
+          <w:b/>
+          <w:bCs/>
+          <w:sz w:val="20"/>
+          <w:szCs w:val="20"/>
           <w:lang w:eastAsia="ru-RU"/>
         </w:rPr>
         <w:t>/</w:t>
@@ -2734,11 +3141,11 @@
       <w:proofErr w:type="spellStart"/>
       <w:r>
         <w:rPr>
-          <w:rFonts w:ascii="Times New Roman" w:eastAsia="Times New Roman" w:hAnsi="Times New Roman" w:cs="Times New Roman"/>
-          <w:b/>
-          <w:bCs/>
-          <w:sz w:val="24"/>
-          <w:szCs w:val="24"/>
+          <w:rFonts w:ascii="Courier New" w:eastAsia="Times New Roman" w:hAnsi="Courier New" w:cs="Courier New"/>
+          <w:b/>
+          <w:bCs/>
+          <w:sz w:val="20"/>
+          <w:szCs w:val="20"/>
           <w:lang w:eastAsia="ru-RU"/>
         </w:rPr>
         <w:t>rename</w:t>
@@ -2746,49 +3153,29 @@
       <w:proofErr w:type="spellEnd"/>
       <w:r>
         <w:rPr>
-          <w:rFonts w:ascii="Times New Roman" w:eastAsia="Times New Roman" w:hAnsi="Times New Roman" w:cs="Times New Roman"/>
-          <w:sz w:val="24"/>
-          <w:szCs w:val="24"/>
-          <w:lang w:eastAsia="ru-RU"/>
-        </w:rPr>
-        <w:t xml:space="preserve">, </w:t>
-      </w:r>
-      <w:proofErr w:type="gramStart"/>
-      <w:r>
-        <w:rPr>
-          <w:rFonts w:ascii="Times New Roman" w:eastAsia="Times New Roman" w:hAnsi="Times New Roman" w:cs="Times New Roman"/>
-          <w:sz w:val="24"/>
-          <w:szCs w:val="24"/>
-          <w:lang w:eastAsia="ru-RU"/>
-        </w:rPr>
-        <w:t>и</w:t>
-      </w:r>
-      <w:proofErr w:type="gramEnd"/>
-      <w:r>
-        <w:rPr>
-          <w:rFonts w:ascii="Times New Roman" w:eastAsia="Times New Roman" w:hAnsi="Times New Roman" w:cs="Times New Roman"/>
-          <w:sz w:val="24"/>
-          <w:szCs w:val="24"/>
-          <w:lang w:eastAsia="ru-RU"/>
-        </w:rPr>
-        <w:t xml:space="preserve"> если ветка существует — </w:t>
-      </w:r>
-      <w:r>
-        <w:rPr>
-          <w:rFonts w:ascii="Times New Roman" w:eastAsia="Times New Roman" w:hAnsi="Times New Roman" w:cs="Times New Roman"/>
-          <w:b/>
-          <w:bCs/>
-          <w:sz w:val="24"/>
-          <w:szCs w:val="24"/>
+          <w:rFonts w:ascii="Courier New" w:eastAsia="Times New Roman" w:hAnsi="Courier New" w:cs="Courier New"/>
+          <w:sz w:val="20"/>
+          <w:szCs w:val="20"/>
+          <w:lang w:eastAsia="ru-RU"/>
+        </w:rPr>
+        <w:t xml:space="preserve">, и если ветка существует — </w:t>
+      </w:r>
+      <w:r>
+        <w:rPr>
+          <w:rFonts w:ascii="Courier New" w:eastAsia="Times New Roman" w:hAnsi="Courier New" w:cs="Courier New"/>
+          <w:b/>
+          <w:bCs/>
+          <w:sz w:val="20"/>
+          <w:szCs w:val="20"/>
           <w:lang w:eastAsia="ru-RU"/>
         </w:rPr>
         <w:t>принудительно переименовать</w:t>
       </w:r>
       <w:r>
         <w:rPr>
-          <w:rFonts w:ascii="Times New Roman" w:eastAsia="Times New Roman" w:hAnsi="Times New Roman" w:cs="Times New Roman"/>
-          <w:sz w:val="24"/>
-          <w:szCs w:val="24"/>
+          <w:rFonts w:ascii="Courier New" w:eastAsia="Times New Roman" w:hAnsi="Courier New" w:cs="Courier New"/>
+          <w:sz w:val="20"/>
+          <w:szCs w:val="20"/>
           <w:lang w:eastAsia="ru-RU"/>
         </w:rPr>
         <w:t>.</w:t>
@@ -2796,15 +3183,16 @@
     </w:p>
     <w:p>
       <w:pPr>
+        <w:pStyle w:val="a3"/>
         <w:numPr>
           <w:ilvl w:val="0"/>
-          <w:numId w:val="7"/>
+          <w:numId w:val="14"/>
         </w:numPr>
-        <w:spacing w:before="100" w:beforeAutospacing="1" w:after="100" w:afterAutospacing="1" w:line="240" w:lineRule="auto"/>
-        <w:rPr>
-          <w:rFonts w:ascii="Times New Roman" w:eastAsia="Times New Roman" w:hAnsi="Times New Roman" w:cs="Times New Roman"/>
-          <w:sz w:val="24"/>
-          <w:szCs w:val="24"/>
+        <w:spacing w:after="0" w:line="276" w:lineRule="auto"/>
+        <w:rPr>
+          <w:rFonts w:ascii="Courier New" w:eastAsia="Times New Roman" w:hAnsi="Courier New" w:cs="Courier New"/>
+          <w:sz w:val="20"/>
+          <w:szCs w:val="20"/>
           <w:lang w:eastAsia="ru-RU"/>
         </w:rPr>
       </w:pPr>
@@ -2821,9 +3209,9 @@
       <w:proofErr w:type="spellEnd"/>
       <w:r>
         <w:rPr>
-          <w:rFonts w:ascii="Times New Roman" w:eastAsia="Times New Roman" w:hAnsi="Times New Roman" w:cs="Times New Roman"/>
-          <w:sz w:val="24"/>
-          <w:szCs w:val="24"/>
+          <w:rFonts w:ascii="Courier New" w:eastAsia="Times New Roman" w:hAnsi="Courier New" w:cs="Courier New"/>
+          <w:sz w:val="20"/>
+          <w:szCs w:val="20"/>
           <w:lang w:eastAsia="ru-RU"/>
         </w:rPr>
         <w:t xml:space="preserve"> — имя новой основной ветки.</w:t>
@@ -2831,42 +3219,31 @@
     </w:p>
     <w:p>
       <w:pPr>
-        <w:spacing w:before="100" w:beforeAutospacing="1" w:after="100" w:afterAutospacing="1" w:line="240" w:lineRule="auto"/>
-        <w:rPr>
-          <w:rFonts w:ascii="Times New Roman" w:eastAsia="Times New Roman" w:hAnsi="Times New Roman" w:cs="Times New Roman"/>
-          <w:sz w:val="24"/>
-          <w:szCs w:val="24"/>
-          <w:lang w:eastAsia="ru-RU"/>
-        </w:rPr>
-      </w:pPr>
-      <w:proofErr w:type="gramStart"/>
+        <w:spacing w:after="0" w:line="276" w:lineRule="auto"/>
+        <w:rPr>
+          <w:rFonts w:ascii="Courier New" w:eastAsia="Times New Roman" w:hAnsi="Courier New" w:cs="Courier New"/>
+          <w:sz w:val="20"/>
+          <w:szCs w:val="20"/>
+          <w:lang w:eastAsia="ru-RU"/>
+        </w:rPr>
+      </w:pPr>
       <w:r>
         <w:rPr>
           <w:rFonts w:ascii="Segoe UI Emoji" w:eastAsia="Times New Roman" w:hAnsi="Segoe UI Emoji" w:cs="Segoe UI Emoji"/>
-          <w:sz w:val="24"/>
-          <w:szCs w:val="24"/>
+          <w:sz w:val="20"/>
+          <w:szCs w:val="20"/>
           <w:lang w:eastAsia="ru-RU"/>
         </w:rPr>
         <w:t>📌</w:t>
       </w:r>
       <w:r>
         <w:rPr>
-          <w:rFonts w:ascii="Times New Roman" w:eastAsia="Times New Roman" w:hAnsi="Times New Roman" w:cs="Times New Roman"/>
-          <w:sz w:val="24"/>
-          <w:szCs w:val="24"/>
-          <w:lang w:eastAsia="ru-RU"/>
-        </w:rPr>
-        <w:t xml:space="preserve"> Обычно</w:t>
-      </w:r>
-      <w:proofErr w:type="gramEnd"/>
-      <w:r>
-        <w:rPr>
-          <w:rFonts w:ascii="Times New Roman" w:eastAsia="Times New Roman" w:hAnsi="Times New Roman" w:cs="Times New Roman"/>
-          <w:sz w:val="24"/>
-          <w:szCs w:val="24"/>
-          <w:lang w:eastAsia="ru-RU"/>
-        </w:rPr>
-        <w:t xml:space="preserve"> ветка по умолчанию называлась </w:t>
+          <w:rFonts w:ascii="Courier New" w:eastAsia="Times New Roman" w:hAnsi="Courier New" w:cs="Courier New"/>
+          <w:sz w:val="20"/>
+          <w:szCs w:val="20"/>
+          <w:lang w:eastAsia="ru-RU"/>
+        </w:rPr>
+        <w:t xml:space="preserve"> Обычно ветка по умолчанию называлась </w:t>
       </w:r>
       <w:proofErr w:type="spellStart"/>
       <w:r>
@@ -2881,9 +3258,9 @@
       <w:proofErr w:type="spellEnd"/>
       <w:r>
         <w:rPr>
-          <w:rFonts w:ascii="Times New Roman" w:eastAsia="Times New Roman" w:hAnsi="Times New Roman" w:cs="Times New Roman"/>
-          <w:sz w:val="24"/>
-          <w:szCs w:val="24"/>
+          <w:rFonts w:ascii="Courier New" w:eastAsia="Times New Roman" w:hAnsi="Courier New" w:cs="Courier New"/>
+          <w:sz w:val="20"/>
+          <w:szCs w:val="20"/>
           <w:lang w:eastAsia="ru-RU"/>
         </w:rPr>
         <w:t xml:space="preserve">, но сейчас стандарт — </w:t>
@@ -2901,9 +3278,9 @@
       <w:proofErr w:type="spellEnd"/>
       <w:r>
         <w:rPr>
-          <w:rFonts w:ascii="Times New Roman" w:eastAsia="Times New Roman" w:hAnsi="Times New Roman" w:cs="Times New Roman"/>
-          <w:sz w:val="24"/>
-          <w:szCs w:val="24"/>
+          <w:rFonts w:ascii="Courier New" w:eastAsia="Times New Roman" w:hAnsi="Courier New" w:cs="Courier New"/>
+          <w:sz w:val="20"/>
+          <w:szCs w:val="20"/>
           <w:lang w:eastAsia="ru-RU"/>
         </w:rPr>
         <w:t>.</w:t>
@@ -2911,21 +3288,44 @@
     </w:p>
     <w:p>
       <w:pPr>
-        <w:spacing w:after="0" w:line="240" w:lineRule="auto"/>
-        <w:rPr>
-          <w:rFonts w:ascii="Times New Roman" w:eastAsia="Times New Roman" w:hAnsi="Times New Roman" w:cs="Times New Roman"/>
-          <w:sz w:val="24"/>
-          <w:szCs w:val="24"/>
-          <w:lang w:eastAsia="ru-RU"/>
-        </w:rPr>
-      </w:pPr>
-      <w:r>
-        <w:rPr>
-          <w:rFonts w:ascii="Times New Roman" w:eastAsia="Times New Roman" w:hAnsi="Times New Roman" w:cs="Times New Roman"/>
-          <w:sz w:val="24"/>
-          <w:szCs w:val="24"/>
-          <w:lang w:eastAsia="ru-RU"/>
-        </w:rPr>
+        <w:spacing w:after="0" w:line="276" w:lineRule="auto"/>
+        <w:rPr>
+          <w:rFonts w:ascii="Courier New" w:eastAsia="Times New Roman" w:hAnsi="Courier New" w:cs="Courier New"/>
+          <w:sz w:val="20"/>
+          <w:szCs w:val="20"/>
+          <w:lang w:eastAsia="ru-RU"/>
+        </w:rPr>
+      </w:pPr>
+    </w:p>
+    <w:p>
+      <w:pPr>
+        <w:spacing w:after="0" w:line="276" w:lineRule="auto"/>
+        <w:rPr>
+          <w:rFonts w:ascii="Courier New" w:eastAsia="Times New Roman" w:hAnsi="Courier New" w:cs="Courier New"/>
+          <w:sz w:val="20"/>
+          <w:szCs w:val="20"/>
+          <w:lang w:eastAsia="ru-RU"/>
+        </w:rPr>
+      </w:pPr>
+    </w:p>
+    <w:p>
+      <w:pPr>
+        <w:spacing w:after="0" w:line="276" w:lineRule="auto"/>
+        <w:rPr>
+          <w:rFonts w:ascii="Courier New" w:eastAsia="Times New Roman" w:hAnsi="Courier New" w:cs="Courier New"/>
+          <w:sz w:val="20"/>
+          <w:szCs w:val="20"/>
+          <w:lang w:eastAsia="ru-RU"/>
+        </w:rPr>
+      </w:pPr>
+      <w:r>
+        <w:rPr>
+          <w:rFonts w:ascii="Courier New" w:eastAsia="Times New Roman" w:hAnsi="Courier New" w:cs="Courier New"/>
+          <w:sz w:val="20"/>
+          <w:szCs w:val="20"/>
+          <w:lang w:eastAsia="ru-RU"/>
+        </w:rPr>
+        <w:lastRenderedPageBreak/>
         <w:pict w14:anchorId="282A8823">
           <v:rect id="_x0000_i1032" style="width:0;height:1.5pt" o:hralign="center" o:hrstd="t" o:hr="t" fillcolor="#a0a0a0" stroked="f"/>
         </w:pict>
@@ -2933,14 +3333,14 @@
     </w:p>
     <w:p>
       <w:pPr>
-        <w:spacing w:before="100" w:beforeAutospacing="1" w:after="100" w:afterAutospacing="1" w:line="240" w:lineRule="auto"/>
+        <w:spacing w:after="0" w:line="276" w:lineRule="auto"/>
         <w:outlineLvl w:val="2"/>
         <w:rPr>
-          <w:rFonts w:ascii="Times New Roman" w:eastAsia="Times New Roman" w:hAnsi="Times New Roman" w:cs="Times New Roman"/>
-          <w:b/>
-          <w:bCs/>
-          <w:sz w:val="27"/>
-          <w:szCs w:val="27"/>
+          <w:rFonts w:ascii="Courier New" w:eastAsia="Times New Roman" w:hAnsi="Courier New" w:cs="Courier New"/>
+          <w:b/>
+          <w:bCs/>
+          <w:sz w:val="20"/>
+          <w:szCs w:val="20"/>
           <w:lang w:val="en-US" w:eastAsia="ru-RU"/>
         </w:rPr>
       </w:pPr>
@@ -2949,46 +3349,36 @@
           <w:rFonts w:ascii="Segoe UI Emoji" w:eastAsia="Times New Roman" w:hAnsi="Segoe UI Emoji" w:cs="Segoe UI Emoji"/>
           <w:b/>
           <w:bCs/>
-          <w:sz w:val="27"/>
-          <w:szCs w:val="27"/>
+          <w:sz w:val="20"/>
+          <w:szCs w:val="20"/>
           <w:lang w:eastAsia="ru-RU"/>
         </w:rPr>
         <w:t>🔹</w:t>
       </w:r>
       <w:r>
         <w:rPr>
-          <w:rFonts w:ascii="Times New Roman" w:eastAsia="Times New Roman" w:hAnsi="Times New Roman" w:cs="Times New Roman"/>
-          <w:b/>
-          <w:bCs/>
-          <w:sz w:val="27"/>
-          <w:szCs w:val="27"/>
-          <w:lang w:val="en-US" w:eastAsia="ru-RU"/>
-        </w:rPr>
-        <w:t xml:space="preserve"> </w:t>
-      </w:r>
-      <w:r>
-        <w:rPr>
-          <w:rFonts w:ascii="Courier New" w:eastAsia="Times New Roman" w:hAnsi="Courier New" w:cs="Courier New"/>
-          <w:b/>
-          <w:bCs/>
-          <w:sz w:val="20"/>
-          <w:szCs w:val="20"/>
-          <w:lang w:val="en-US" w:eastAsia="ru-RU"/>
-        </w:rPr>
-        <w:t>git push -u origin main</w:t>
-      </w:r>
-    </w:p>
-    <w:p>
-      <w:pPr>
+          <w:rFonts w:ascii="Courier New" w:eastAsia="Times New Roman" w:hAnsi="Courier New" w:cs="Courier New"/>
+          <w:b/>
+          <w:bCs/>
+          <w:sz w:val="20"/>
+          <w:szCs w:val="20"/>
+          <w:lang w:val="en-US" w:eastAsia="ru-RU"/>
+        </w:rPr>
+        <w:t xml:space="preserve"> git push -u origin main</w:t>
+      </w:r>
+    </w:p>
+    <w:p>
+      <w:pPr>
+        <w:pStyle w:val="a3"/>
         <w:numPr>
           <w:ilvl w:val="0"/>
-          <w:numId w:val="8"/>
+          <w:numId w:val="12"/>
         </w:numPr>
-        <w:spacing w:before="100" w:beforeAutospacing="1" w:after="100" w:afterAutospacing="1" w:line="240" w:lineRule="auto"/>
-        <w:rPr>
-          <w:rFonts w:ascii="Times New Roman" w:eastAsia="Times New Roman" w:hAnsi="Times New Roman" w:cs="Times New Roman"/>
-          <w:sz w:val="24"/>
-          <w:szCs w:val="24"/>
+        <w:spacing w:after="0" w:line="276" w:lineRule="auto"/>
+        <w:rPr>
+          <w:rFonts w:ascii="Courier New" w:eastAsia="Times New Roman" w:hAnsi="Courier New" w:cs="Courier New"/>
+          <w:sz w:val="20"/>
+          <w:szCs w:val="20"/>
           <w:lang w:eastAsia="ru-RU"/>
         </w:rPr>
       </w:pPr>
@@ -3005,9 +3395,9 @@
       <w:proofErr w:type="spellEnd"/>
       <w:r>
         <w:rPr>
-          <w:rFonts w:ascii="Times New Roman" w:eastAsia="Times New Roman" w:hAnsi="Times New Roman" w:cs="Times New Roman"/>
-          <w:sz w:val="24"/>
-          <w:szCs w:val="24"/>
+          <w:rFonts w:ascii="Courier New" w:eastAsia="Times New Roman" w:hAnsi="Courier New" w:cs="Courier New"/>
+          <w:sz w:val="20"/>
+          <w:szCs w:val="20"/>
           <w:lang w:eastAsia="ru-RU"/>
         </w:rPr>
         <w:t xml:space="preserve"> — отправить локальные коммиты на удалённый репозиторий.</w:t>
@@ -3015,42 +3405,34 @@
     </w:p>
     <w:p>
       <w:pPr>
+        <w:pStyle w:val="a3"/>
         <w:numPr>
           <w:ilvl w:val="0"/>
-          <w:numId w:val="8"/>
+          <w:numId w:val="12"/>
         </w:numPr>
-        <w:spacing w:before="100" w:beforeAutospacing="1" w:after="100" w:afterAutospacing="1" w:line="240" w:lineRule="auto"/>
-        <w:rPr>
-          <w:rFonts w:ascii="Times New Roman" w:eastAsia="Times New Roman" w:hAnsi="Times New Roman" w:cs="Times New Roman"/>
-          <w:sz w:val="24"/>
-          <w:szCs w:val="24"/>
-          <w:lang w:eastAsia="ru-RU"/>
-        </w:rPr>
-      </w:pPr>
-      <w:r>
-        <w:rPr>
-          <w:rFonts w:ascii="Courier New" w:eastAsia="Times New Roman" w:hAnsi="Courier New" w:cs="Courier New"/>
-          <w:sz w:val="20"/>
-          <w:szCs w:val="20"/>
-          <w:lang w:eastAsia="ru-RU"/>
-        </w:rPr>
-        <w:t>-u</w:t>
-      </w:r>
-      <w:r>
-        <w:rPr>
-          <w:rFonts w:ascii="Times New Roman" w:eastAsia="Times New Roman" w:hAnsi="Times New Roman" w:cs="Times New Roman"/>
-          <w:sz w:val="24"/>
-          <w:szCs w:val="24"/>
-          <w:lang w:eastAsia="ru-RU"/>
-        </w:rPr>
-        <w:t xml:space="preserve"> — установить </w:t>
+        <w:spacing w:after="0" w:line="276" w:lineRule="auto"/>
+        <w:rPr>
+          <w:rFonts w:ascii="Courier New" w:eastAsia="Times New Roman" w:hAnsi="Courier New" w:cs="Courier New"/>
+          <w:sz w:val="20"/>
+          <w:szCs w:val="20"/>
+          <w:lang w:eastAsia="ru-RU"/>
+        </w:rPr>
+      </w:pPr>
+      <w:r>
+        <w:rPr>
+          <w:rFonts w:ascii="Courier New" w:eastAsia="Times New Roman" w:hAnsi="Courier New" w:cs="Courier New"/>
+          <w:sz w:val="20"/>
+          <w:szCs w:val="20"/>
+          <w:lang w:eastAsia="ru-RU"/>
+        </w:rPr>
+        <w:t xml:space="preserve">-u — установить </w:t>
       </w:r>
       <w:proofErr w:type="spellStart"/>
       <w:r>
         <w:rPr>
-          <w:rFonts w:ascii="Times New Roman" w:eastAsia="Times New Roman" w:hAnsi="Times New Roman" w:cs="Times New Roman"/>
-          <w:sz w:val="24"/>
-          <w:szCs w:val="24"/>
+          <w:rFonts w:ascii="Courier New" w:eastAsia="Times New Roman" w:hAnsi="Courier New" w:cs="Courier New"/>
+          <w:sz w:val="20"/>
+          <w:szCs w:val="20"/>
           <w:lang w:eastAsia="ru-RU"/>
         </w:rPr>
         <w:t>upstream</w:t>
@@ -3058,9 +3440,9 @@
       <w:proofErr w:type="spellEnd"/>
       <w:r>
         <w:rPr>
-          <w:rFonts w:ascii="Times New Roman" w:eastAsia="Times New Roman" w:hAnsi="Times New Roman" w:cs="Times New Roman"/>
-          <w:sz w:val="24"/>
-          <w:szCs w:val="24"/>
+          <w:rFonts w:ascii="Courier New" w:eastAsia="Times New Roman" w:hAnsi="Courier New" w:cs="Courier New"/>
+          <w:sz w:val="20"/>
+          <w:szCs w:val="20"/>
           <w:lang w:eastAsia="ru-RU"/>
         </w:rPr>
         <w:t xml:space="preserve"> (связь между локальной веткой </w:t>
@@ -3078,9 +3460,9 @@
       <w:proofErr w:type="spellEnd"/>
       <w:r>
         <w:rPr>
-          <w:rFonts w:ascii="Times New Roman" w:eastAsia="Times New Roman" w:hAnsi="Times New Roman" w:cs="Times New Roman"/>
-          <w:sz w:val="24"/>
-          <w:szCs w:val="24"/>
+          <w:rFonts w:ascii="Courier New" w:eastAsia="Times New Roman" w:hAnsi="Courier New" w:cs="Courier New"/>
+          <w:sz w:val="20"/>
+          <w:szCs w:val="20"/>
           <w:lang w:eastAsia="ru-RU"/>
         </w:rPr>
         <w:t xml:space="preserve"> и удалённой </w:t>
@@ -3118,9 +3500,9 @@
       <w:proofErr w:type="spellEnd"/>
       <w:r>
         <w:rPr>
-          <w:rFonts w:ascii="Times New Roman" w:eastAsia="Times New Roman" w:hAnsi="Times New Roman" w:cs="Times New Roman"/>
-          <w:sz w:val="24"/>
-          <w:szCs w:val="24"/>
+          <w:rFonts w:ascii="Courier New" w:eastAsia="Times New Roman" w:hAnsi="Courier New" w:cs="Courier New"/>
+          <w:sz w:val="20"/>
+          <w:szCs w:val="20"/>
           <w:lang w:eastAsia="ru-RU"/>
         </w:rPr>
         <w:t xml:space="preserve">), чтобы потом можно было просто писать </w:t>
@@ -3158,9 +3540,9 @@
       <w:proofErr w:type="spellEnd"/>
       <w:r>
         <w:rPr>
-          <w:rFonts w:ascii="Times New Roman" w:eastAsia="Times New Roman" w:hAnsi="Times New Roman" w:cs="Times New Roman"/>
-          <w:sz w:val="24"/>
-          <w:szCs w:val="24"/>
+          <w:rFonts w:ascii="Courier New" w:eastAsia="Times New Roman" w:hAnsi="Courier New" w:cs="Courier New"/>
+          <w:sz w:val="20"/>
+          <w:szCs w:val="20"/>
           <w:lang w:eastAsia="ru-RU"/>
         </w:rPr>
         <w:t>.</w:t>
@@ -3168,15 +3550,16 @@
     </w:p>
     <w:p>
       <w:pPr>
+        <w:pStyle w:val="a3"/>
         <w:numPr>
           <w:ilvl w:val="0"/>
-          <w:numId w:val="8"/>
+          <w:numId w:val="12"/>
         </w:numPr>
-        <w:spacing w:before="100" w:beforeAutospacing="1" w:after="100" w:afterAutospacing="1" w:line="240" w:lineRule="auto"/>
-        <w:rPr>
-          <w:rFonts w:ascii="Times New Roman" w:eastAsia="Times New Roman" w:hAnsi="Times New Roman" w:cs="Times New Roman"/>
-          <w:sz w:val="24"/>
-          <w:szCs w:val="24"/>
+        <w:spacing w:after="0" w:line="276" w:lineRule="auto"/>
+        <w:rPr>
+          <w:rFonts w:ascii="Courier New" w:eastAsia="Times New Roman" w:hAnsi="Courier New" w:cs="Courier New"/>
+          <w:sz w:val="20"/>
+          <w:szCs w:val="20"/>
           <w:lang w:eastAsia="ru-RU"/>
         </w:rPr>
       </w:pPr>
@@ -3193,9 +3576,9 @@
       <w:proofErr w:type="spellEnd"/>
       <w:r>
         <w:rPr>
-          <w:rFonts w:ascii="Times New Roman" w:eastAsia="Times New Roman" w:hAnsi="Times New Roman" w:cs="Times New Roman"/>
-          <w:sz w:val="24"/>
-          <w:szCs w:val="24"/>
+          <w:rFonts w:ascii="Courier New" w:eastAsia="Times New Roman" w:hAnsi="Courier New" w:cs="Courier New"/>
+          <w:sz w:val="20"/>
+          <w:szCs w:val="20"/>
           <w:lang w:eastAsia="ru-RU"/>
         </w:rPr>
         <w:t xml:space="preserve"> — имя удалённого репозитория (см. выше).</w:t>
@@ -3203,15 +3586,16 @@
     </w:p>
     <w:p>
       <w:pPr>
+        <w:pStyle w:val="a3"/>
         <w:numPr>
           <w:ilvl w:val="0"/>
-          <w:numId w:val="8"/>
+          <w:numId w:val="12"/>
         </w:numPr>
-        <w:spacing w:before="100" w:beforeAutospacing="1" w:after="100" w:afterAutospacing="1" w:line="240" w:lineRule="auto"/>
-        <w:rPr>
-          <w:rFonts w:ascii="Times New Roman" w:eastAsia="Times New Roman" w:hAnsi="Times New Roman" w:cs="Times New Roman"/>
-          <w:sz w:val="24"/>
-          <w:szCs w:val="24"/>
+        <w:spacing w:after="0" w:line="276" w:lineRule="auto"/>
+        <w:rPr>
+          <w:rFonts w:ascii="Courier New" w:eastAsia="Times New Roman" w:hAnsi="Courier New" w:cs="Courier New"/>
+          <w:sz w:val="20"/>
+          <w:szCs w:val="20"/>
           <w:lang w:eastAsia="ru-RU"/>
         </w:rPr>
       </w:pPr>
@@ -3228,15 +3612,890 @@
       <w:proofErr w:type="spellEnd"/>
       <w:r>
         <w:rPr>
-          <w:rFonts w:ascii="Times New Roman" w:eastAsia="Times New Roman" w:hAnsi="Times New Roman" w:cs="Times New Roman"/>
-          <w:sz w:val="24"/>
-          <w:szCs w:val="24"/>
+          <w:rFonts w:ascii="Courier New" w:eastAsia="Times New Roman" w:hAnsi="Courier New" w:cs="Courier New"/>
+          <w:sz w:val="20"/>
+          <w:szCs w:val="20"/>
           <w:lang w:eastAsia="ru-RU"/>
         </w:rPr>
         <w:t xml:space="preserve"> — имя ветки, которую пушим.</w:t>
       </w:r>
     </w:p>
-    <w:p/>
+    <w:p>
+      <w:pPr>
+        <w:spacing w:after="0" w:line="276" w:lineRule="auto"/>
+        <w:rPr>
+          <w:rFonts w:ascii="Courier New" w:hAnsi="Courier New" w:cs="Courier New"/>
+          <w:sz w:val="20"/>
+          <w:szCs w:val="20"/>
+          <w:lang w:val="en-US"/>
+        </w:rPr>
+      </w:pPr>
+    </w:p>
+    <w:p>
+      <w:pPr>
+        <w:spacing w:after="0" w:line="276" w:lineRule="auto"/>
+        <w:rPr>
+          <w:rFonts w:ascii="Courier New" w:eastAsia="Times New Roman" w:hAnsi="Courier New" w:cs="Courier New"/>
+          <w:sz w:val="20"/>
+          <w:szCs w:val="20"/>
+          <w:lang w:eastAsia="ru-RU"/>
+        </w:rPr>
+      </w:pPr>
+      <w:r>
+        <w:rPr>
+          <w:rFonts w:ascii="Courier New" w:eastAsia="Times New Roman" w:hAnsi="Courier New" w:cs="Courier New"/>
+          <w:sz w:val="20"/>
+          <w:szCs w:val="20"/>
+          <w:lang w:eastAsia="ru-RU"/>
+        </w:rPr>
+        <w:pict w14:anchorId="543AD28B">
+          <v:rect id="_x0000_i1044" style="width:0;height:1.5pt" o:hralign="center" o:hrstd="t" o:hr="t" fillcolor="#a0a0a0" stroked="f"/>
+        </w:pict>
+      </w:r>
+    </w:p>
+    <w:p>
+      <w:pPr>
+        <w:spacing w:after="0" w:line="276" w:lineRule="auto"/>
+        <w:outlineLvl w:val="2"/>
+        <w:rPr>
+          <w:rFonts w:ascii="Courier New" w:eastAsia="Times New Roman" w:hAnsi="Courier New" w:cs="Courier New"/>
+          <w:b/>
+          <w:bCs/>
+          <w:sz w:val="20"/>
+          <w:szCs w:val="20"/>
+          <w:lang w:eastAsia="ru-RU"/>
+        </w:rPr>
+      </w:pPr>
+      <w:r>
+        <w:rPr>
+          <w:rFonts w:ascii="Segoe UI Emoji" w:eastAsia="Times New Roman" w:hAnsi="Segoe UI Emoji" w:cs="Segoe UI Emoji"/>
+          <w:b/>
+          <w:bCs/>
+          <w:sz w:val="20"/>
+          <w:szCs w:val="20"/>
+          <w:lang w:eastAsia="ru-RU"/>
+        </w:rPr>
+        <w:t>🔹</w:t>
+      </w:r>
+      <w:r>
+        <w:rPr>
+          <w:rFonts w:ascii="Courier New" w:eastAsia="Times New Roman" w:hAnsi="Courier New" w:cs="Courier New"/>
+          <w:b/>
+          <w:bCs/>
+          <w:sz w:val="20"/>
+          <w:szCs w:val="20"/>
+          <w:lang w:eastAsia="ru-RU"/>
+        </w:rPr>
+        <w:t xml:space="preserve"> </w:t>
+      </w:r>
+      <w:r>
+        <w:rPr>
+          <w:rFonts w:ascii="Courier New" w:eastAsia="Times New Roman" w:hAnsi="Courier New" w:cs="Courier New"/>
+          <w:b/>
+          <w:bCs/>
+          <w:sz w:val="20"/>
+          <w:szCs w:val="20"/>
+          <w:lang w:val="en-US" w:eastAsia="ru-RU"/>
+        </w:rPr>
+        <w:t>git</w:t>
+      </w:r>
+      <w:r>
+        <w:rPr>
+          <w:rFonts w:ascii="Courier New" w:eastAsia="Times New Roman" w:hAnsi="Courier New" w:cs="Courier New"/>
+          <w:b/>
+          <w:bCs/>
+          <w:sz w:val="20"/>
+          <w:szCs w:val="20"/>
+          <w:lang w:eastAsia="ru-RU"/>
+        </w:rPr>
+        <w:t xml:space="preserve"> </w:t>
+      </w:r>
+      <w:r>
+        <w:rPr>
+          <w:rFonts w:ascii="Courier New" w:eastAsia="Times New Roman" w:hAnsi="Courier New" w:cs="Courier New"/>
+          <w:b/>
+          <w:bCs/>
+          <w:sz w:val="20"/>
+          <w:szCs w:val="20"/>
+          <w:lang w:val="en-US" w:eastAsia="ru-RU"/>
+        </w:rPr>
+        <w:t>pu</w:t>
+      </w:r>
+      <w:r>
+        <w:rPr>
+          <w:rFonts w:ascii="Courier New" w:eastAsia="Times New Roman" w:hAnsi="Courier New" w:cs="Courier New"/>
+          <w:b/>
+          <w:bCs/>
+          <w:sz w:val="20"/>
+          <w:szCs w:val="20"/>
+          <w:lang w:val="en-US" w:eastAsia="ru-RU"/>
+        </w:rPr>
+        <w:t>ll</w:t>
+      </w:r>
+    </w:p>
+    <w:p>
+      <w:pPr>
+        <w:pStyle w:val="a3"/>
+        <w:numPr>
+          <w:ilvl w:val="0"/>
+          <w:numId w:val="13"/>
+        </w:numPr>
+        <w:spacing w:after="0" w:line="276" w:lineRule="auto"/>
+        <w:rPr>
+          <w:rFonts w:ascii="Courier New" w:hAnsi="Courier New" w:cs="Courier New"/>
+          <w:sz w:val="20"/>
+          <w:szCs w:val="20"/>
+        </w:rPr>
+      </w:pPr>
+      <w:r>
+        <w:rPr>
+          <w:rFonts w:ascii="Courier New" w:hAnsi="Courier New" w:cs="Courier New"/>
+          <w:sz w:val="20"/>
+          <w:szCs w:val="20"/>
+        </w:rPr>
+        <w:t>забирает изменения из удалённого репозитория и сразу объединяет их с твоей текущей веткой.</w:t>
+      </w:r>
+    </w:p>
+    <w:p>
+      <w:pPr>
+        <w:pStyle w:val="a3"/>
+        <w:numPr>
+          <w:ilvl w:val="0"/>
+          <w:numId w:val="13"/>
+        </w:numPr>
+        <w:spacing w:after="0" w:line="276" w:lineRule="auto"/>
+        <w:rPr>
+          <w:rFonts w:ascii="Courier New" w:hAnsi="Courier New" w:cs="Courier New"/>
+          <w:sz w:val="20"/>
+          <w:szCs w:val="20"/>
+        </w:rPr>
+      </w:pPr>
+      <w:r>
+        <w:rPr>
+          <w:rFonts w:ascii="Courier New" w:hAnsi="Courier New" w:cs="Courier New"/>
+          <w:sz w:val="20"/>
+          <w:szCs w:val="20"/>
+        </w:rPr>
+        <w:t>Фактически это две команды подряд:</w:t>
+      </w:r>
+    </w:p>
+    <w:p>
+      <w:pPr>
+        <w:spacing w:after="0" w:line="276" w:lineRule="auto"/>
+        <w:ind w:left="359"/>
+        <w:rPr>
+          <w:rFonts w:ascii="Courier New" w:hAnsi="Courier New" w:cs="Courier New"/>
+          <w:sz w:val="20"/>
+          <w:szCs w:val="20"/>
+        </w:rPr>
+      </w:pPr>
+      <w:proofErr w:type="spellStart"/>
+      <w:r>
+        <w:rPr>
+          <w:rFonts w:ascii="Courier New" w:hAnsi="Courier New" w:cs="Courier New"/>
+          <w:sz w:val="20"/>
+          <w:szCs w:val="20"/>
+        </w:rPr>
+        <w:t>git</w:t>
+      </w:r>
+      <w:proofErr w:type="spellEnd"/>
+      <w:r>
+        <w:rPr>
+          <w:rFonts w:ascii="Courier New" w:hAnsi="Courier New" w:cs="Courier New"/>
+          <w:sz w:val="20"/>
+          <w:szCs w:val="20"/>
+        </w:rPr>
+        <w:t xml:space="preserve"> </w:t>
+      </w:r>
+      <w:proofErr w:type="spellStart"/>
+      <w:r>
+        <w:rPr>
+          <w:rFonts w:ascii="Courier New" w:hAnsi="Courier New" w:cs="Courier New"/>
+          <w:sz w:val="20"/>
+          <w:szCs w:val="20"/>
+        </w:rPr>
+        <w:t>fetch</w:t>
+      </w:r>
+      <w:proofErr w:type="spellEnd"/>
+    </w:p>
+    <w:p>
+      <w:pPr>
+        <w:spacing w:after="0" w:line="276" w:lineRule="auto"/>
+        <w:ind w:left="359"/>
+        <w:rPr>
+          <w:rFonts w:ascii="Courier New" w:hAnsi="Courier New" w:cs="Courier New"/>
+          <w:sz w:val="20"/>
+          <w:szCs w:val="20"/>
+        </w:rPr>
+      </w:pPr>
+      <w:proofErr w:type="spellStart"/>
+      <w:r>
+        <w:rPr>
+          <w:rFonts w:ascii="Courier New" w:hAnsi="Courier New" w:cs="Courier New"/>
+          <w:sz w:val="20"/>
+          <w:szCs w:val="20"/>
+        </w:rPr>
+        <w:t>git</w:t>
+      </w:r>
+      <w:proofErr w:type="spellEnd"/>
+      <w:r>
+        <w:rPr>
+          <w:rFonts w:ascii="Courier New" w:hAnsi="Courier New" w:cs="Courier New"/>
+          <w:sz w:val="20"/>
+          <w:szCs w:val="20"/>
+        </w:rPr>
+        <w:t xml:space="preserve"> </w:t>
+      </w:r>
+      <w:proofErr w:type="spellStart"/>
+      <w:r>
+        <w:rPr>
+          <w:rFonts w:ascii="Courier New" w:hAnsi="Courier New" w:cs="Courier New"/>
+          <w:sz w:val="20"/>
+          <w:szCs w:val="20"/>
+        </w:rPr>
+        <w:t>merge</w:t>
+      </w:r>
+      <w:proofErr w:type="spellEnd"/>
+    </w:p>
+    <w:p>
+      <w:pPr>
+        <w:spacing w:after="0" w:line="276" w:lineRule="auto"/>
+        <w:rPr>
+          <w:rFonts w:ascii="Courier New" w:eastAsia="Times New Roman" w:hAnsi="Courier New" w:cs="Courier New"/>
+          <w:sz w:val="20"/>
+          <w:szCs w:val="20"/>
+          <w:lang w:eastAsia="ru-RU"/>
+        </w:rPr>
+      </w:pPr>
+      <w:r>
+        <w:rPr>
+          <w:rFonts w:ascii="Courier New" w:eastAsia="Times New Roman" w:hAnsi="Courier New" w:cs="Courier New"/>
+          <w:sz w:val="20"/>
+          <w:szCs w:val="20"/>
+          <w:lang w:eastAsia="ru-RU"/>
+        </w:rPr>
+        <w:pict w14:anchorId="79E941B0">
+          <v:rect id="_x0000_i1047" style="width:0;height:1.5pt" o:hralign="center" o:hrstd="t" o:hr="t" fillcolor="#a0a0a0" stroked="f"/>
+        </w:pict>
+      </w:r>
+    </w:p>
+    <w:p>
+      <w:pPr>
+        <w:spacing w:after="0" w:line="276" w:lineRule="auto"/>
+        <w:rPr>
+          <w:rFonts w:ascii="Courier New" w:hAnsi="Courier New" w:cs="Courier New"/>
+          <w:sz w:val="20"/>
+          <w:szCs w:val="20"/>
+        </w:rPr>
+      </w:pPr>
+    </w:p>
+    <w:p>
+      <w:pPr>
+        <w:spacing w:after="0" w:line="276" w:lineRule="auto"/>
+        <w:rPr>
+          <w:rFonts w:ascii="Courier New" w:hAnsi="Courier New" w:cs="Courier New"/>
+          <w:sz w:val="20"/>
+          <w:szCs w:val="20"/>
+        </w:rPr>
+      </w:pPr>
+      <w:r>
+        <w:rPr>
+          <w:rFonts w:ascii="Segoe UI Emoji" w:eastAsia="Times New Roman" w:hAnsi="Segoe UI Emoji" w:cs="Segoe UI Emoji"/>
+          <w:b/>
+          <w:bCs/>
+          <w:sz w:val="20"/>
+          <w:szCs w:val="20"/>
+          <w:lang w:eastAsia="ru-RU"/>
+        </w:rPr>
+        <w:t>🔹</w:t>
+      </w:r>
+      <w:r>
+        <w:rPr>
+          <w:rFonts w:ascii="Courier New" w:eastAsia="Times New Roman" w:hAnsi="Courier New" w:cs="Courier New"/>
+          <w:b/>
+          <w:bCs/>
+          <w:sz w:val="20"/>
+          <w:szCs w:val="20"/>
+          <w:lang w:eastAsia="ru-RU"/>
+        </w:rPr>
+        <w:t xml:space="preserve"> </w:t>
+      </w:r>
+      <w:proofErr w:type="spellStart"/>
+      <w:r>
+        <w:rPr>
+          <w:rFonts w:ascii="Courier New" w:hAnsi="Courier New" w:cs="Courier New"/>
+          <w:sz w:val="20"/>
+          <w:szCs w:val="20"/>
+        </w:rPr>
+        <w:t>git</w:t>
+      </w:r>
+      <w:proofErr w:type="spellEnd"/>
+      <w:r>
+        <w:rPr>
+          <w:rFonts w:ascii="Courier New" w:hAnsi="Courier New" w:cs="Courier New"/>
+          <w:sz w:val="20"/>
+          <w:szCs w:val="20"/>
+        </w:rPr>
+        <w:t xml:space="preserve"> </w:t>
+      </w:r>
+      <w:proofErr w:type="spellStart"/>
+      <w:r>
+        <w:rPr>
+          <w:rFonts w:ascii="Courier New" w:hAnsi="Courier New" w:cs="Courier New"/>
+          <w:sz w:val="20"/>
+          <w:szCs w:val="20"/>
+        </w:rPr>
+        <w:t>fetch</w:t>
+      </w:r>
+      <w:proofErr w:type="spellEnd"/>
+      <w:r>
+        <w:rPr>
+          <w:rFonts w:ascii="Courier New" w:hAnsi="Courier New" w:cs="Courier New"/>
+          <w:sz w:val="20"/>
+          <w:szCs w:val="20"/>
+        </w:rPr>
+        <w:t xml:space="preserve"> </w:t>
+      </w:r>
+    </w:p>
+    <w:p>
+      <w:pPr>
+        <w:pStyle w:val="a3"/>
+        <w:numPr>
+          <w:ilvl w:val="0"/>
+          <w:numId w:val="9"/>
+        </w:numPr>
+        <w:spacing w:after="0" w:line="276" w:lineRule="auto"/>
+        <w:rPr>
+          <w:rFonts w:ascii="Courier New" w:hAnsi="Courier New" w:cs="Courier New"/>
+          <w:sz w:val="20"/>
+          <w:szCs w:val="20"/>
+        </w:rPr>
+      </w:pPr>
+      <w:r>
+        <w:rPr>
+          <w:rFonts w:ascii="Courier New" w:hAnsi="Courier New" w:cs="Courier New"/>
+          <w:sz w:val="20"/>
+          <w:szCs w:val="20"/>
+        </w:rPr>
+        <w:t>подключается к удалённому репозиторию (</w:t>
+      </w:r>
+      <w:proofErr w:type="spellStart"/>
+      <w:r>
+        <w:rPr>
+          <w:rFonts w:ascii="Courier New" w:hAnsi="Courier New" w:cs="Courier New"/>
+          <w:sz w:val="20"/>
+          <w:szCs w:val="20"/>
+        </w:rPr>
+        <w:t>origin</w:t>
+      </w:r>
+      <w:proofErr w:type="spellEnd"/>
+      <w:r>
+        <w:rPr>
+          <w:rFonts w:ascii="Courier New" w:hAnsi="Courier New" w:cs="Courier New"/>
+          <w:sz w:val="20"/>
+          <w:szCs w:val="20"/>
+        </w:rPr>
+        <w:t>)</w:t>
+      </w:r>
+    </w:p>
+    <w:p>
+      <w:pPr>
+        <w:pStyle w:val="a3"/>
+        <w:numPr>
+          <w:ilvl w:val="0"/>
+          <w:numId w:val="9"/>
+        </w:numPr>
+        <w:spacing w:after="0" w:line="276" w:lineRule="auto"/>
+        <w:rPr>
+          <w:rFonts w:ascii="Courier New" w:hAnsi="Courier New" w:cs="Courier New"/>
+          <w:sz w:val="20"/>
+          <w:szCs w:val="20"/>
+        </w:rPr>
+      </w:pPr>
+      <w:r>
+        <w:rPr>
+          <w:rFonts w:ascii="Courier New" w:hAnsi="Courier New" w:cs="Courier New"/>
+          <w:sz w:val="20"/>
+          <w:szCs w:val="20"/>
+        </w:rPr>
+        <w:t>скачивает новые коммиты</w:t>
+      </w:r>
+    </w:p>
+    <w:p>
+      <w:pPr>
+        <w:pStyle w:val="a3"/>
+        <w:numPr>
+          <w:ilvl w:val="0"/>
+          <w:numId w:val="9"/>
+        </w:numPr>
+        <w:spacing w:after="0" w:line="276" w:lineRule="auto"/>
+        <w:rPr>
+          <w:rFonts w:ascii="Courier New" w:hAnsi="Courier New" w:cs="Courier New"/>
+          <w:sz w:val="20"/>
+          <w:szCs w:val="20"/>
+        </w:rPr>
+      </w:pPr>
+      <w:r>
+        <w:rPr>
+          <w:rFonts w:ascii="Courier New" w:hAnsi="Courier New" w:cs="Courier New"/>
+          <w:sz w:val="20"/>
+          <w:szCs w:val="20"/>
+        </w:rPr>
+        <w:t>не меняет твои файлы</w:t>
+      </w:r>
+    </w:p>
+    <w:p>
+      <w:pPr>
+        <w:pStyle w:val="a3"/>
+        <w:numPr>
+          <w:ilvl w:val="0"/>
+          <w:numId w:val="9"/>
+        </w:numPr>
+        <w:spacing w:after="0" w:line="276" w:lineRule="auto"/>
+        <w:rPr>
+          <w:rFonts w:ascii="Courier New" w:hAnsi="Courier New" w:cs="Courier New"/>
+          <w:sz w:val="20"/>
+          <w:szCs w:val="20"/>
+        </w:rPr>
+      </w:pPr>
+      <w:r>
+        <w:rPr>
+          <w:rFonts w:ascii="Courier New" w:hAnsi="Courier New" w:cs="Courier New"/>
+          <w:sz w:val="20"/>
+          <w:szCs w:val="20"/>
+        </w:rPr>
+        <w:t>не объединяет изменения автоматически</w:t>
+      </w:r>
+    </w:p>
+    <w:p>
+      <w:pPr>
+        <w:spacing w:after="0" w:line="276" w:lineRule="auto"/>
+        <w:rPr>
+          <w:rFonts w:ascii="Courier New" w:eastAsia="Times New Roman" w:hAnsi="Courier New" w:cs="Courier New"/>
+          <w:sz w:val="20"/>
+          <w:szCs w:val="20"/>
+          <w:lang w:eastAsia="ru-RU"/>
+        </w:rPr>
+      </w:pPr>
+      <w:r>
+        <w:rPr>
+          <w:rFonts w:ascii="Courier New" w:eastAsia="Times New Roman" w:hAnsi="Courier New" w:cs="Courier New"/>
+          <w:sz w:val="20"/>
+          <w:szCs w:val="20"/>
+          <w:lang w:eastAsia="ru-RU"/>
+        </w:rPr>
+        <w:pict w14:anchorId="69F2A3EB">
+          <v:rect id="_x0000_i1048" style="width:0;height:1.5pt" o:hralign="center" o:hrstd="t" o:hr="t" fillcolor="#a0a0a0" stroked="f"/>
+        </w:pict>
+      </w:r>
+    </w:p>
+    <w:p>
+      <w:pPr>
+        <w:spacing w:after="0" w:line="276" w:lineRule="auto"/>
+        <w:rPr>
+          <w:rFonts w:ascii="Courier New" w:hAnsi="Courier New" w:cs="Courier New"/>
+          <w:sz w:val="20"/>
+          <w:szCs w:val="20"/>
+        </w:rPr>
+      </w:pPr>
+    </w:p>
+    <w:p>
+      <w:pPr>
+        <w:spacing w:after="0" w:line="276" w:lineRule="auto"/>
+        <w:rPr>
+          <w:rFonts w:ascii="Courier New" w:hAnsi="Courier New" w:cs="Courier New"/>
+          <w:sz w:val="20"/>
+          <w:szCs w:val="20"/>
+        </w:rPr>
+      </w:pPr>
+      <w:r>
+        <w:rPr>
+          <w:rFonts w:ascii="Segoe UI Emoji" w:eastAsia="Times New Roman" w:hAnsi="Segoe UI Emoji" w:cs="Segoe UI Emoji"/>
+          <w:b/>
+          <w:bCs/>
+          <w:sz w:val="20"/>
+          <w:szCs w:val="20"/>
+          <w:lang w:eastAsia="ru-RU"/>
+        </w:rPr>
+        <w:t>🔹</w:t>
+      </w:r>
+      <w:r>
+        <w:rPr>
+          <w:rFonts w:ascii="Courier New" w:eastAsia="Times New Roman" w:hAnsi="Courier New" w:cs="Courier New"/>
+          <w:b/>
+          <w:bCs/>
+          <w:sz w:val="20"/>
+          <w:szCs w:val="20"/>
+          <w:lang w:eastAsia="ru-RU"/>
+        </w:rPr>
+        <w:t xml:space="preserve"> </w:t>
+      </w:r>
+      <w:proofErr w:type="spellStart"/>
+      <w:r>
+        <w:rPr>
+          <w:rFonts w:ascii="Courier New" w:hAnsi="Courier New" w:cs="Courier New"/>
+          <w:sz w:val="20"/>
+          <w:szCs w:val="20"/>
+        </w:rPr>
+        <w:t>git</w:t>
+      </w:r>
+      <w:proofErr w:type="spellEnd"/>
+      <w:r>
+        <w:rPr>
+          <w:rFonts w:ascii="Courier New" w:hAnsi="Courier New" w:cs="Courier New"/>
+          <w:sz w:val="20"/>
+          <w:szCs w:val="20"/>
+        </w:rPr>
+        <w:t xml:space="preserve"> </w:t>
+      </w:r>
+      <w:proofErr w:type="spellStart"/>
+      <w:r>
+        <w:rPr>
+          <w:rFonts w:ascii="Courier New" w:hAnsi="Courier New" w:cs="Courier New"/>
+          <w:sz w:val="20"/>
+          <w:szCs w:val="20"/>
+        </w:rPr>
+        <w:t>merge</w:t>
+      </w:r>
+      <w:proofErr w:type="spellEnd"/>
+    </w:p>
+    <w:p>
+      <w:pPr>
+        <w:pStyle w:val="a3"/>
+        <w:numPr>
+          <w:ilvl w:val="0"/>
+          <w:numId w:val="10"/>
+        </w:numPr>
+        <w:spacing w:after="0" w:line="276" w:lineRule="auto"/>
+        <w:rPr>
+          <w:rFonts w:ascii="Courier New" w:hAnsi="Courier New" w:cs="Courier New"/>
+          <w:sz w:val="20"/>
+          <w:szCs w:val="20"/>
+        </w:rPr>
+      </w:pPr>
+      <w:r>
+        <w:rPr>
+          <w:rFonts w:ascii="Courier New" w:hAnsi="Courier New" w:cs="Courier New"/>
+          <w:sz w:val="20"/>
+          <w:szCs w:val="20"/>
+        </w:rPr>
+        <w:t xml:space="preserve">объединяет изменения из </w:t>
+      </w:r>
+      <w:proofErr w:type="spellStart"/>
+      <w:r>
+        <w:rPr>
+          <w:rFonts w:ascii="Courier New" w:hAnsi="Courier New" w:cs="Courier New"/>
+          <w:sz w:val="20"/>
+          <w:szCs w:val="20"/>
+        </w:rPr>
+        <w:t>origin</w:t>
+      </w:r>
+      <w:proofErr w:type="spellEnd"/>
+      <w:r>
+        <w:rPr>
+          <w:rFonts w:ascii="Courier New" w:hAnsi="Courier New" w:cs="Courier New"/>
+          <w:sz w:val="20"/>
+          <w:szCs w:val="20"/>
+        </w:rPr>
+        <w:t>/</w:t>
+      </w:r>
+      <w:proofErr w:type="spellStart"/>
+      <w:r>
+        <w:rPr>
+          <w:rFonts w:ascii="Courier New" w:hAnsi="Courier New" w:cs="Courier New"/>
+          <w:sz w:val="20"/>
+          <w:szCs w:val="20"/>
+        </w:rPr>
+        <w:t>main</w:t>
+      </w:r>
+      <w:proofErr w:type="spellEnd"/>
+    </w:p>
+    <w:p>
+      <w:pPr>
+        <w:pStyle w:val="a3"/>
+        <w:numPr>
+          <w:ilvl w:val="0"/>
+          <w:numId w:val="10"/>
+        </w:numPr>
+        <w:spacing w:after="0" w:line="276" w:lineRule="auto"/>
+        <w:rPr>
+          <w:rFonts w:ascii="Courier New" w:hAnsi="Courier New" w:cs="Courier New"/>
+          <w:sz w:val="20"/>
+          <w:szCs w:val="20"/>
+        </w:rPr>
+      </w:pPr>
+      <w:r>
+        <w:rPr>
+          <w:rFonts w:ascii="Courier New" w:hAnsi="Courier New" w:cs="Courier New"/>
+          <w:sz w:val="20"/>
+          <w:szCs w:val="20"/>
+        </w:rPr>
+        <w:t xml:space="preserve">в текущую ветку (например, </w:t>
+      </w:r>
+      <w:proofErr w:type="spellStart"/>
+      <w:r>
+        <w:rPr>
+          <w:rFonts w:ascii="Courier New" w:hAnsi="Courier New" w:cs="Courier New"/>
+          <w:sz w:val="20"/>
+          <w:szCs w:val="20"/>
+        </w:rPr>
+        <w:t>main</w:t>
+      </w:r>
+      <w:proofErr w:type="spellEnd"/>
+      <w:r>
+        <w:rPr>
+          <w:rFonts w:ascii="Courier New" w:hAnsi="Courier New" w:cs="Courier New"/>
+          <w:sz w:val="20"/>
+          <w:szCs w:val="20"/>
+        </w:rPr>
+        <w:t>)</w:t>
+      </w:r>
+    </w:p>
+    <w:p>
+      <w:pPr>
+        <w:pStyle w:val="a3"/>
+        <w:numPr>
+          <w:ilvl w:val="0"/>
+          <w:numId w:val="10"/>
+        </w:numPr>
+        <w:spacing w:after="0" w:line="276" w:lineRule="auto"/>
+        <w:rPr>
+          <w:rFonts w:ascii="Courier New" w:hAnsi="Courier New" w:cs="Courier New"/>
+          <w:sz w:val="20"/>
+          <w:szCs w:val="20"/>
+        </w:rPr>
+      </w:pPr>
+      <w:r>
+        <w:rPr>
+          <w:rFonts w:ascii="Courier New" w:hAnsi="Courier New" w:cs="Courier New"/>
+          <w:sz w:val="20"/>
+          <w:szCs w:val="20"/>
+        </w:rPr>
+        <w:t xml:space="preserve">может создать </w:t>
+      </w:r>
+      <w:proofErr w:type="spellStart"/>
+      <w:r>
+        <w:rPr>
+          <w:rFonts w:ascii="Courier New" w:hAnsi="Courier New" w:cs="Courier New"/>
+          <w:sz w:val="20"/>
+          <w:szCs w:val="20"/>
+        </w:rPr>
+        <w:t>merge</w:t>
+      </w:r>
+      <w:proofErr w:type="spellEnd"/>
+      <w:r>
+        <w:rPr>
+          <w:rFonts w:ascii="Courier New" w:hAnsi="Courier New" w:cs="Courier New"/>
+          <w:sz w:val="20"/>
+          <w:szCs w:val="20"/>
+        </w:rPr>
+        <w:t>-коммит</w:t>
+      </w:r>
+    </w:p>
+    <w:p>
+      <w:pPr>
+        <w:pStyle w:val="a3"/>
+        <w:numPr>
+          <w:ilvl w:val="0"/>
+          <w:numId w:val="10"/>
+        </w:numPr>
+        <w:spacing w:after="0" w:line="276" w:lineRule="auto"/>
+        <w:rPr>
+          <w:rFonts w:ascii="Courier New" w:hAnsi="Courier New" w:cs="Courier New"/>
+          <w:sz w:val="20"/>
+          <w:szCs w:val="20"/>
+        </w:rPr>
+      </w:pPr>
+      <w:r>
+        <w:rPr>
+          <w:rFonts w:ascii="Courier New" w:hAnsi="Courier New" w:cs="Courier New"/>
+          <w:sz w:val="20"/>
+          <w:szCs w:val="20"/>
+        </w:rPr>
+        <w:t>может вызвать конфликт</w:t>
+      </w:r>
+    </w:p>
+    <w:p>
+      <w:pPr>
+        <w:spacing w:after="0" w:line="276" w:lineRule="auto"/>
+        <w:rPr>
+          <w:rFonts w:ascii="Courier New" w:eastAsia="Times New Roman" w:hAnsi="Courier New" w:cs="Courier New"/>
+          <w:sz w:val="20"/>
+          <w:szCs w:val="20"/>
+          <w:lang w:eastAsia="ru-RU"/>
+        </w:rPr>
+      </w:pPr>
+      <w:r>
+        <w:rPr>
+          <w:rFonts w:ascii="Courier New" w:eastAsia="Times New Roman" w:hAnsi="Courier New" w:cs="Courier New"/>
+          <w:sz w:val="20"/>
+          <w:szCs w:val="20"/>
+          <w:lang w:eastAsia="ru-RU"/>
+        </w:rPr>
+        <w:pict w14:anchorId="305E3A6B">
+          <v:rect id="_x0000_i1045" style="width:0;height:1.5pt" o:hralign="center" o:hrstd="t" o:hr="t" fillcolor="#a0a0a0" stroked="f"/>
+        </w:pict>
+      </w:r>
+    </w:p>
+    <w:p>
+      <w:pPr>
+        <w:spacing w:after="0" w:line="276" w:lineRule="auto"/>
+        <w:outlineLvl w:val="2"/>
+        <w:rPr>
+          <w:rFonts w:ascii="Courier New" w:eastAsia="Times New Roman" w:hAnsi="Courier New" w:cs="Courier New"/>
+          <w:b/>
+          <w:bCs/>
+          <w:sz w:val="20"/>
+          <w:szCs w:val="20"/>
+          <w:lang w:val="en-US" w:eastAsia="ru-RU"/>
+        </w:rPr>
+      </w:pPr>
+      <w:r>
+        <w:rPr>
+          <w:rFonts w:ascii="Segoe UI Emoji" w:eastAsia="Times New Roman" w:hAnsi="Segoe UI Emoji" w:cs="Segoe UI Emoji"/>
+          <w:b/>
+          <w:bCs/>
+          <w:sz w:val="20"/>
+          <w:szCs w:val="20"/>
+          <w:lang w:eastAsia="ru-RU"/>
+        </w:rPr>
+        <w:t>🔹</w:t>
+      </w:r>
+      <w:r>
+        <w:rPr>
+          <w:rFonts w:ascii="Courier New" w:eastAsia="Times New Roman" w:hAnsi="Courier New" w:cs="Courier New"/>
+          <w:b/>
+          <w:bCs/>
+          <w:sz w:val="20"/>
+          <w:szCs w:val="20"/>
+          <w:lang w:val="en-US" w:eastAsia="ru-RU"/>
+        </w:rPr>
+        <w:t xml:space="preserve"> git clone</w:t>
+      </w:r>
+    </w:p>
+    <w:p>
+      <w:pPr>
+        <w:pStyle w:val="a4"/>
+        <w:numPr>
+          <w:ilvl w:val="0"/>
+          <w:numId w:val="10"/>
+        </w:numPr>
+        <w:spacing w:before="0" w:beforeAutospacing="0" w:after="0" w:afterAutospacing="0" w:line="276" w:lineRule="auto"/>
+        <w:rPr>
+          <w:rFonts w:ascii="Courier New" w:hAnsi="Courier New" w:cs="Courier New"/>
+          <w:sz w:val="20"/>
+          <w:szCs w:val="20"/>
+        </w:rPr>
+      </w:pPr>
+      <w:r>
+        <w:rPr>
+          <w:rFonts w:ascii="Courier New" w:hAnsi="Courier New" w:cs="Courier New"/>
+          <w:sz w:val="20"/>
+          <w:szCs w:val="20"/>
+        </w:rPr>
+        <w:t>Создаёт папку с именем репозитория</w:t>
+      </w:r>
+    </w:p>
+    <w:p>
+      <w:pPr>
+        <w:pStyle w:val="a4"/>
+        <w:numPr>
+          <w:ilvl w:val="0"/>
+          <w:numId w:val="10"/>
+        </w:numPr>
+        <w:spacing w:before="0" w:beforeAutospacing="0" w:after="0" w:afterAutospacing="0" w:line="276" w:lineRule="auto"/>
+        <w:rPr>
+          <w:rFonts w:ascii="Courier New" w:hAnsi="Courier New" w:cs="Courier New"/>
+          <w:sz w:val="20"/>
+          <w:szCs w:val="20"/>
+        </w:rPr>
+      </w:pPr>
+      <w:r>
+        <w:rPr>
+          <w:rFonts w:ascii="Courier New" w:hAnsi="Courier New" w:cs="Courier New"/>
+          <w:sz w:val="20"/>
+          <w:szCs w:val="20"/>
+        </w:rPr>
+        <w:t>Скачивает всю историю коммитов</w:t>
+      </w:r>
+    </w:p>
+    <w:p>
+      <w:pPr>
+        <w:pStyle w:val="a4"/>
+        <w:numPr>
+          <w:ilvl w:val="0"/>
+          <w:numId w:val="10"/>
+        </w:numPr>
+        <w:spacing w:before="0" w:beforeAutospacing="0" w:after="0" w:afterAutospacing="0" w:line="276" w:lineRule="auto"/>
+        <w:rPr>
+          <w:rFonts w:ascii="Courier New" w:hAnsi="Courier New" w:cs="Courier New"/>
+          <w:sz w:val="20"/>
+          <w:szCs w:val="20"/>
+        </w:rPr>
+      </w:pPr>
+      <w:r>
+        <w:rPr>
+          <w:rFonts w:ascii="Courier New" w:hAnsi="Courier New" w:cs="Courier New"/>
+          <w:sz w:val="20"/>
+          <w:szCs w:val="20"/>
+        </w:rPr>
+        <w:t xml:space="preserve">Автоматически создаёт связь с удалённым </w:t>
+      </w:r>
+      <w:proofErr w:type="spellStart"/>
+      <w:r>
+        <w:rPr>
+          <w:rStyle w:val="HTML"/>
+        </w:rPr>
+        <w:t>origin</w:t>
+      </w:r>
+      <w:proofErr w:type="spellEnd"/>
+    </w:p>
+    <w:p>
+      <w:pPr>
+        <w:pStyle w:val="a4"/>
+        <w:numPr>
+          <w:ilvl w:val="0"/>
+          <w:numId w:val="10"/>
+        </w:numPr>
+        <w:spacing w:before="0" w:beforeAutospacing="0" w:after="0" w:afterAutospacing="0" w:line="276" w:lineRule="auto"/>
+        <w:rPr>
+          <w:rFonts w:ascii="Courier New" w:hAnsi="Courier New" w:cs="Courier New"/>
+          <w:sz w:val="20"/>
+          <w:szCs w:val="20"/>
+        </w:rPr>
+      </w:pPr>
+      <w:r>
+        <w:rPr>
+          <w:rFonts w:ascii="Courier New" w:hAnsi="Courier New" w:cs="Courier New"/>
+          <w:sz w:val="20"/>
+          <w:szCs w:val="20"/>
+        </w:rPr>
+        <w:t>Переключает тебя на основную ветку</w:t>
+      </w:r>
+    </w:p>
+    <w:p>
+      <w:pPr>
+        <w:pStyle w:val="a4"/>
+        <w:spacing w:before="0" w:beforeAutospacing="0" w:after="0" w:afterAutospacing="0" w:line="276" w:lineRule="auto"/>
+        <w:rPr>
+          <w:rFonts w:ascii="Courier New" w:hAnsi="Courier New" w:cs="Courier New"/>
+          <w:b/>
+          <w:bCs/>
+          <w:sz w:val="20"/>
+          <w:szCs w:val="20"/>
+        </w:rPr>
+      </w:pPr>
+    </w:p>
+    <w:p>
+      <w:pPr>
+        <w:spacing w:after="0" w:line="276" w:lineRule="auto"/>
+        <w:rPr>
+          <w:rFonts w:ascii="Courier New" w:hAnsi="Courier New" w:cs="Courier New"/>
+          <w:sz w:val="20"/>
+          <w:szCs w:val="20"/>
+        </w:rPr>
+      </w:pPr>
+    </w:p>
     <w:sectPr>
       <w:pgSz w:w="11906" w:h="16838"/>
       <w:pgMar w:top="1134" w:right="850" w:bottom="1134" w:left="1701" w:header="708" w:footer="708" w:gutter="0"/>
@@ -3250,6 +4509,530 @@
 <file path=word/numbering.xml><?xml version="1.0" encoding="utf-8"?>
 <w:numbering xmlns:wpc="http://schemas.microsoft.com/office/word/2010/wordprocessingCanvas" xmlns:cx="http://schemas.microsoft.com/office/drawing/2014/chartex" xmlns:cx1="http://schemas.microsoft.com/office/drawing/2015/9/8/chartex" xmlns:cx2="http://schemas.microsoft.com/office/drawing/2015/10/21/chartex" xmlns:cx3="http://schemas.microsoft.com/office/drawing/2016/5/9/chartex" xmlns:cx4="http://schemas.microsoft.com/office/drawing/2016/5/10/chartex" xmlns:cx5="http://schemas.microsoft.com/office/drawing/2016/5/11/chartex" xmlns:cx6="http://schemas.microsoft.com/office/drawing/2016/5/12/chartex" xmlns:cx7="http://schemas.microsoft.com/office/drawing/2016/5/13/chartex" xmlns:cx8="http://schemas.microsoft.com/office/drawing/2016/5/14/chartex" xmlns:mc="http://schemas.openxmlformats.org/markup-compatibility/2006" xmlns:aink="http://schemas.microsoft.com/office/drawing/2016/ink" xmlns:am3d="http://schemas.microsoft.com/office/drawing/2017/model3d" xmlns:o="urn:schemas-microsoft-com:office:office" xmlns:r="http://schemas.openxmlformats.org/officeDocument/2006/relationships" xmlns:m="http://schemas.openxmlformats.org/officeDocument/2006/math" xmlns:v="urn:schemas-microsoft-com:vml" xmlns:wp14="http://schemas.microsoft.com/office/word/2010/wordprocessingDrawing" xmlns:wp="http://schemas.openxmlformats.org/drawingml/2006/wordprocessingDrawing" xmlns:w10="urn:schemas-microsoft-com:office:word" xmlns:w="http://schemas.openxmlformats.org/wordprocessingml/2006/main" xmlns:w14="http://schemas.microsoft.com/office/word/2010/wordml" xmlns:w15="http://schemas.microsoft.com/office/word/2012/wordml" xmlns:w16cex="http://schemas.microsoft.com/office/word/2018/wordml/cex" xmlns:w16cid="http://schemas.microsoft.com/office/word/2016/wordml/cid" xmlns:w16="http://schemas.microsoft.com/office/word/2018/wordml" xmlns:w16sdtdh="http://schemas.microsoft.com/office/word/2020/wordml/sdtdatahash" xmlns:w16se="http://schemas.microsoft.com/office/word/2015/wordml/symex" xmlns:wpg="http://schemas.microsoft.com/office/word/2010/wordprocessingGroup" xmlns:wpi="http://schemas.microsoft.com/office/word/2010/wordprocessingInk" xmlns:wne="http://schemas.microsoft.com/office/word/2006/wordml" xmlns:wps="http://schemas.microsoft.com/office/word/2010/wordprocessingShape" mc:Ignorable="w14 w15 w16se w16cid w16 w16cex w16sdtdh wp14">
   <w:abstractNum w:abstractNumId="0" w15:restartNumberingAfterBreak="0">
+    <w:nsid w:val="0377120C"/>
+    <w:multiLevelType w:val="multilevel"/>
+    <w:tmpl w:val="C2B4E806"/>
+    <w:lvl w:ilvl="0">
+      <w:start w:val="1"/>
+      <w:numFmt w:val="bullet"/>
+      <w:lvlText w:val=""/>
+      <w:lvlJc w:val="left"/>
+      <w:pPr>
+        <w:tabs>
+          <w:tab w:val="num" w:pos="720"/>
+        </w:tabs>
+        <w:ind w:left="720" w:hanging="360"/>
+      </w:pPr>
+      <w:rPr>
+        <w:rFonts w:ascii="Symbol" w:hAnsi="Symbol" w:hint="default"/>
+        <w:sz w:val="20"/>
+      </w:rPr>
+    </w:lvl>
+    <w:lvl w:ilvl="1">
+      <w:start w:val="1"/>
+      <w:numFmt w:val="bullet"/>
+      <w:lvlText w:val="o"/>
+      <w:lvlJc w:val="left"/>
+      <w:pPr>
+        <w:tabs>
+          <w:tab w:val="num" w:pos="1440"/>
+        </w:tabs>
+        <w:ind w:left="1440" w:hanging="360"/>
+      </w:pPr>
+      <w:rPr>
+        <w:rFonts w:ascii="Courier New" w:hAnsi="Courier New" w:hint="default"/>
+        <w:sz w:val="20"/>
+      </w:rPr>
+    </w:lvl>
+    <w:lvl w:ilvl="2" w:tentative="1">
+      <w:start w:val="1"/>
+      <w:numFmt w:val="bullet"/>
+      <w:lvlText w:val=""/>
+      <w:lvlJc w:val="left"/>
+      <w:pPr>
+        <w:tabs>
+          <w:tab w:val="num" w:pos="2160"/>
+        </w:tabs>
+        <w:ind w:left="2160" w:hanging="360"/>
+      </w:pPr>
+      <w:rPr>
+        <w:rFonts w:ascii="Wingdings" w:hAnsi="Wingdings" w:hint="default"/>
+        <w:sz w:val="20"/>
+      </w:rPr>
+    </w:lvl>
+    <w:lvl w:ilvl="3" w:tentative="1">
+      <w:start w:val="1"/>
+      <w:numFmt w:val="bullet"/>
+      <w:lvlText w:val=""/>
+      <w:lvlJc w:val="left"/>
+      <w:pPr>
+        <w:tabs>
+          <w:tab w:val="num" w:pos="2880"/>
+        </w:tabs>
+        <w:ind w:left="2880" w:hanging="360"/>
+      </w:pPr>
+      <w:rPr>
+        <w:rFonts w:ascii="Wingdings" w:hAnsi="Wingdings" w:hint="default"/>
+        <w:sz w:val="20"/>
+      </w:rPr>
+    </w:lvl>
+    <w:lvl w:ilvl="4" w:tentative="1">
+      <w:start w:val="1"/>
+      <w:numFmt w:val="bullet"/>
+      <w:lvlText w:val=""/>
+      <w:lvlJc w:val="left"/>
+      <w:pPr>
+        <w:tabs>
+          <w:tab w:val="num" w:pos="3600"/>
+        </w:tabs>
+        <w:ind w:left="3600" w:hanging="360"/>
+      </w:pPr>
+      <w:rPr>
+        <w:rFonts w:ascii="Wingdings" w:hAnsi="Wingdings" w:hint="default"/>
+        <w:sz w:val="20"/>
+      </w:rPr>
+    </w:lvl>
+    <w:lvl w:ilvl="5" w:tentative="1">
+      <w:start w:val="1"/>
+      <w:numFmt w:val="bullet"/>
+      <w:lvlText w:val=""/>
+      <w:lvlJc w:val="left"/>
+      <w:pPr>
+        <w:tabs>
+          <w:tab w:val="num" w:pos="4320"/>
+        </w:tabs>
+        <w:ind w:left="4320" w:hanging="360"/>
+      </w:pPr>
+      <w:rPr>
+        <w:rFonts w:ascii="Wingdings" w:hAnsi="Wingdings" w:hint="default"/>
+        <w:sz w:val="20"/>
+      </w:rPr>
+    </w:lvl>
+    <w:lvl w:ilvl="6" w:tentative="1">
+      <w:start w:val="1"/>
+      <w:numFmt w:val="bullet"/>
+      <w:lvlText w:val=""/>
+      <w:lvlJc w:val="left"/>
+      <w:pPr>
+        <w:tabs>
+          <w:tab w:val="num" w:pos="5040"/>
+        </w:tabs>
+        <w:ind w:left="5040" w:hanging="360"/>
+      </w:pPr>
+      <w:rPr>
+        <w:rFonts w:ascii="Wingdings" w:hAnsi="Wingdings" w:hint="default"/>
+        <w:sz w:val="20"/>
+      </w:rPr>
+    </w:lvl>
+    <w:lvl w:ilvl="7" w:tentative="1">
+      <w:start w:val="1"/>
+      <w:numFmt w:val="bullet"/>
+      <w:lvlText w:val=""/>
+      <w:lvlJc w:val="left"/>
+      <w:pPr>
+        <w:tabs>
+          <w:tab w:val="num" w:pos="5760"/>
+        </w:tabs>
+        <w:ind w:left="5760" w:hanging="360"/>
+      </w:pPr>
+      <w:rPr>
+        <w:rFonts w:ascii="Wingdings" w:hAnsi="Wingdings" w:hint="default"/>
+        <w:sz w:val="20"/>
+      </w:rPr>
+    </w:lvl>
+    <w:lvl w:ilvl="8" w:tentative="1">
+      <w:start w:val="1"/>
+      <w:numFmt w:val="bullet"/>
+      <w:lvlText w:val=""/>
+      <w:lvlJc w:val="left"/>
+      <w:pPr>
+        <w:tabs>
+          <w:tab w:val="num" w:pos="6480"/>
+        </w:tabs>
+        <w:ind w:left="6480" w:hanging="360"/>
+      </w:pPr>
+      <w:rPr>
+        <w:rFonts w:ascii="Wingdings" w:hAnsi="Wingdings" w:hint="default"/>
+        <w:sz w:val="20"/>
+      </w:rPr>
+    </w:lvl>
+  </w:abstractNum>
+  <w:abstractNum w:abstractNumId="1" w15:restartNumberingAfterBreak="0">
+    <w:nsid w:val="0B457807"/>
+    <w:multiLevelType w:val="multilevel"/>
+    <w:tmpl w:val="C2B4E806"/>
+    <w:lvl w:ilvl="0">
+      <w:start w:val="1"/>
+      <w:numFmt w:val="bullet"/>
+      <w:lvlText w:val=""/>
+      <w:lvlJc w:val="left"/>
+      <w:pPr>
+        <w:tabs>
+          <w:tab w:val="num" w:pos="720"/>
+        </w:tabs>
+        <w:ind w:left="720" w:hanging="360"/>
+      </w:pPr>
+      <w:rPr>
+        <w:rFonts w:ascii="Symbol" w:hAnsi="Symbol" w:hint="default"/>
+        <w:sz w:val="20"/>
+      </w:rPr>
+    </w:lvl>
+    <w:lvl w:ilvl="1">
+      <w:start w:val="1"/>
+      <w:numFmt w:val="bullet"/>
+      <w:lvlText w:val="o"/>
+      <w:lvlJc w:val="left"/>
+      <w:pPr>
+        <w:tabs>
+          <w:tab w:val="num" w:pos="1440"/>
+        </w:tabs>
+        <w:ind w:left="1440" w:hanging="360"/>
+      </w:pPr>
+      <w:rPr>
+        <w:rFonts w:ascii="Courier New" w:hAnsi="Courier New" w:hint="default"/>
+        <w:sz w:val="20"/>
+      </w:rPr>
+    </w:lvl>
+    <w:lvl w:ilvl="2" w:tentative="1">
+      <w:start w:val="1"/>
+      <w:numFmt w:val="bullet"/>
+      <w:lvlText w:val=""/>
+      <w:lvlJc w:val="left"/>
+      <w:pPr>
+        <w:tabs>
+          <w:tab w:val="num" w:pos="2160"/>
+        </w:tabs>
+        <w:ind w:left="2160" w:hanging="360"/>
+      </w:pPr>
+      <w:rPr>
+        <w:rFonts w:ascii="Wingdings" w:hAnsi="Wingdings" w:hint="default"/>
+        <w:sz w:val="20"/>
+      </w:rPr>
+    </w:lvl>
+    <w:lvl w:ilvl="3" w:tentative="1">
+      <w:start w:val="1"/>
+      <w:numFmt w:val="bullet"/>
+      <w:lvlText w:val=""/>
+      <w:lvlJc w:val="left"/>
+      <w:pPr>
+        <w:tabs>
+          <w:tab w:val="num" w:pos="2880"/>
+        </w:tabs>
+        <w:ind w:left="2880" w:hanging="360"/>
+      </w:pPr>
+      <w:rPr>
+        <w:rFonts w:ascii="Wingdings" w:hAnsi="Wingdings" w:hint="default"/>
+        <w:sz w:val="20"/>
+      </w:rPr>
+    </w:lvl>
+    <w:lvl w:ilvl="4" w:tentative="1">
+      <w:start w:val="1"/>
+      <w:numFmt w:val="bullet"/>
+      <w:lvlText w:val=""/>
+      <w:lvlJc w:val="left"/>
+      <w:pPr>
+        <w:tabs>
+          <w:tab w:val="num" w:pos="3600"/>
+        </w:tabs>
+        <w:ind w:left="3600" w:hanging="360"/>
+      </w:pPr>
+      <w:rPr>
+        <w:rFonts w:ascii="Wingdings" w:hAnsi="Wingdings" w:hint="default"/>
+        <w:sz w:val="20"/>
+      </w:rPr>
+    </w:lvl>
+    <w:lvl w:ilvl="5" w:tentative="1">
+      <w:start w:val="1"/>
+      <w:numFmt w:val="bullet"/>
+      <w:lvlText w:val=""/>
+      <w:lvlJc w:val="left"/>
+      <w:pPr>
+        <w:tabs>
+          <w:tab w:val="num" w:pos="4320"/>
+        </w:tabs>
+        <w:ind w:left="4320" w:hanging="360"/>
+      </w:pPr>
+      <w:rPr>
+        <w:rFonts w:ascii="Wingdings" w:hAnsi="Wingdings" w:hint="default"/>
+        <w:sz w:val="20"/>
+      </w:rPr>
+    </w:lvl>
+    <w:lvl w:ilvl="6" w:tentative="1">
+      <w:start w:val="1"/>
+      <w:numFmt w:val="bullet"/>
+      <w:lvlText w:val=""/>
+      <w:lvlJc w:val="left"/>
+      <w:pPr>
+        <w:tabs>
+          <w:tab w:val="num" w:pos="5040"/>
+        </w:tabs>
+        <w:ind w:left="5040" w:hanging="360"/>
+      </w:pPr>
+      <w:rPr>
+        <w:rFonts w:ascii="Wingdings" w:hAnsi="Wingdings" w:hint="default"/>
+        <w:sz w:val="20"/>
+      </w:rPr>
+    </w:lvl>
+    <w:lvl w:ilvl="7" w:tentative="1">
+      <w:start w:val="1"/>
+      <w:numFmt w:val="bullet"/>
+      <w:lvlText w:val=""/>
+      <w:lvlJc w:val="left"/>
+      <w:pPr>
+        <w:tabs>
+          <w:tab w:val="num" w:pos="5760"/>
+        </w:tabs>
+        <w:ind w:left="5760" w:hanging="360"/>
+      </w:pPr>
+      <w:rPr>
+        <w:rFonts w:ascii="Wingdings" w:hAnsi="Wingdings" w:hint="default"/>
+        <w:sz w:val="20"/>
+      </w:rPr>
+    </w:lvl>
+    <w:lvl w:ilvl="8" w:tentative="1">
+      <w:start w:val="1"/>
+      <w:numFmt w:val="bullet"/>
+      <w:lvlText w:val=""/>
+      <w:lvlJc w:val="left"/>
+      <w:pPr>
+        <w:tabs>
+          <w:tab w:val="num" w:pos="6480"/>
+        </w:tabs>
+        <w:ind w:left="6480" w:hanging="360"/>
+      </w:pPr>
+      <w:rPr>
+        <w:rFonts w:ascii="Wingdings" w:hAnsi="Wingdings" w:hint="default"/>
+        <w:sz w:val="20"/>
+      </w:rPr>
+    </w:lvl>
+  </w:abstractNum>
+  <w:abstractNum w:abstractNumId="2" w15:restartNumberingAfterBreak="0">
+    <w:nsid w:val="13F7215C"/>
+    <w:multiLevelType w:val="hybridMultilevel"/>
+    <w:tmpl w:val="F9B662AC"/>
+    <w:lvl w:ilvl="0" w:tplc="04190001">
+      <w:start w:val="1"/>
+      <w:numFmt w:val="bullet"/>
+      <w:lvlText w:val=""/>
+      <w:lvlJc w:val="left"/>
+      <w:pPr>
+        <w:ind w:left="720" w:hanging="360"/>
+      </w:pPr>
+      <w:rPr>
+        <w:rFonts w:ascii="Symbol" w:hAnsi="Symbol" w:hint="default"/>
+      </w:rPr>
+    </w:lvl>
+    <w:lvl w:ilvl="1" w:tplc="04190003" w:tentative="1">
+      <w:start w:val="1"/>
+      <w:numFmt w:val="bullet"/>
+      <w:lvlText w:val="o"/>
+      <w:lvlJc w:val="left"/>
+      <w:pPr>
+        <w:ind w:left="1440" w:hanging="360"/>
+      </w:pPr>
+      <w:rPr>
+        <w:rFonts w:ascii="Courier New" w:hAnsi="Courier New" w:cs="Courier New" w:hint="default"/>
+      </w:rPr>
+    </w:lvl>
+    <w:lvl w:ilvl="2" w:tplc="04190005" w:tentative="1">
+      <w:start w:val="1"/>
+      <w:numFmt w:val="bullet"/>
+      <w:lvlText w:val=""/>
+      <w:lvlJc w:val="left"/>
+      <w:pPr>
+        <w:ind w:left="2160" w:hanging="360"/>
+      </w:pPr>
+      <w:rPr>
+        <w:rFonts w:ascii="Wingdings" w:hAnsi="Wingdings" w:hint="default"/>
+      </w:rPr>
+    </w:lvl>
+    <w:lvl w:ilvl="3" w:tplc="04190001" w:tentative="1">
+      <w:start w:val="1"/>
+      <w:numFmt w:val="bullet"/>
+      <w:lvlText w:val=""/>
+      <w:lvlJc w:val="left"/>
+      <w:pPr>
+        <w:ind w:left="2880" w:hanging="360"/>
+      </w:pPr>
+      <w:rPr>
+        <w:rFonts w:ascii="Symbol" w:hAnsi="Symbol" w:hint="default"/>
+      </w:rPr>
+    </w:lvl>
+    <w:lvl w:ilvl="4" w:tplc="04190003" w:tentative="1">
+      <w:start w:val="1"/>
+      <w:numFmt w:val="bullet"/>
+      <w:lvlText w:val="o"/>
+      <w:lvlJc w:val="left"/>
+      <w:pPr>
+        <w:ind w:left="3600" w:hanging="360"/>
+      </w:pPr>
+      <w:rPr>
+        <w:rFonts w:ascii="Courier New" w:hAnsi="Courier New" w:cs="Courier New" w:hint="default"/>
+      </w:rPr>
+    </w:lvl>
+    <w:lvl w:ilvl="5" w:tplc="04190005" w:tentative="1">
+      <w:start w:val="1"/>
+      <w:numFmt w:val="bullet"/>
+      <w:lvlText w:val=""/>
+      <w:lvlJc w:val="left"/>
+      <w:pPr>
+        <w:ind w:left="4320" w:hanging="360"/>
+      </w:pPr>
+      <w:rPr>
+        <w:rFonts w:ascii="Wingdings" w:hAnsi="Wingdings" w:hint="default"/>
+      </w:rPr>
+    </w:lvl>
+    <w:lvl w:ilvl="6" w:tplc="04190001" w:tentative="1">
+      <w:start w:val="1"/>
+      <w:numFmt w:val="bullet"/>
+      <w:lvlText w:val=""/>
+      <w:lvlJc w:val="left"/>
+      <w:pPr>
+        <w:ind w:left="5040" w:hanging="360"/>
+      </w:pPr>
+      <w:rPr>
+        <w:rFonts w:ascii="Symbol" w:hAnsi="Symbol" w:hint="default"/>
+      </w:rPr>
+    </w:lvl>
+    <w:lvl w:ilvl="7" w:tplc="04190003" w:tentative="1">
+      <w:start w:val="1"/>
+      <w:numFmt w:val="bullet"/>
+      <w:lvlText w:val="o"/>
+      <w:lvlJc w:val="left"/>
+      <w:pPr>
+        <w:ind w:left="5760" w:hanging="360"/>
+      </w:pPr>
+      <w:rPr>
+        <w:rFonts w:ascii="Courier New" w:hAnsi="Courier New" w:cs="Courier New" w:hint="default"/>
+      </w:rPr>
+    </w:lvl>
+    <w:lvl w:ilvl="8" w:tplc="04190005" w:tentative="1">
+      <w:start w:val="1"/>
+      <w:numFmt w:val="bullet"/>
+      <w:lvlText w:val=""/>
+      <w:lvlJc w:val="left"/>
+      <w:pPr>
+        <w:ind w:left="6480" w:hanging="360"/>
+      </w:pPr>
+      <w:rPr>
+        <w:rFonts w:ascii="Wingdings" w:hAnsi="Wingdings" w:hint="default"/>
+      </w:rPr>
+    </w:lvl>
+  </w:abstractNum>
+  <w:abstractNum w:abstractNumId="3" w15:restartNumberingAfterBreak="0">
+    <w:nsid w:val="1A4C0000"/>
+    <w:multiLevelType w:val="hybridMultilevel"/>
+    <w:tmpl w:val="41BA1202"/>
+    <w:lvl w:ilvl="0" w:tplc="04190001">
+      <w:start w:val="1"/>
+      <w:numFmt w:val="bullet"/>
+      <w:lvlText w:val=""/>
+      <w:lvlJc w:val="left"/>
+      <w:pPr>
+        <w:ind w:left="720" w:hanging="360"/>
+      </w:pPr>
+      <w:rPr>
+        <w:rFonts w:ascii="Symbol" w:hAnsi="Symbol" w:hint="default"/>
+      </w:rPr>
+    </w:lvl>
+    <w:lvl w:ilvl="1" w:tplc="04190003" w:tentative="1">
+      <w:start w:val="1"/>
+      <w:numFmt w:val="bullet"/>
+      <w:lvlText w:val="o"/>
+      <w:lvlJc w:val="left"/>
+      <w:pPr>
+        <w:ind w:left="1440" w:hanging="360"/>
+      </w:pPr>
+      <w:rPr>
+        <w:rFonts w:ascii="Courier New" w:hAnsi="Courier New" w:cs="Courier New" w:hint="default"/>
+      </w:rPr>
+    </w:lvl>
+    <w:lvl w:ilvl="2" w:tplc="04190005" w:tentative="1">
+      <w:start w:val="1"/>
+      <w:numFmt w:val="bullet"/>
+      <w:lvlText w:val=""/>
+      <w:lvlJc w:val="left"/>
+      <w:pPr>
+        <w:ind w:left="2160" w:hanging="360"/>
+      </w:pPr>
+      <w:rPr>
+        <w:rFonts w:ascii="Wingdings" w:hAnsi="Wingdings" w:hint="default"/>
+      </w:rPr>
+    </w:lvl>
+    <w:lvl w:ilvl="3" w:tplc="04190001" w:tentative="1">
+      <w:start w:val="1"/>
+      <w:numFmt w:val="bullet"/>
+      <w:lvlText w:val=""/>
+      <w:lvlJc w:val="left"/>
+      <w:pPr>
+        <w:ind w:left="2880" w:hanging="360"/>
+      </w:pPr>
+      <w:rPr>
+        <w:rFonts w:ascii="Symbol" w:hAnsi="Symbol" w:hint="default"/>
+      </w:rPr>
+    </w:lvl>
+    <w:lvl w:ilvl="4" w:tplc="04190003" w:tentative="1">
+      <w:start w:val="1"/>
+      <w:numFmt w:val="bullet"/>
+      <w:lvlText w:val="o"/>
+      <w:lvlJc w:val="left"/>
+      <w:pPr>
+        <w:ind w:left="3600" w:hanging="360"/>
+      </w:pPr>
+      <w:rPr>
+        <w:rFonts w:ascii="Courier New" w:hAnsi="Courier New" w:cs="Courier New" w:hint="default"/>
+      </w:rPr>
+    </w:lvl>
+    <w:lvl w:ilvl="5" w:tplc="04190005" w:tentative="1">
+      <w:start w:val="1"/>
+      <w:numFmt w:val="bullet"/>
+      <w:lvlText w:val=""/>
+      <w:lvlJc w:val="left"/>
+      <w:pPr>
+        <w:ind w:left="4320" w:hanging="360"/>
+      </w:pPr>
+      <w:rPr>
+        <w:rFonts w:ascii="Wingdings" w:hAnsi="Wingdings" w:hint="default"/>
+      </w:rPr>
+    </w:lvl>
+    <w:lvl w:ilvl="6" w:tplc="04190001" w:tentative="1">
+      <w:start w:val="1"/>
+      <w:numFmt w:val="bullet"/>
+      <w:lvlText w:val=""/>
+      <w:lvlJc w:val="left"/>
+      <w:pPr>
+        <w:ind w:left="5040" w:hanging="360"/>
+      </w:pPr>
+      <w:rPr>
+        <w:rFonts w:ascii="Symbol" w:hAnsi="Symbol" w:hint="default"/>
+      </w:rPr>
+    </w:lvl>
+    <w:lvl w:ilvl="7" w:tplc="04190003" w:tentative="1">
+      <w:start w:val="1"/>
+      <w:numFmt w:val="bullet"/>
+      <w:lvlText w:val="o"/>
+      <w:lvlJc w:val="left"/>
+      <w:pPr>
+        <w:ind w:left="5760" w:hanging="360"/>
+      </w:pPr>
+      <w:rPr>
+        <w:rFonts w:ascii="Courier New" w:hAnsi="Courier New" w:cs="Courier New" w:hint="default"/>
+      </w:rPr>
+    </w:lvl>
+    <w:lvl w:ilvl="8" w:tplc="04190005" w:tentative="1">
+      <w:start w:val="1"/>
+      <w:numFmt w:val="bullet"/>
+      <w:lvlText w:val=""/>
+      <w:lvlJc w:val="left"/>
+      <w:pPr>
+        <w:ind w:left="6480" w:hanging="360"/>
+      </w:pPr>
+      <w:rPr>
+        <w:rFonts w:ascii="Wingdings" w:hAnsi="Wingdings" w:hint="default"/>
+      </w:rPr>
+    </w:lvl>
+  </w:abstractNum>
+  <w:abstractNum w:abstractNumId="4" w15:restartNumberingAfterBreak="0">
     <w:nsid w:val="27D5496B"/>
     <w:multiLevelType w:val="multilevel"/>
     <w:tmpl w:val="8B248C3A"/>
@@ -3398,7 +5181,120 @@
       </w:rPr>
     </w:lvl>
   </w:abstractNum>
-  <w:abstractNum w:abstractNumId="1" w15:restartNumberingAfterBreak="0">
+  <w:abstractNum w:abstractNumId="5" w15:restartNumberingAfterBreak="0">
+    <w:nsid w:val="2843563E"/>
+    <w:multiLevelType w:val="hybridMultilevel"/>
+    <w:tmpl w:val="B24A399E"/>
+    <w:lvl w:ilvl="0" w:tplc="04190001">
+      <w:start w:val="1"/>
+      <w:numFmt w:val="bullet"/>
+      <w:lvlText w:val=""/>
+      <w:lvlJc w:val="left"/>
+      <w:pPr>
+        <w:ind w:left="720" w:hanging="360"/>
+      </w:pPr>
+      <w:rPr>
+        <w:rFonts w:ascii="Symbol" w:hAnsi="Symbol" w:hint="default"/>
+      </w:rPr>
+    </w:lvl>
+    <w:lvl w:ilvl="1" w:tplc="04190003" w:tentative="1">
+      <w:start w:val="1"/>
+      <w:numFmt w:val="bullet"/>
+      <w:lvlText w:val="o"/>
+      <w:lvlJc w:val="left"/>
+      <w:pPr>
+        <w:ind w:left="1440" w:hanging="360"/>
+      </w:pPr>
+      <w:rPr>
+        <w:rFonts w:ascii="Courier New" w:hAnsi="Courier New" w:cs="Courier New" w:hint="default"/>
+      </w:rPr>
+    </w:lvl>
+    <w:lvl w:ilvl="2" w:tplc="04190005" w:tentative="1">
+      <w:start w:val="1"/>
+      <w:numFmt w:val="bullet"/>
+      <w:lvlText w:val=""/>
+      <w:lvlJc w:val="left"/>
+      <w:pPr>
+        <w:ind w:left="2160" w:hanging="360"/>
+      </w:pPr>
+      <w:rPr>
+        <w:rFonts w:ascii="Wingdings" w:hAnsi="Wingdings" w:hint="default"/>
+      </w:rPr>
+    </w:lvl>
+    <w:lvl w:ilvl="3" w:tplc="04190001" w:tentative="1">
+      <w:start w:val="1"/>
+      <w:numFmt w:val="bullet"/>
+      <w:lvlText w:val=""/>
+      <w:lvlJc w:val="left"/>
+      <w:pPr>
+        <w:ind w:left="2880" w:hanging="360"/>
+      </w:pPr>
+      <w:rPr>
+        <w:rFonts w:ascii="Symbol" w:hAnsi="Symbol" w:hint="default"/>
+      </w:rPr>
+    </w:lvl>
+    <w:lvl w:ilvl="4" w:tplc="04190003" w:tentative="1">
+      <w:start w:val="1"/>
+      <w:numFmt w:val="bullet"/>
+      <w:lvlText w:val="o"/>
+      <w:lvlJc w:val="left"/>
+      <w:pPr>
+        <w:ind w:left="3600" w:hanging="360"/>
+      </w:pPr>
+      <w:rPr>
+        <w:rFonts w:ascii="Courier New" w:hAnsi="Courier New" w:cs="Courier New" w:hint="default"/>
+      </w:rPr>
+    </w:lvl>
+    <w:lvl w:ilvl="5" w:tplc="04190005" w:tentative="1">
+      <w:start w:val="1"/>
+      <w:numFmt w:val="bullet"/>
+      <w:lvlText w:val=""/>
+      <w:lvlJc w:val="left"/>
+      <w:pPr>
+        <w:ind w:left="4320" w:hanging="360"/>
+      </w:pPr>
+      <w:rPr>
+        <w:rFonts w:ascii="Wingdings" w:hAnsi="Wingdings" w:hint="default"/>
+      </w:rPr>
+    </w:lvl>
+    <w:lvl w:ilvl="6" w:tplc="04190001" w:tentative="1">
+      <w:start w:val="1"/>
+      <w:numFmt w:val="bullet"/>
+      <w:lvlText w:val=""/>
+      <w:lvlJc w:val="left"/>
+      <w:pPr>
+        <w:ind w:left="5040" w:hanging="360"/>
+      </w:pPr>
+      <w:rPr>
+        <w:rFonts w:ascii="Symbol" w:hAnsi="Symbol" w:hint="default"/>
+      </w:rPr>
+    </w:lvl>
+    <w:lvl w:ilvl="7" w:tplc="04190003" w:tentative="1">
+      <w:start w:val="1"/>
+      <w:numFmt w:val="bullet"/>
+      <w:lvlText w:val="o"/>
+      <w:lvlJc w:val="left"/>
+      <w:pPr>
+        <w:ind w:left="5760" w:hanging="360"/>
+      </w:pPr>
+      <w:rPr>
+        <w:rFonts w:ascii="Courier New" w:hAnsi="Courier New" w:cs="Courier New" w:hint="default"/>
+      </w:rPr>
+    </w:lvl>
+    <w:lvl w:ilvl="8" w:tplc="04190005" w:tentative="1">
+      <w:start w:val="1"/>
+      <w:numFmt w:val="bullet"/>
+      <w:lvlText w:val=""/>
+      <w:lvlJc w:val="left"/>
+      <w:pPr>
+        <w:ind w:left="6480" w:hanging="360"/>
+      </w:pPr>
+      <w:rPr>
+        <w:rFonts w:ascii="Wingdings" w:hAnsi="Wingdings" w:hint="default"/>
+      </w:rPr>
+    </w:lvl>
+  </w:abstractNum>
+  <w:abstractNum w:abstractNumId="6" w15:restartNumberingAfterBreak="0">
     <w:nsid w:val="37BB460B"/>
     <w:multiLevelType w:val="multilevel"/>
     <w:tmpl w:val="8FEA6FD8"/>
@@ -3547,7 +5443,233 @@
       </w:rPr>
     </w:lvl>
   </w:abstractNum>
-  <w:abstractNum w:abstractNumId="2" w15:restartNumberingAfterBreak="0">
+  <w:abstractNum w:abstractNumId="7" w15:restartNumberingAfterBreak="0">
+    <w:nsid w:val="45CF5DC7"/>
+    <w:multiLevelType w:val="hybridMultilevel"/>
+    <w:tmpl w:val="DF041928"/>
+    <w:lvl w:ilvl="0" w:tplc="04190001">
+      <w:start w:val="1"/>
+      <w:numFmt w:val="bullet"/>
+      <w:lvlText w:val=""/>
+      <w:lvlJc w:val="left"/>
+      <w:pPr>
+        <w:ind w:left="720" w:hanging="360"/>
+      </w:pPr>
+      <w:rPr>
+        <w:rFonts w:ascii="Symbol" w:hAnsi="Symbol" w:hint="default"/>
+      </w:rPr>
+    </w:lvl>
+    <w:lvl w:ilvl="1" w:tplc="04190003" w:tentative="1">
+      <w:start w:val="1"/>
+      <w:numFmt w:val="bullet"/>
+      <w:lvlText w:val="o"/>
+      <w:lvlJc w:val="left"/>
+      <w:pPr>
+        <w:ind w:left="1440" w:hanging="360"/>
+      </w:pPr>
+      <w:rPr>
+        <w:rFonts w:ascii="Courier New" w:hAnsi="Courier New" w:cs="Courier New" w:hint="default"/>
+      </w:rPr>
+    </w:lvl>
+    <w:lvl w:ilvl="2" w:tplc="04190005" w:tentative="1">
+      <w:start w:val="1"/>
+      <w:numFmt w:val="bullet"/>
+      <w:lvlText w:val=""/>
+      <w:lvlJc w:val="left"/>
+      <w:pPr>
+        <w:ind w:left="2160" w:hanging="360"/>
+      </w:pPr>
+      <w:rPr>
+        <w:rFonts w:ascii="Wingdings" w:hAnsi="Wingdings" w:hint="default"/>
+      </w:rPr>
+    </w:lvl>
+    <w:lvl w:ilvl="3" w:tplc="04190001" w:tentative="1">
+      <w:start w:val="1"/>
+      <w:numFmt w:val="bullet"/>
+      <w:lvlText w:val=""/>
+      <w:lvlJc w:val="left"/>
+      <w:pPr>
+        <w:ind w:left="2880" w:hanging="360"/>
+      </w:pPr>
+      <w:rPr>
+        <w:rFonts w:ascii="Symbol" w:hAnsi="Symbol" w:hint="default"/>
+      </w:rPr>
+    </w:lvl>
+    <w:lvl w:ilvl="4" w:tplc="04190003" w:tentative="1">
+      <w:start w:val="1"/>
+      <w:numFmt w:val="bullet"/>
+      <w:lvlText w:val="o"/>
+      <w:lvlJc w:val="left"/>
+      <w:pPr>
+        <w:ind w:left="3600" w:hanging="360"/>
+      </w:pPr>
+      <w:rPr>
+        <w:rFonts w:ascii="Courier New" w:hAnsi="Courier New" w:cs="Courier New" w:hint="default"/>
+      </w:rPr>
+    </w:lvl>
+    <w:lvl w:ilvl="5" w:tplc="04190005" w:tentative="1">
+      <w:start w:val="1"/>
+      <w:numFmt w:val="bullet"/>
+      <w:lvlText w:val=""/>
+      <w:lvlJc w:val="left"/>
+      <w:pPr>
+        <w:ind w:left="4320" w:hanging="360"/>
+      </w:pPr>
+      <w:rPr>
+        <w:rFonts w:ascii="Wingdings" w:hAnsi="Wingdings" w:hint="default"/>
+      </w:rPr>
+    </w:lvl>
+    <w:lvl w:ilvl="6" w:tplc="04190001" w:tentative="1">
+      <w:start w:val="1"/>
+      <w:numFmt w:val="bullet"/>
+      <w:lvlText w:val=""/>
+      <w:lvlJc w:val="left"/>
+      <w:pPr>
+        <w:ind w:left="5040" w:hanging="360"/>
+      </w:pPr>
+      <w:rPr>
+        <w:rFonts w:ascii="Symbol" w:hAnsi="Symbol" w:hint="default"/>
+      </w:rPr>
+    </w:lvl>
+    <w:lvl w:ilvl="7" w:tplc="04190003" w:tentative="1">
+      <w:start w:val="1"/>
+      <w:numFmt w:val="bullet"/>
+      <w:lvlText w:val="o"/>
+      <w:lvlJc w:val="left"/>
+      <w:pPr>
+        <w:ind w:left="5760" w:hanging="360"/>
+      </w:pPr>
+      <w:rPr>
+        <w:rFonts w:ascii="Courier New" w:hAnsi="Courier New" w:cs="Courier New" w:hint="default"/>
+      </w:rPr>
+    </w:lvl>
+    <w:lvl w:ilvl="8" w:tplc="04190005" w:tentative="1">
+      <w:start w:val="1"/>
+      <w:numFmt w:val="bullet"/>
+      <w:lvlText w:val=""/>
+      <w:lvlJc w:val="left"/>
+      <w:pPr>
+        <w:ind w:left="6480" w:hanging="360"/>
+      </w:pPr>
+      <w:rPr>
+        <w:rFonts w:ascii="Wingdings" w:hAnsi="Wingdings" w:hint="default"/>
+      </w:rPr>
+    </w:lvl>
+  </w:abstractNum>
+  <w:abstractNum w:abstractNumId="8" w15:restartNumberingAfterBreak="0">
+    <w:nsid w:val="4A7D750C"/>
+    <w:multiLevelType w:val="hybridMultilevel"/>
+    <w:tmpl w:val="3A42568C"/>
+    <w:lvl w:ilvl="0" w:tplc="04190001">
+      <w:start w:val="1"/>
+      <w:numFmt w:val="bullet"/>
+      <w:lvlText w:val=""/>
+      <w:lvlJc w:val="left"/>
+      <w:pPr>
+        <w:ind w:left="720" w:hanging="360"/>
+      </w:pPr>
+      <w:rPr>
+        <w:rFonts w:ascii="Symbol" w:hAnsi="Symbol" w:hint="default"/>
+      </w:rPr>
+    </w:lvl>
+    <w:lvl w:ilvl="1" w:tplc="04190003" w:tentative="1">
+      <w:start w:val="1"/>
+      <w:numFmt w:val="bullet"/>
+      <w:lvlText w:val="o"/>
+      <w:lvlJc w:val="left"/>
+      <w:pPr>
+        <w:ind w:left="1440" w:hanging="360"/>
+      </w:pPr>
+      <w:rPr>
+        <w:rFonts w:ascii="Courier New" w:hAnsi="Courier New" w:cs="Courier New" w:hint="default"/>
+      </w:rPr>
+    </w:lvl>
+    <w:lvl w:ilvl="2" w:tplc="04190005" w:tentative="1">
+      <w:start w:val="1"/>
+      <w:numFmt w:val="bullet"/>
+      <w:lvlText w:val=""/>
+      <w:lvlJc w:val="left"/>
+      <w:pPr>
+        <w:ind w:left="2160" w:hanging="360"/>
+      </w:pPr>
+      <w:rPr>
+        <w:rFonts w:ascii="Wingdings" w:hAnsi="Wingdings" w:hint="default"/>
+      </w:rPr>
+    </w:lvl>
+    <w:lvl w:ilvl="3" w:tplc="04190001" w:tentative="1">
+      <w:start w:val="1"/>
+      <w:numFmt w:val="bullet"/>
+      <w:lvlText w:val=""/>
+      <w:lvlJc w:val="left"/>
+      <w:pPr>
+        <w:ind w:left="2880" w:hanging="360"/>
+      </w:pPr>
+      <w:rPr>
+        <w:rFonts w:ascii="Symbol" w:hAnsi="Symbol" w:hint="default"/>
+      </w:rPr>
+    </w:lvl>
+    <w:lvl w:ilvl="4" w:tplc="04190003" w:tentative="1">
+      <w:start w:val="1"/>
+      <w:numFmt w:val="bullet"/>
+      <w:lvlText w:val="o"/>
+      <w:lvlJc w:val="left"/>
+      <w:pPr>
+        <w:ind w:left="3600" w:hanging="360"/>
+      </w:pPr>
+      <w:rPr>
+        <w:rFonts w:ascii="Courier New" w:hAnsi="Courier New" w:cs="Courier New" w:hint="default"/>
+      </w:rPr>
+    </w:lvl>
+    <w:lvl w:ilvl="5" w:tplc="04190005" w:tentative="1">
+      <w:start w:val="1"/>
+      <w:numFmt w:val="bullet"/>
+      <w:lvlText w:val=""/>
+      <w:lvlJc w:val="left"/>
+      <w:pPr>
+        <w:ind w:left="4320" w:hanging="360"/>
+      </w:pPr>
+      <w:rPr>
+        <w:rFonts w:ascii="Wingdings" w:hAnsi="Wingdings" w:hint="default"/>
+      </w:rPr>
+    </w:lvl>
+    <w:lvl w:ilvl="6" w:tplc="04190001" w:tentative="1">
+      <w:start w:val="1"/>
+      <w:numFmt w:val="bullet"/>
+      <w:lvlText w:val=""/>
+      <w:lvlJc w:val="left"/>
+      <w:pPr>
+        <w:ind w:left="5040" w:hanging="360"/>
+      </w:pPr>
+      <w:rPr>
+        <w:rFonts w:ascii="Symbol" w:hAnsi="Symbol" w:hint="default"/>
+      </w:rPr>
+    </w:lvl>
+    <w:lvl w:ilvl="7" w:tplc="04190003" w:tentative="1">
+      <w:start w:val="1"/>
+      <w:numFmt w:val="bullet"/>
+      <w:lvlText w:val="o"/>
+      <w:lvlJc w:val="left"/>
+      <w:pPr>
+        <w:ind w:left="5760" w:hanging="360"/>
+      </w:pPr>
+      <w:rPr>
+        <w:rFonts w:ascii="Courier New" w:hAnsi="Courier New" w:cs="Courier New" w:hint="default"/>
+      </w:rPr>
+    </w:lvl>
+    <w:lvl w:ilvl="8" w:tplc="04190005" w:tentative="1">
+      <w:start w:val="1"/>
+      <w:numFmt w:val="bullet"/>
+      <w:lvlText w:val=""/>
+      <w:lvlJc w:val="left"/>
+      <w:pPr>
+        <w:ind w:left="6480" w:hanging="360"/>
+      </w:pPr>
+      <w:rPr>
+        <w:rFonts w:ascii="Wingdings" w:hAnsi="Wingdings" w:hint="default"/>
+      </w:rPr>
+    </w:lvl>
+  </w:abstractNum>
+  <w:abstractNum w:abstractNumId="9" w15:restartNumberingAfterBreak="0">
     <w:nsid w:val="54D54349"/>
     <w:multiLevelType w:val="multilevel"/>
     <w:tmpl w:val="F3CEF19E"/>
@@ -3696,7 +5818,7 @@
       </w:rPr>
     </w:lvl>
   </w:abstractNum>
-  <w:abstractNum w:abstractNumId="3" w15:restartNumberingAfterBreak="0">
+  <w:abstractNum w:abstractNumId="10" w15:restartNumberingAfterBreak="0">
     <w:nsid w:val="5657177A"/>
     <w:multiLevelType w:val="multilevel"/>
     <w:tmpl w:val="B010F934"/>
@@ -3845,7 +5967,7 @@
       </w:rPr>
     </w:lvl>
   </w:abstractNum>
-  <w:abstractNum w:abstractNumId="4" w15:restartNumberingAfterBreak="0">
+  <w:abstractNum w:abstractNumId="11" w15:restartNumberingAfterBreak="0">
     <w:nsid w:val="5B9C2C80"/>
     <w:multiLevelType w:val="multilevel"/>
     <w:tmpl w:val="B57AB0CE"/>
@@ -3994,7 +6116,120 @@
       </w:rPr>
     </w:lvl>
   </w:abstractNum>
-  <w:abstractNum w:abstractNumId="5" w15:restartNumberingAfterBreak="0">
+  <w:abstractNum w:abstractNumId="12" w15:restartNumberingAfterBreak="0">
+    <w:nsid w:val="5BD71CBA"/>
+    <w:multiLevelType w:val="hybridMultilevel"/>
+    <w:tmpl w:val="969A1F68"/>
+    <w:lvl w:ilvl="0" w:tplc="04190001">
+      <w:start w:val="1"/>
+      <w:numFmt w:val="bullet"/>
+      <w:lvlText w:val=""/>
+      <w:lvlJc w:val="left"/>
+      <w:pPr>
+        <w:ind w:left="720" w:hanging="360"/>
+      </w:pPr>
+      <w:rPr>
+        <w:rFonts w:ascii="Symbol" w:hAnsi="Symbol" w:hint="default"/>
+      </w:rPr>
+    </w:lvl>
+    <w:lvl w:ilvl="1" w:tplc="04190003" w:tentative="1">
+      <w:start w:val="1"/>
+      <w:numFmt w:val="bullet"/>
+      <w:lvlText w:val="o"/>
+      <w:lvlJc w:val="left"/>
+      <w:pPr>
+        <w:ind w:left="1440" w:hanging="360"/>
+      </w:pPr>
+      <w:rPr>
+        <w:rFonts w:ascii="Courier New" w:hAnsi="Courier New" w:cs="Courier New" w:hint="default"/>
+      </w:rPr>
+    </w:lvl>
+    <w:lvl w:ilvl="2" w:tplc="04190005" w:tentative="1">
+      <w:start w:val="1"/>
+      <w:numFmt w:val="bullet"/>
+      <w:lvlText w:val=""/>
+      <w:lvlJc w:val="left"/>
+      <w:pPr>
+        <w:ind w:left="2160" w:hanging="360"/>
+      </w:pPr>
+      <w:rPr>
+        <w:rFonts w:ascii="Wingdings" w:hAnsi="Wingdings" w:hint="default"/>
+      </w:rPr>
+    </w:lvl>
+    <w:lvl w:ilvl="3" w:tplc="04190001" w:tentative="1">
+      <w:start w:val="1"/>
+      <w:numFmt w:val="bullet"/>
+      <w:lvlText w:val=""/>
+      <w:lvlJc w:val="left"/>
+      <w:pPr>
+        <w:ind w:left="2880" w:hanging="360"/>
+      </w:pPr>
+      <w:rPr>
+        <w:rFonts w:ascii="Symbol" w:hAnsi="Symbol" w:hint="default"/>
+      </w:rPr>
+    </w:lvl>
+    <w:lvl w:ilvl="4" w:tplc="04190003" w:tentative="1">
+      <w:start w:val="1"/>
+      <w:numFmt w:val="bullet"/>
+      <w:lvlText w:val="o"/>
+      <w:lvlJc w:val="left"/>
+      <w:pPr>
+        <w:ind w:left="3600" w:hanging="360"/>
+      </w:pPr>
+      <w:rPr>
+        <w:rFonts w:ascii="Courier New" w:hAnsi="Courier New" w:cs="Courier New" w:hint="default"/>
+      </w:rPr>
+    </w:lvl>
+    <w:lvl w:ilvl="5" w:tplc="04190005" w:tentative="1">
+      <w:start w:val="1"/>
+      <w:numFmt w:val="bullet"/>
+      <w:lvlText w:val=""/>
+      <w:lvlJc w:val="left"/>
+      <w:pPr>
+        <w:ind w:left="4320" w:hanging="360"/>
+      </w:pPr>
+      <w:rPr>
+        <w:rFonts w:ascii="Wingdings" w:hAnsi="Wingdings" w:hint="default"/>
+      </w:rPr>
+    </w:lvl>
+    <w:lvl w:ilvl="6" w:tplc="04190001" w:tentative="1">
+      <w:start w:val="1"/>
+      <w:numFmt w:val="bullet"/>
+      <w:lvlText w:val=""/>
+      <w:lvlJc w:val="left"/>
+      <w:pPr>
+        <w:ind w:left="5040" w:hanging="360"/>
+      </w:pPr>
+      <w:rPr>
+        <w:rFonts w:ascii="Symbol" w:hAnsi="Symbol" w:hint="default"/>
+      </w:rPr>
+    </w:lvl>
+    <w:lvl w:ilvl="7" w:tplc="04190003" w:tentative="1">
+      <w:start w:val="1"/>
+      <w:numFmt w:val="bullet"/>
+      <w:lvlText w:val="o"/>
+      <w:lvlJc w:val="left"/>
+      <w:pPr>
+        <w:ind w:left="5760" w:hanging="360"/>
+      </w:pPr>
+      <w:rPr>
+        <w:rFonts w:ascii="Courier New" w:hAnsi="Courier New" w:cs="Courier New" w:hint="default"/>
+      </w:rPr>
+    </w:lvl>
+    <w:lvl w:ilvl="8" w:tplc="04190005" w:tentative="1">
+      <w:start w:val="1"/>
+      <w:numFmt w:val="bullet"/>
+      <w:lvlText w:val=""/>
+      <w:lvlJc w:val="left"/>
+      <w:pPr>
+        <w:ind w:left="6480" w:hanging="360"/>
+      </w:pPr>
+      <w:rPr>
+        <w:rFonts w:ascii="Wingdings" w:hAnsi="Wingdings" w:hint="default"/>
+      </w:rPr>
+    </w:lvl>
+  </w:abstractNum>
+  <w:abstractNum w:abstractNumId="13" w15:restartNumberingAfterBreak="0">
     <w:nsid w:val="64D80379"/>
     <w:multiLevelType w:val="multilevel"/>
     <w:tmpl w:val="C2B4E806"/>
@@ -4143,7 +6378,269 @@
       </w:rPr>
     </w:lvl>
   </w:abstractNum>
-  <w:abstractNum w:abstractNumId="6" w15:restartNumberingAfterBreak="0">
+  <w:abstractNum w:abstractNumId="14" w15:restartNumberingAfterBreak="0">
+    <w:nsid w:val="710D5ADC"/>
+    <w:multiLevelType w:val="multilevel"/>
+    <w:tmpl w:val="C2B4E806"/>
+    <w:lvl w:ilvl="0">
+      <w:start w:val="1"/>
+      <w:numFmt w:val="bullet"/>
+      <w:lvlText w:val=""/>
+      <w:lvlJc w:val="left"/>
+      <w:pPr>
+        <w:tabs>
+          <w:tab w:val="num" w:pos="720"/>
+        </w:tabs>
+        <w:ind w:left="720" w:hanging="360"/>
+      </w:pPr>
+      <w:rPr>
+        <w:rFonts w:ascii="Symbol" w:hAnsi="Symbol" w:hint="default"/>
+        <w:sz w:val="20"/>
+      </w:rPr>
+    </w:lvl>
+    <w:lvl w:ilvl="1">
+      <w:start w:val="1"/>
+      <w:numFmt w:val="bullet"/>
+      <w:lvlText w:val="o"/>
+      <w:lvlJc w:val="left"/>
+      <w:pPr>
+        <w:tabs>
+          <w:tab w:val="num" w:pos="1440"/>
+        </w:tabs>
+        <w:ind w:left="1440" w:hanging="360"/>
+      </w:pPr>
+      <w:rPr>
+        <w:rFonts w:ascii="Courier New" w:hAnsi="Courier New" w:hint="default"/>
+        <w:sz w:val="20"/>
+      </w:rPr>
+    </w:lvl>
+    <w:lvl w:ilvl="2" w:tentative="1">
+      <w:start w:val="1"/>
+      <w:numFmt w:val="bullet"/>
+      <w:lvlText w:val=""/>
+      <w:lvlJc w:val="left"/>
+      <w:pPr>
+        <w:tabs>
+          <w:tab w:val="num" w:pos="2160"/>
+        </w:tabs>
+        <w:ind w:left="2160" w:hanging="360"/>
+      </w:pPr>
+      <w:rPr>
+        <w:rFonts w:ascii="Wingdings" w:hAnsi="Wingdings" w:hint="default"/>
+        <w:sz w:val="20"/>
+      </w:rPr>
+    </w:lvl>
+    <w:lvl w:ilvl="3" w:tentative="1">
+      <w:start w:val="1"/>
+      <w:numFmt w:val="bullet"/>
+      <w:lvlText w:val=""/>
+      <w:lvlJc w:val="left"/>
+      <w:pPr>
+        <w:tabs>
+          <w:tab w:val="num" w:pos="2880"/>
+        </w:tabs>
+        <w:ind w:left="2880" w:hanging="360"/>
+      </w:pPr>
+      <w:rPr>
+        <w:rFonts w:ascii="Wingdings" w:hAnsi="Wingdings" w:hint="default"/>
+        <w:sz w:val="20"/>
+      </w:rPr>
+    </w:lvl>
+    <w:lvl w:ilvl="4" w:tentative="1">
+      <w:start w:val="1"/>
+      <w:numFmt w:val="bullet"/>
+      <w:lvlText w:val=""/>
+      <w:lvlJc w:val="left"/>
+      <w:pPr>
+        <w:tabs>
+          <w:tab w:val="num" w:pos="3600"/>
+        </w:tabs>
+        <w:ind w:left="3600" w:hanging="360"/>
+      </w:pPr>
+      <w:rPr>
+        <w:rFonts w:ascii="Wingdings" w:hAnsi="Wingdings" w:hint="default"/>
+        <w:sz w:val="20"/>
+      </w:rPr>
+    </w:lvl>
+    <w:lvl w:ilvl="5" w:tentative="1">
+      <w:start w:val="1"/>
+      <w:numFmt w:val="bullet"/>
+      <w:lvlText w:val=""/>
+      <w:lvlJc w:val="left"/>
+      <w:pPr>
+        <w:tabs>
+          <w:tab w:val="num" w:pos="4320"/>
+        </w:tabs>
+        <w:ind w:left="4320" w:hanging="360"/>
+      </w:pPr>
+      <w:rPr>
+        <w:rFonts w:ascii="Wingdings" w:hAnsi="Wingdings" w:hint="default"/>
+        <w:sz w:val="20"/>
+      </w:rPr>
+    </w:lvl>
+    <w:lvl w:ilvl="6" w:tentative="1">
+      <w:start w:val="1"/>
+      <w:numFmt w:val="bullet"/>
+      <w:lvlText w:val=""/>
+      <w:lvlJc w:val="left"/>
+      <w:pPr>
+        <w:tabs>
+          <w:tab w:val="num" w:pos="5040"/>
+        </w:tabs>
+        <w:ind w:left="5040" w:hanging="360"/>
+      </w:pPr>
+      <w:rPr>
+        <w:rFonts w:ascii="Wingdings" w:hAnsi="Wingdings" w:hint="default"/>
+        <w:sz w:val="20"/>
+      </w:rPr>
+    </w:lvl>
+    <w:lvl w:ilvl="7" w:tentative="1">
+      <w:start w:val="1"/>
+      <w:numFmt w:val="bullet"/>
+      <w:lvlText w:val=""/>
+      <w:lvlJc w:val="left"/>
+      <w:pPr>
+        <w:tabs>
+          <w:tab w:val="num" w:pos="5760"/>
+        </w:tabs>
+        <w:ind w:left="5760" w:hanging="360"/>
+      </w:pPr>
+      <w:rPr>
+        <w:rFonts w:ascii="Wingdings" w:hAnsi="Wingdings" w:hint="default"/>
+        <w:sz w:val="20"/>
+      </w:rPr>
+    </w:lvl>
+    <w:lvl w:ilvl="8" w:tentative="1">
+      <w:start w:val="1"/>
+      <w:numFmt w:val="bullet"/>
+      <w:lvlText w:val=""/>
+      <w:lvlJc w:val="left"/>
+      <w:pPr>
+        <w:tabs>
+          <w:tab w:val="num" w:pos="6480"/>
+        </w:tabs>
+        <w:ind w:left="6480" w:hanging="360"/>
+      </w:pPr>
+      <w:rPr>
+        <w:rFonts w:ascii="Wingdings" w:hAnsi="Wingdings" w:hint="default"/>
+        <w:sz w:val="20"/>
+      </w:rPr>
+    </w:lvl>
+  </w:abstractNum>
+  <w:abstractNum w:abstractNumId="15" w15:restartNumberingAfterBreak="0">
+    <w:nsid w:val="77B66408"/>
+    <w:multiLevelType w:val="hybridMultilevel"/>
+    <w:tmpl w:val="8AF0AF82"/>
+    <w:lvl w:ilvl="0" w:tplc="04190001">
+      <w:start w:val="1"/>
+      <w:numFmt w:val="bullet"/>
+      <w:lvlText w:val=""/>
+      <w:lvlJc w:val="left"/>
+      <w:pPr>
+        <w:ind w:left="720" w:hanging="360"/>
+      </w:pPr>
+      <w:rPr>
+        <w:rFonts w:ascii="Symbol" w:hAnsi="Symbol" w:hint="default"/>
+      </w:rPr>
+    </w:lvl>
+    <w:lvl w:ilvl="1" w:tplc="04190003" w:tentative="1">
+      <w:start w:val="1"/>
+      <w:numFmt w:val="bullet"/>
+      <w:lvlText w:val="o"/>
+      <w:lvlJc w:val="left"/>
+      <w:pPr>
+        <w:ind w:left="1440" w:hanging="360"/>
+      </w:pPr>
+      <w:rPr>
+        <w:rFonts w:ascii="Courier New" w:hAnsi="Courier New" w:cs="Courier New" w:hint="default"/>
+      </w:rPr>
+    </w:lvl>
+    <w:lvl w:ilvl="2" w:tplc="04190005" w:tentative="1">
+      <w:start w:val="1"/>
+      <w:numFmt w:val="bullet"/>
+      <w:lvlText w:val=""/>
+      <w:lvlJc w:val="left"/>
+      <w:pPr>
+        <w:ind w:left="2160" w:hanging="360"/>
+      </w:pPr>
+      <w:rPr>
+        <w:rFonts w:ascii="Wingdings" w:hAnsi="Wingdings" w:hint="default"/>
+      </w:rPr>
+    </w:lvl>
+    <w:lvl w:ilvl="3" w:tplc="04190001" w:tentative="1">
+      <w:start w:val="1"/>
+      <w:numFmt w:val="bullet"/>
+      <w:lvlText w:val=""/>
+      <w:lvlJc w:val="left"/>
+      <w:pPr>
+        <w:ind w:left="2880" w:hanging="360"/>
+      </w:pPr>
+      <w:rPr>
+        <w:rFonts w:ascii="Symbol" w:hAnsi="Symbol" w:hint="default"/>
+      </w:rPr>
+    </w:lvl>
+    <w:lvl w:ilvl="4" w:tplc="04190003" w:tentative="1">
+      <w:start w:val="1"/>
+      <w:numFmt w:val="bullet"/>
+      <w:lvlText w:val="o"/>
+      <w:lvlJc w:val="left"/>
+      <w:pPr>
+        <w:ind w:left="3600" w:hanging="360"/>
+      </w:pPr>
+      <w:rPr>
+        <w:rFonts w:ascii="Courier New" w:hAnsi="Courier New" w:cs="Courier New" w:hint="default"/>
+      </w:rPr>
+    </w:lvl>
+    <w:lvl w:ilvl="5" w:tplc="04190005" w:tentative="1">
+      <w:start w:val="1"/>
+      <w:numFmt w:val="bullet"/>
+      <w:lvlText w:val=""/>
+      <w:lvlJc w:val="left"/>
+      <w:pPr>
+        <w:ind w:left="4320" w:hanging="360"/>
+      </w:pPr>
+      <w:rPr>
+        <w:rFonts w:ascii="Wingdings" w:hAnsi="Wingdings" w:hint="default"/>
+      </w:rPr>
+    </w:lvl>
+    <w:lvl w:ilvl="6" w:tplc="04190001" w:tentative="1">
+      <w:start w:val="1"/>
+      <w:numFmt w:val="bullet"/>
+      <w:lvlText w:val=""/>
+      <w:lvlJc w:val="left"/>
+      <w:pPr>
+        <w:ind w:left="5040" w:hanging="360"/>
+      </w:pPr>
+      <w:rPr>
+        <w:rFonts w:ascii="Symbol" w:hAnsi="Symbol" w:hint="default"/>
+      </w:rPr>
+    </w:lvl>
+    <w:lvl w:ilvl="7" w:tplc="04190003" w:tentative="1">
+      <w:start w:val="1"/>
+      <w:numFmt w:val="bullet"/>
+      <w:lvlText w:val="o"/>
+      <w:lvlJc w:val="left"/>
+      <w:pPr>
+        <w:ind w:left="5760" w:hanging="360"/>
+      </w:pPr>
+      <w:rPr>
+        <w:rFonts w:ascii="Courier New" w:hAnsi="Courier New" w:cs="Courier New" w:hint="default"/>
+      </w:rPr>
+    </w:lvl>
+    <w:lvl w:ilvl="8" w:tplc="04190005" w:tentative="1">
+      <w:start w:val="1"/>
+      <w:numFmt w:val="bullet"/>
+      <w:lvlText w:val=""/>
+      <w:lvlJc w:val="left"/>
+      <w:pPr>
+        <w:ind w:left="6480" w:hanging="360"/>
+      </w:pPr>
+      <w:rPr>
+        <w:rFonts w:ascii="Wingdings" w:hAnsi="Wingdings" w:hint="default"/>
+      </w:rPr>
+    </w:lvl>
+  </w:abstractNum>
+  <w:abstractNum w:abstractNumId="16" w15:restartNumberingAfterBreak="0">
     <w:nsid w:val="7B6642F7"/>
     <w:multiLevelType w:val="multilevel"/>
     <w:tmpl w:val="85FA3CCC"/>
@@ -4292,7 +6789,120 @@
       </w:rPr>
     </w:lvl>
   </w:abstractNum>
-  <w:abstractNum w:abstractNumId="7" w15:restartNumberingAfterBreak="0">
+  <w:abstractNum w:abstractNumId="17" w15:restartNumberingAfterBreak="0">
+    <w:nsid w:val="7D3A7BCA"/>
+    <w:multiLevelType w:val="hybridMultilevel"/>
+    <w:tmpl w:val="91ECA412"/>
+    <w:lvl w:ilvl="0" w:tplc="04190001">
+      <w:start w:val="1"/>
+      <w:numFmt w:val="bullet"/>
+      <w:lvlText w:val=""/>
+      <w:lvlJc w:val="left"/>
+      <w:pPr>
+        <w:ind w:left="720" w:hanging="360"/>
+      </w:pPr>
+      <w:rPr>
+        <w:rFonts w:ascii="Symbol" w:hAnsi="Symbol" w:hint="default"/>
+      </w:rPr>
+    </w:lvl>
+    <w:lvl w:ilvl="1" w:tplc="04190003" w:tentative="1">
+      <w:start w:val="1"/>
+      <w:numFmt w:val="bullet"/>
+      <w:lvlText w:val="o"/>
+      <w:lvlJc w:val="left"/>
+      <w:pPr>
+        <w:ind w:left="1440" w:hanging="360"/>
+      </w:pPr>
+      <w:rPr>
+        <w:rFonts w:ascii="Courier New" w:hAnsi="Courier New" w:cs="Courier New" w:hint="default"/>
+      </w:rPr>
+    </w:lvl>
+    <w:lvl w:ilvl="2" w:tplc="04190005" w:tentative="1">
+      <w:start w:val="1"/>
+      <w:numFmt w:val="bullet"/>
+      <w:lvlText w:val=""/>
+      <w:lvlJc w:val="left"/>
+      <w:pPr>
+        <w:ind w:left="2160" w:hanging="360"/>
+      </w:pPr>
+      <w:rPr>
+        <w:rFonts w:ascii="Wingdings" w:hAnsi="Wingdings" w:hint="default"/>
+      </w:rPr>
+    </w:lvl>
+    <w:lvl w:ilvl="3" w:tplc="04190001" w:tentative="1">
+      <w:start w:val="1"/>
+      <w:numFmt w:val="bullet"/>
+      <w:lvlText w:val=""/>
+      <w:lvlJc w:val="left"/>
+      <w:pPr>
+        <w:ind w:left="2880" w:hanging="360"/>
+      </w:pPr>
+      <w:rPr>
+        <w:rFonts w:ascii="Symbol" w:hAnsi="Symbol" w:hint="default"/>
+      </w:rPr>
+    </w:lvl>
+    <w:lvl w:ilvl="4" w:tplc="04190003" w:tentative="1">
+      <w:start w:val="1"/>
+      <w:numFmt w:val="bullet"/>
+      <w:lvlText w:val="o"/>
+      <w:lvlJc w:val="left"/>
+      <w:pPr>
+        <w:ind w:left="3600" w:hanging="360"/>
+      </w:pPr>
+      <w:rPr>
+        <w:rFonts w:ascii="Courier New" w:hAnsi="Courier New" w:cs="Courier New" w:hint="default"/>
+      </w:rPr>
+    </w:lvl>
+    <w:lvl w:ilvl="5" w:tplc="04190005" w:tentative="1">
+      <w:start w:val="1"/>
+      <w:numFmt w:val="bullet"/>
+      <w:lvlText w:val=""/>
+      <w:lvlJc w:val="left"/>
+      <w:pPr>
+        <w:ind w:left="4320" w:hanging="360"/>
+      </w:pPr>
+      <w:rPr>
+        <w:rFonts w:ascii="Wingdings" w:hAnsi="Wingdings" w:hint="default"/>
+      </w:rPr>
+    </w:lvl>
+    <w:lvl w:ilvl="6" w:tplc="04190001" w:tentative="1">
+      <w:start w:val="1"/>
+      <w:numFmt w:val="bullet"/>
+      <w:lvlText w:val=""/>
+      <w:lvlJc w:val="left"/>
+      <w:pPr>
+        <w:ind w:left="5040" w:hanging="360"/>
+      </w:pPr>
+      <w:rPr>
+        <w:rFonts w:ascii="Symbol" w:hAnsi="Symbol" w:hint="default"/>
+      </w:rPr>
+    </w:lvl>
+    <w:lvl w:ilvl="7" w:tplc="04190003" w:tentative="1">
+      <w:start w:val="1"/>
+      <w:numFmt w:val="bullet"/>
+      <w:lvlText w:val="o"/>
+      <w:lvlJc w:val="left"/>
+      <w:pPr>
+        <w:ind w:left="5760" w:hanging="360"/>
+      </w:pPr>
+      <w:rPr>
+        <w:rFonts w:ascii="Courier New" w:hAnsi="Courier New" w:cs="Courier New" w:hint="default"/>
+      </w:rPr>
+    </w:lvl>
+    <w:lvl w:ilvl="8" w:tplc="04190005" w:tentative="1">
+      <w:start w:val="1"/>
+      <w:numFmt w:val="bullet"/>
+      <w:lvlText w:val=""/>
+      <w:lvlJc w:val="left"/>
+      <w:pPr>
+        <w:ind w:left="6480" w:hanging="360"/>
+      </w:pPr>
+      <w:rPr>
+        <w:rFonts w:ascii="Wingdings" w:hAnsi="Wingdings" w:hint="default"/>
+      </w:rPr>
+    </w:lvl>
+  </w:abstractNum>
+  <w:abstractNum w:abstractNumId="18" w15:restartNumberingAfterBreak="0">
     <w:nsid w:val="7D4D48F3"/>
     <w:multiLevelType w:val="multilevel"/>
     <w:tmpl w:val="9FB0C608"/>
@@ -4442,28 +7052,61 @@
     </w:lvl>
   </w:abstractNum>
   <w:num w:numId="1">
+    <w:abstractNumId w:val="9"/>
+  </w:num>
+  <w:num w:numId="2">
+    <w:abstractNumId w:val="16"/>
+  </w:num>
+  <w:num w:numId="3">
+    <w:abstractNumId w:val="10"/>
+  </w:num>
+  <w:num w:numId="4">
+    <w:abstractNumId w:val="13"/>
+  </w:num>
+  <w:num w:numId="5">
+    <w:abstractNumId w:val="11"/>
+  </w:num>
+  <w:num w:numId="6">
+    <w:abstractNumId w:val="6"/>
+  </w:num>
+  <w:num w:numId="7">
+    <w:abstractNumId w:val="4"/>
+  </w:num>
+  <w:num w:numId="8">
+    <w:abstractNumId w:val="18"/>
+  </w:num>
+  <w:num w:numId="9">
+    <w:abstractNumId w:val="7"/>
+  </w:num>
+  <w:num w:numId="10">
+    <w:abstractNumId w:val="8"/>
+  </w:num>
+  <w:num w:numId="11">
+    <w:abstractNumId w:val="15"/>
+  </w:num>
+  <w:num w:numId="12">
+    <w:abstractNumId w:val="5"/>
+  </w:num>
+  <w:num w:numId="13">
+    <w:abstractNumId w:val="12"/>
+  </w:num>
+  <w:num w:numId="14">
+    <w:abstractNumId w:val="17"/>
+  </w:num>
+  <w:num w:numId="15">
+    <w:abstractNumId w:val="3"/>
+  </w:num>
+  <w:num w:numId="16">
     <w:abstractNumId w:val="2"/>
   </w:num>
-  <w:num w:numId="2">
-    <w:abstractNumId w:val="6"/>
+  <w:num w:numId="17">
+    <w:abstractNumId w:val="14"/>
   </w:num>
-  <w:num w:numId="3">
-    <w:abstractNumId w:val="3"/>
-  </w:num>
-  <w:num w:numId="4">
-    <w:abstractNumId w:val="5"/>
-  </w:num>
-  <w:num w:numId="5">
-    <w:abstractNumId w:val="4"/>
-  </w:num>
-  <w:num w:numId="6">
-    <w:abstractNumId w:val="1"/>
-  </w:num>
-  <w:num w:numId="7">
+  <w:num w:numId="18">
     <w:abstractNumId w:val="0"/>
   </w:num>
-  <w:num w:numId="8">
-    <w:abstractNumId w:val="7"/>
+  <w:num w:numId="19">
+    <w:abstractNumId w:val="1"/>
   </w:num>
 </w:numbering>
 </file>
@@ -4870,7 +7513,6 @@
   <w:style w:type="character" w:default="1" w:styleId="a0">
     <w:name w:val="Default Paragraph Font"/>
     <w:uiPriority w:val="1"/>
-    <w:semiHidden/>
     <w:unhideWhenUsed/>
   </w:style>
   <w:style w:type="table" w:default="1" w:styleId="a1">
@@ -4893,6 +7535,69 @@
     <w:uiPriority w:val="99"/>
     <w:semiHidden/>
     <w:unhideWhenUsed/>
+  </w:style>
+  <w:style w:type="paragraph" w:styleId="a3">
+    <w:name w:val="List Paragraph"/>
+    <w:basedOn w:val="a"/>
+    <w:uiPriority w:val="34"/>
+    <w:qFormat/>
+    <w:rsid w:val="00E00A25"/>
+    <w:pPr>
+      <w:ind w:left="720"/>
+      <w:contextualSpacing/>
+    </w:pPr>
+  </w:style>
+  <w:style w:type="paragraph" w:styleId="a4">
+    <w:name w:val="Normal (Web)"/>
+    <w:basedOn w:val="a"/>
+    <w:uiPriority w:val="99"/>
+    <w:unhideWhenUsed/>
+    <w:rsid w:val="00314725"/>
+    <w:pPr>
+      <w:spacing w:before="100" w:beforeAutospacing="1" w:after="100" w:afterAutospacing="1" w:line="240" w:lineRule="auto"/>
+    </w:pPr>
+    <w:rPr>
+      <w:rFonts w:ascii="Times New Roman" w:eastAsia="Times New Roman" w:hAnsi="Times New Roman" w:cs="Times New Roman"/>
+      <w:sz w:val="24"/>
+      <w:szCs w:val="24"/>
+      <w:lang w:eastAsia="ru-RU"/>
+    </w:rPr>
+  </w:style>
+  <w:style w:type="character" w:styleId="HTML">
+    <w:name w:val="HTML Code"/>
+    <w:basedOn w:val="a0"/>
+    <w:uiPriority w:val="99"/>
+    <w:semiHidden/>
+    <w:unhideWhenUsed/>
+    <w:rsid w:val="00314725"/>
+    <w:rPr>
+      <w:rFonts w:ascii="Courier New" w:eastAsia="Times New Roman" w:hAnsi="Courier New" w:cs="Courier New"/>
+      <w:sz w:val="20"/>
+      <w:szCs w:val="20"/>
+    </w:rPr>
+  </w:style>
+  <w:style w:type="character" w:styleId="a5">
+    <w:name w:val="Hyperlink"/>
+    <w:basedOn w:val="a0"/>
+    <w:uiPriority w:val="99"/>
+    <w:unhideWhenUsed/>
+    <w:rsid w:val="00314725"/>
+    <w:rPr>
+      <w:color w:val="0563C1" w:themeColor="hyperlink"/>
+      <w:u w:val="single"/>
+    </w:rPr>
+  </w:style>
+  <w:style w:type="character" w:styleId="a6">
+    <w:name w:val="Unresolved Mention"/>
+    <w:basedOn w:val="a0"/>
+    <w:uiPriority w:val="99"/>
+    <w:semiHidden/>
+    <w:unhideWhenUsed/>
+    <w:rsid w:val="00314725"/>
+    <w:rPr>
+      <w:color w:val="605E5C"/>
+      <w:shd w:val="clear" w:color="auto" w:fill="E1DFDD"/>
+    </w:rPr>
   </w:style>
 </w:styles>
 </file>
@@ -5190,4 +7895,16 @@
     </a:ext>
   </a:extLst>
 </a:theme>
+</file>
+
+<file path=customXml/item1.xml><?xml version="1.0" encoding="utf-8"?>
+<b:Sources xmlns:b="http://schemas.openxmlformats.org/officeDocument/2006/bibliography" xmlns="http://schemas.openxmlformats.org/officeDocument/2006/bibliography" SelectedStyle="\APASixthEditionOfficeOnline.xsl" StyleName="APA" Version="6"/>
+</file>
+
+<file path=customXml/itemProps1.xml><?xml version="1.0" encoding="utf-8"?>
+<ds:datastoreItem xmlns:ds="http://schemas.openxmlformats.org/officeDocument/2006/customXml" ds:itemID="{513032C8-7C76-47EF-ABFC-0EBF50CA541B}">
+  <ds:schemaRefs>
+    <ds:schemaRef ds:uri="http://schemas.openxmlformats.org/officeDocument/2006/bibliography"/>
+  </ds:schemaRefs>
+</ds:datastoreItem>
 </file>